--- a/docs/run-guides/COMP8851_Eight_Model_Reproduction_Run_Guide_Updated.docx
+++ b/docs/run-guides/COMP8851_Eight_Model_Reproduction_Run_Guide_Updated.docx
@@ -4,66 +4,152 @@
   <w:body>
     <w:p>
       <w:pPr>
-        <w:pStyle w:val="Title"/>
-        <w:jc w:val="left"/>
+        <w:spacing w:before="180" w:after="100"/>
       </w:pPr>
       <w:r>
-        <w:t>COMP8851 Eight-Model Reproduction Run Guide</w:t>
+        <w:rPr>
+          <w:rFonts w:ascii="Calibri" w:hAnsi="Calibri"/>
+          <w:b/>
+          <w:color w:val="0B2545"/>
+          <w:sz w:val="48"/>
+        </w:rPr>
+        <w:t>Eight-Model Reproduction Run Guide</w:t>
       </w:r>
     </w:p>
     <w:p>
       <w:pPr>
-        <w:pStyle w:val="Subtitle"/>
+        <w:spacing w:after="260"/>
       </w:pPr>
       <w:r>
-        <w:t>Author reproduction first; unified adaptation only after the repository passes the feasibility gate</w:t>
+        <w:rPr>
+          <w:rFonts w:ascii="Calibri" w:hAnsi="Calibri"/>
+          <w:color w:val="5F6B7A"/>
+          <w:sz w:val="25"/>
+        </w:rPr>
+        <w:t>Universal workflow for author-mode evidence, controlled runs and team handoff</w:t>
+      </w:r>
+    </w:p>
+    <w:p>
+      <w:pPr>
+        <w:spacing w:after="40"/>
+      </w:pPr>
+      <w:r>
+        <w:rPr>
+          <w:rFonts w:ascii="Calibri" w:hAnsi="Calibri"/>
+          <w:b/>
+          <w:color w:val="0B2545"/>
+          <w:sz w:val="20"/>
+        </w:rPr>
+        <w:t xml:space="preserve">Prepared for: </w:t>
+      </w:r>
+      <w:r>
+        <w:rPr>
+          <w:rFonts w:ascii="Calibri" w:hAnsi="Calibri"/>
+          <w:color w:val="0B2545"/>
+          <w:sz w:val="20"/>
+        </w:rPr>
+        <w:t>COMP8851 project team and Dr Venus Haghighi</w:t>
+      </w:r>
+    </w:p>
+    <w:p>
+      <w:pPr>
+        <w:spacing w:after="40"/>
+      </w:pPr>
+      <w:r>
+        <w:rPr>
+          <w:rFonts w:ascii="Calibri" w:hAnsi="Calibri"/>
+          <w:b/>
+          <w:color w:val="0B2545"/>
+          <w:sz w:val="20"/>
+        </w:rPr>
+        <w:t xml:space="preserve">Updated: </w:t>
+      </w:r>
+      <w:r>
+        <w:rPr>
+          <w:rFonts w:ascii="Calibri" w:hAnsi="Calibri"/>
+          <w:color w:val="0B2545"/>
+          <w:sz w:val="20"/>
+        </w:rPr>
+        <w:t>8 September 2026</w:t>
+      </w:r>
+    </w:p>
+    <w:p>
+      <w:pPr>
+        <w:spacing w:after="40"/>
+      </w:pPr>
+      <w:r>
+        <w:rPr>
+          <w:rFonts w:ascii="Calibri" w:hAnsi="Calibri"/>
+          <w:b/>
+          <w:color w:val="0B2545"/>
+          <w:sz w:val="20"/>
+        </w:rPr>
+        <w:t xml:space="preserve">Status: </w:t>
+      </w:r>
+      <w:r>
+        <w:rPr>
+          <w:rFonts w:ascii="Calibri" w:hAnsi="Calibri"/>
+          <w:color w:val="0B2545"/>
+          <w:sz w:val="20"/>
+        </w:rPr>
+        <w:t>Operational guide v2 — use with the Master Execution Plan</w:t>
       </w:r>
     </w:p>
     <w:tbl>
       <w:tblPr>
-        <w:tblStyle w:val="TableGrid"/>
         <w:tblW w:type="dxa" w:w="9360"/>
         <w:jc w:val="left"/>
         <w:tblLayout w:type="fixed"/>
         <w:tblLook w:firstColumn="1" w:firstRow="1" w:lastColumn="0" w:lastRow="0" w:noHBand="0" w:noVBand="1" w:val="04A0"/>
         <w:tblInd w:w="120" w:type="dxa"/>
+        <w:tblBorders>
+          <w:top w:val="single" w:sz="6" w:space="0" w:color="B7C3D0"/>
+          <w:left w:val="single" w:sz="6" w:space="0" w:color="B7C3D0"/>
+          <w:bottom w:val="single" w:sz="6" w:space="0" w:color="B7C3D0"/>
+          <w:right w:val="single" w:sz="6" w:space="0" w:color="B7C3D0"/>
+          <w:insideH w:val="single" w:sz="6" w:space="0" w:color="B7C3D0"/>
+          <w:insideV w:val="single" w:sz="6" w:space="0" w:color="B7C3D0"/>
+        </w:tblBorders>
       </w:tblPr>
       <w:tblGrid>
         <w:gridCol w:w="9360"/>
       </w:tblGrid>
       <w:tr>
+        <w:trPr>
+          <w:cantSplit/>
+        </w:trPr>
         <w:tc>
           <w:tcPr>
             <w:tcW w:type="dxa" w:w="9360"/>
-            <w:vAlign w:val="center"/>
             <w:tcMar>
               <w:top w:w="80" w:type="dxa"/>
               <w:start w:w="120" w:type="dxa"/>
               <w:bottom w:w="80" w:type="dxa"/>
               <w:end w:w="120" w:type="dxa"/>
             </w:tcMar>
-            <w:shd w:fill="E7F4EA" w:val="clear"/>
+            <w:vAlign w:val="center"/>
+            <w:shd w:fill="EAF4EA"/>
           </w:tcPr>
           <w:p>
             <w:pPr>
-              <w:spacing w:after="0"/>
+              <w:pStyle w:val="TableText"/>
             </w:pPr>
             <w:r>
               <w:rPr>
                 <w:rFonts w:ascii="Calibri" w:hAnsi="Calibri"/>
                 <w:b/>
-                <w:color w:val="1F4D78"/>
-                <w:sz w:val="21"/>
+                <w:color w:val="0B2545"/>
+                <w:sz w:val="19"/>
               </w:rPr>
-              <w:t xml:space="preserve">Roster: </w:t>
+              <w:t xml:space="preserve">Core rule: </w:t>
             </w:r>
             <w:r>
               <w:rPr>
                 <w:rFonts w:ascii="Calibri" w:hAnsi="Calibri"/>
                 <w:color w:val="0B2545"/>
-                <w:sz w:val="21"/>
+                <w:sz w:val="19"/>
               </w:rPr>
-              <w:t>CARE-GNN, FRAUDRE, PC-GNN, BWGNN, GHRN, SplitGNN, PMP and DGA-GNN. Run GADBench and BOND only as benchmark-design references.</w:t>
+              <w:t>Every team member follows this same guide. Model-specific environments may differ; comparison-critical data, evaluator, hardware, seeds, timing and selection rules must not.</w:t>
             </w:r>
           </w:p>
         </w:tc>
@@ -74,51 +160,87 @@
         <w:spacing w:after="0"/>
       </w:pPr>
     </w:p>
+    <w:p>
+      <w:pPr>
+        <w:spacing w:after="120"/>
+      </w:pPr>
+      <w:r>
+        <w:rPr>
+          <w:rFonts w:ascii="Calibri" w:hAnsi="Calibri"/>
+          <w:b/>
+          <w:color w:val="0B2545"/>
+        </w:rPr>
+        <w:t xml:space="preserve">Team repository: </w:t>
+      </w:r>
+      <w:hyperlink r:id="rId11">
+        <w:r>
+          <w:rPr>
+            <w:color w:val="0563C1"/>
+            <w:u w:val="single"/>
+            <w:sz w:val="20"/>
+            <w:rFonts w:ascii="Calibri" w:hAnsi="Calibri"/>
+          </w:rPr>
+          <w:t>https://github.com/marufkhan09/COMP8851-fraud-dataset-analysis</w:t>
+        </w:r>
+      </w:hyperlink>
+    </w:p>
+    <w:p>
+      <w:pPr>
+        <w:pStyle w:val="Heading1"/>
+      </w:pPr>
+      <w:r>
+        <w:t>1. Eight models in scope</w:t>
+      </w:r>
+    </w:p>
     <w:tbl>
       <w:tblPr>
-        <w:tblStyle w:val="TableGrid"/>
-        <w:tblW w:type="dxa" w:w="14544"/>
+        <w:tblW w:type="dxa" w:w="9360"/>
         <w:jc w:val="left"/>
         <w:tblLayout w:type="fixed"/>
         <w:tblLook w:firstColumn="1" w:firstRow="1" w:lastColumn="0" w:lastRow="0" w:noHBand="0" w:noVBand="1" w:val="04A0"/>
         <w:tblInd w:w="120" w:type="dxa"/>
+        <w:tblBorders>
+          <w:top w:val="single" w:sz="6" w:space="0" w:color="B7C3D0"/>
+          <w:left w:val="single" w:sz="6" w:space="0" w:color="B7C3D0"/>
+          <w:bottom w:val="single" w:sz="6" w:space="0" w:color="B7C3D0"/>
+          <w:right w:val="single" w:sz="6" w:space="0" w:color="B7C3D0"/>
+          <w:insideH w:val="single" w:sz="6" w:space="0" w:color="B7C3D0"/>
+          <w:insideV w:val="single" w:sz="6" w:space="0" w:color="B7C3D0"/>
+        </w:tblBorders>
       </w:tblPr>
       <w:tblGrid>
-        <w:gridCol w:w="1250"/>
-        <w:gridCol w:w="1900"/>
-        <w:gridCol w:w="3450"/>
-        <w:gridCol w:w="3050"/>
-        <w:gridCol w:w="3500"/>
-        <w:gridCol w:w="1394"/>
+        <w:gridCol w:w="1500"/>
+        <w:gridCol w:w="1100"/>
+        <w:gridCol w:w="2750"/>
+        <w:gridCol w:w="4010"/>
       </w:tblGrid>
       <w:tr>
         <w:trPr>
+          <w:cantSplit/>
           <w:tblHeader w:val="true"/>
         </w:trPr>
         <w:tc>
           <w:tcPr>
-            <w:tcW w:type="dxa" w:w="1250"/>
-            <w:vAlign w:val="center"/>
+            <w:tcW w:type="dxa" w:w="1500"/>
             <w:tcMar>
               <w:top w:w="80" w:type="dxa"/>
               <w:start w:w="120" w:type="dxa"/>
               <w:bottom w:w="80" w:type="dxa"/>
               <w:end w:w="120" w:type="dxa"/>
             </w:tcMar>
-            <w:shd w:fill="1F4D78" w:val="clear"/>
+            <w:vAlign w:val="center"/>
+            <w:shd w:fill="E8EEF5"/>
           </w:tcPr>
           <w:p>
             <w:pPr>
-              <w:spacing w:before="0" w:after="0" w:line="259" w:lineRule="auto"/>
-              <w:jc w:val="center"/>
+              <w:pStyle w:val="TableText"/>
             </w:pPr>
-            <w:r/>
             <w:r>
               <w:rPr>
                 <w:rFonts w:ascii="Calibri" w:hAnsi="Calibri"/>
                 <w:b/>
-                <w:color w:val="FFFFFF"/>
-                <w:sz w:val="16"/>
+                <w:color w:val="0B2545"/>
+                <w:sz w:val="18"/>
               </w:rPr>
               <w:t>Model</w:t>
             </w:r>
@@ -126,146 +248,82 @@
         </w:tc>
         <w:tc>
           <w:tcPr>
-            <w:tcW w:type="dxa" w:w="1900"/>
-            <w:vAlign w:val="center"/>
+            <w:tcW w:type="dxa" w:w="1100"/>
             <w:tcMar>
               <w:top w:w="80" w:type="dxa"/>
               <w:start w:w="120" w:type="dxa"/>
               <w:bottom w:w="80" w:type="dxa"/>
               <w:end w:w="120" w:type="dxa"/>
             </w:tcMar>
-            <w:shd w:fill="1F4D78" w:val="clear"/>
+            <w:vAlign w:val="center"/>
+            <w:shd w:fill="E8EEF5"/>
           </w:tcPr>
           <w:p>
             <w:pPr>
-              <w:spacing w:before="0" w:after="0" w:line="259" w:lineRule="auto"/>
-              <w:jc w:val="center"/>
+              <w:pStyle w:val="TableText"/>
             </w:pPr>
-            <w:r/>
             <w:r>
               <w:rPr>
                 <w:rFonts w:ascii="Calibri" w:hAnsi="Calibri"/>
                 <w:b/>
-                <w:color w:val="FFFFFF"/>
-                <w:sz w:val="16"/>
+                <w:color w:val="0B2545"/>
+                <w:sz w:val="18"/>
               </w:rPr>
-              <w:t>Native datasets</w:t>
+              <w:t>Year</w:t>
             </w:r>
           </w:p>
         </w:tc>
         <w:tc>
           <w:tcPr>
-            <w:tcW w:type="dxa" w:w="3450"/>
-            <w:vAlign w:val="center"/>
+            <w:tcW w:type="dxa" w:w="2750"/>
             <w:tcMar>
               <w:top w:w="80" w:type="dxa"/>
               <w:start w:w="120" w:type="dxa"/>
               <w:bottom w:w="80" w:type="dxa"/>
               <w:end w:w="120" w:type="dxa"/>
             </w:tcMar>
-            <w:shd w:fill="1F4D78" w:val="clear"/>
+            <w:vAlign w:val="center"/>
+            <w:shd w:fill="E8EEF5"/>
           </w:tcPr>
           <w:p>
             <w:pPr>
-              <w:spacing w:before="0" w:after="0" w:line="259" w:lineRule="auto"/>
-              <w:jc w:val="center"/>
+              <w:pStyle w:val="TableText"/>
             </w:pPr>
-            <w:r/>
             <w:r>
               <w:rPr>
                 <w:rFonts w:ascii="Calibri" w:hAnsi="Calibri"/>
                 <w:b/>
-                <w:color w:val="FFFFFF"/>
-                <w:sz w:val="16"/>
+                <w:color w:val="0B2545"/>
+                <w:sz w:val="18"/>
               </w:rPr>
-              <w:t>First author-repository run</w:t>
+              <w:t>Primary mechanism</w:t>
             </w:r>
           </w:p>
         </w:tc>
         <w:tc>
           <w:tcPr>
-            <w:tcW w:type="dxa" w:w="3050"/>
-            <w:vAlign w:val="center"/>
+            <w:tcW w:type="dxa" w:w="4010"/>
             <w:tcMar>
               <w:top w:w="80" w:type="dxa"/>
               <w:start w:w="120" w:type="dxa"/>
               <w:bottom w:w="80" w:type="dxa"/>
               <w:end w:w="120" w:type="dxa"/>
             </w:tcMar>
-            <w:shd w:fill="1F4D78" w:val="clear"/>
+            <w:vAlign w:val="center"/>
+            <w:shd w:fill="E8EEF5"/>
           </w:tcPr>
           <w:p>
             <w:pPr>
-              <w:spacing w:before="0" w:after="0" w:line="259" w:lineRule="auto"/>
-              <w:jc w:val="center"/>
+              <w:pStyle w:val="TableText"/>
             </w:pPr>
-            <w:r/>
             <w:r>
               <w:rPr>
                 <w:rFonts w:ascii="Calibri" w:hAnsi="Calibri"/>
                 <w:b/>
-                <w:color w:val="FFFFFF"/>
-                <w:sz w:val="16"/>
+                <w:color w:val="0B2545"/>
+                <w:sz w:val="18"/>
               </w:rPr>
-              <w:t>Evidence to save</w:t>
-            </w:r>
-          </w:p>
-        </w:tc>
-        <w:tc>
-          <w:tcPr>
-            <w:tcW w:type="dxa" w:w="3500"/>
-            <w:vAlign w:val="center"/>
-            <w:tcMar>
-              <w:top w:w="80" w:type="dxa"/>
-              <w:start w:w="120" w:type="dxa"/>
-              <w:bottom w:w="80" w:type="dxa"/>
-              <w:end w:w="120" w:type="dxa"/>
-            </w:tcMar>
-            <w:shd w:fill="1F4D78" w:val="clear"/>
-          </w:tcPr>
-          <w:p>
-            <w:pPr>
-              <w:spacing w:before="0" w:after="0" w:line="259" w:lineRule="auto"/>
-              <w:jc w:val="center"/>
-            </w:pPr>
-            <w:r/>
-            <w:r>
-              <w:rPr>
-                <w:rFonts w:ascii="Calibri" w:hAnsi="Calibri"/>
-                <w:b/>
-                <w:color w:val="FFFFFF"/>
-                <w:sz w:val="16"/>
-              </w:rPr>
-              <w:t>Critical feasibility/adaptation note</w:t>
-            </w:r>
-          </w:p>
-        </w:tc>
-        <w:tc>
-          <w:tcPr>
-            <w:tcW w:type="dxa" w:w="1394"/>
-            <w:vAlign w:val="center"/>
-            <w:tcMar>
-              <w:top w:w="80" w:type="dxa"/>
-              <w:start w:w="120" w:type="dxa"/>
-              <w:bottom w:w="80" w:type="dxa"/>
-              <w:end w:w="120" w:type="dxa"/>
-            </w:tcMar>
-            <w:shd w:fill="1F4D78" w:val="clear"/>
-          </w:tcPr>
-          <w:p>
-            <w:pPr>
-              <w:spacing w:before="0" w:after="0" w:line="259" w:lineRule="auto"/>
-              <w:jc w:val="center"/>
-            </w:pPr>
-            <w:r/>
-            <w:r>
-              <w:rPr>
-                <w:rFonts w:ascii="Calibri" w:hAnsi="Calibri"/>
-                <w:b/>
-                <w:color w:val="FFFFFF"/>
-                <w:sz w:val="16"/>
-              </w:rPr>
-              <w:t>Official code</w:t>
+              <w:t>Official-repository dataset path</w:t>
             </w:r>
           </w:p>
         </w:tc>
@@ -276,20 +334,24 @@
         </w:trPr>
         <w:tc>
           <w:tcPr>
-            <w:tcW w:type="dxa" w:w="1250"/>
+            <w:tcW w:type="dxa" w:w="1500"/>
+            <w:tcMar>
+              <w:top w:w="80" w:type="dxa"/>
+              <w:start w:w="120" w:type="dxa"/>
+              <w:bottom w:w="80" w:type="dxa"/>
+              <w:end w:w="120" w:type="dxa"/>
+            </w:tcMar>
+            <w:vAlign w:val="top"/>
           </w:tcPr>
           <w:p>
             <w:pPr>
-              <w:spacing w:before="0" w:after="0" w:line="259" w:lineRule="auto"/>
-              <w:jc w:val="left"/>
+              <w:pStyle w:val="TableText"/>
             </w:pPr>
-            <w:r/>
             <w:r>
               <w:rPr>
                 <w:rFonts w:ascii="Calibri" w:hAnsi="Calibri"/>
-                <w:b/>
                 <w:color w:val="0B2545"/>
-                <w:sz w:val="16"/>
+                <w:sz w:val="18"/>
               </w:rPr>
               <w:t>CARE-GNN</w:t>
             </w:r>
@@ -297,1177 +359,76 @@
         </w:tc>
         <w:tc>
           <w:tcPr>
-            <w:tcW w:type="dxa" w:w="1900"/>
-          </w:tcPr>
-          <w:p>
-            <w:pPr>
-              <w:spacing w:before="0" w:after="0" w:line="259" w:lineRule="auto"/>
-              <w:jc w:val="left"/>
-            </w:pPr>
-            <w:r/>
-            <w:r>
-              <w:rPr>
-                <w:rFonts w:ascii="Calibri" w:hAnsi="Calibri"/>
-                <w:b w:val="0"/>
-                <w:color w:val="0B2545"/>
-                <w:sz w:val="16"/>
-              </w:rPr>
-              <w:t>YelpChi, Amazon</w:t>
-            </w:r>
-          </w:p>
-        </w:tc>
-        <w:tc>
-          <w:tcPr>
-            <w:tcW w:type="dxa" w:w="3450"/>
-          </w:tcPr>
-          <w:p>
-            <w:pPr>
-              <w:spacing w:before="0" w:after="0" w:line="259" w:lineRule="auto"/>
-              <w:jc w:val="left"/>
-            </w:pPr>
-            <w:r/>
-            <w:r>
-              <w:rPr>
-                <w:rFonts w:ascii="Calibri" w:hAnsi="Calibri"/>
-                <w:b w:val="0"/>
-                <w:color w:val="0B2545"/>
-                <w:sz w:val="15"/>
-              </w:rPr>
-              <w:t>python data_process.py</w:t>
-              <w:br/>
-              <w:t>python train.py --data yelp --model CARE</w:t>
-              <w:br/>
-              <w:t>python train.py --data amazon --model CARE</w:t>
-            </w:r>
-          </w:p>
-        </w:tc>
-        <w:tc>
-          <w:tcPr>
-            <w:tcW w:type="dxa" w:w="3050"/>
-          </w:tcPr>
-          <w:p>
-            <w:pPr>
-              <w:spacing w:before="0" w:after="0" w:line="259" w:lineRule="auto"/>
-              <w:jc w:val="left"/>
-            </w:pPr>
-            <w:r/>
-            <w:r>
-              <w:rPr>
-                <w:rFonts w:ascii="Calibri" w:hAnsi="Calibri"/>
-                <w:b w:val="0"/>
-                <w:color w:val="0B2545"/>
-                <w:sz w:val="15"/>
-              </w:rPr>
-              <w:t>Confirm three relation graphs, features and labels. Save split sizes, seed, AUC/recall, epoch timing and config.</w:t>
-            </w:r>
-          </w:p>
-        </w:tc>
-        <w:tc>
-          <w:tcPr>
-            <w:tcW w:type="dxa" w:w="3500"/>
-          </w:tcPr>
-          <w:p>
-            <w:pPr>
-              <w:spacing w:before="0" w:after="0" w:line="259" w:lineRule="auto"/>
-              <w:jc w:val="left"/>
-            </w:pPr>
-            <w:r/>
-            <w:r>
-              <w:rPr>
-                <w:rFonts w:ascii="Calibri" w:hAnsi="Calibri"/>
-                <w:b w:val="0"/>
-                <w:color w:val="0B2545"/>
-                <w:sz w:val="15"/>
-              </w:rPr>
-              <w:t>Official code is complete but old. Original training evaluates test data during training; preserve that only for labelled reproduction and replace it with validation-only selection in unified runs.</w:t>
-            </w:r>
-          </w:p>
-        </w:tc>
-        <w:tc>
-          <w:tcPr>
-            <w:tcW w:type="dxa" w:w="1394"/>
-          </w:tcPr>
-          <w:p>
-            <w:pPr>
-              <w:spacing w:after="0"/>
-            </w:pPr>
-            <w:r/>
-            <w:hyperlink r:id="rId11">
-              <w:r>
-                <w:rPr>
-                  <w:rFonts w:ascii="Calibri" w:hAnsi="Calibri"/>
-                  <w:color w:val="0563C1"/>
-                  <w:u w:val="single"/>
-                  <w:sz w:val="20"/>
-                </w:rPr>
-                <w:t>YingtongDou/CARE-GNN</w:t>
-              </w:r>
-            </w:hyperlink>
-          </w:p>
-        </w:tc>
-      </w:tr>
-      <w:tr>
-        <w:trPr>
-          <w:cantSplit/>
-        </w:trPr>
-        <w:tc>
-          <w:tcPr>
-            <w:tcW w:type="dxa" w:w="1250"/>
-            <w:shd w:fill="F2F4F7" w:val="clear"/>
-          </w:tcPr>
-          <w:p>
-            <w:pPr>
-              <w:spacing w:before="0" w:after="0" w:line="259" w:lineRule="auto"/>
-              <w:jc w:val="left"/>
-            </w:pPr>
-            <w:r/>
-            <w:r>
-              <w:rPr>
-                <w:rFonts w:ascii="Calibri" w:hAnsi="Calibri"/>
-                <w:b/>
-                <w:color w:val="0B2545"/>
-                <w:sz w:val="16"/>
-              </w:rPr>
-              <w:t>FRAUDRE</w:t>
-            </w:r>
-          </w:p>
-        </w:tc>
-        <w:tc>
-          <w:tcPr>
-            <w:tcW w:type="dxa" w:w="1900"/>
-            <w:shd w:fill="F2F4F7" w:val="clear"/>
-          </w:tcPr>
-          <w:p>
-            <w:pPr>
-              <w:spacing w:before="0" w:after="0" w:line="259" w:lineRule="auto"/>
-              <w:jc w:val="left"/>
-            </w:pPr>
-            <w:r/>
-            <w:r>
-              <w:rPr>
-                <w:rFonts w:ascii="Calibri" w:hAnsi="Calibri"/>
-                <w:b w:val="0"/>
-                <w:color w:val="0B2545"/>
-                <w:sz w:val="16"/>
-              </w:rPr>
-              <w:t>YelpChi, Amazon</w:t>
-            </w:r>
-          </w:p>
-        </w:tc>
-        <w:tc>
-          <w:tcPr>
-            <w:tcW w:type="dxa" w:w="3450"/>
-            <w:shd w:fill="F2F4F7" w:val="clear"/>
-          </w:tcPr>
-          <w:p>
-            <w:pPr>
-              <w:spacing w:before="0" w:after="0" w:line="259" w:lineRule="auto"/>
-              <w:jc w:val="left"/>
-            </w:pPr>
-            <w:r/>
-            <w:r>
-              <w:rPr>
-                <w:rFonts w:ascii="Calibri" w:hAnsi="Calibri"/>
-                <w:b w:val="0"/>
-                <w:color w:val="0B2545"/>
-                <w:sz w:val="15"/>
-              </w:rPr>
-              <w:t>python train.py --data yelp</w:t>
-              <w:br/>
-              <w:t>python train.py --data amazon</w:t>
-            </w:r>
-          </w:p>
-        </w:tc>
-        <w:tc>
-          <w:tcPr>
-            <w:tcW w:type="dxa" w:w="3050"/>
-            <w:shd w:fill="F2F4F7" w:val="clear"/>
-          </w:tcPr>
-          <w:p>
-            <w:pPr>
-              <w:spacing w:before="0" w:after="0" w:line="259" w:lineRule="auto"/>
-              <w:jc w:val="left"/>
-            </w:pPr>
-            <w:r/>
-            <w:r>
-              <w:rPr>
-                <w:rFonts w:ascii="Calibri" w:hAnsi="Calibri"/>
-                <w:b w:val="0"/>
-                <w:color w:val="0B2545"/>
-                <w:sz w:val="15"/>
-              </w:rPr>
-              <w:t>Confirm topology/features/labels. Save AUC, AP, precision, recall, F1, seed, split and time per epoch.</w:t>
-            </w:r>
-          </w:p>
-        </w:tc>
-        <w:tc>
-          <w:tcPr>
-            <w:tcW w:type="dxa" w:w="3500"/>
-            <w:shd w:fill="F2F4F7" w:val="clear"/>
-          </w:tcPr>
-          <w:p>
-            <w:pPr>
-              <w:spacing w:before="0" w:after="0" w:line="259" w:lineRule="auto"/>
-              <w:jc w:val="left"/>
-            </w:pPr>
-            <w:r/>
-            <w:r>
-              <w:rPr>
-                <w:rFonts w:ascii="Calibri" w:hAnsi="Calibri"/>
-                <w:b w:val="0"/>
-                <w:color w:val="0B2545"/>
-                <w:sz w:val="15"/>
-              </w:rPr>
-              <w:t>Minimal documentation. Original procedure periodically evaluates test data and lacks a clean validation split; unified adaptation must isolate the test set.</w:t>
-            </w:r>
-          </w:p>
-        </w:tc>
-        <w:tc>
-          <w:tcPr>
-            <w:tcW w:type="dxa" w:w="1394"/>
-            <w:shd w:fill="F2F4F7" w:val="clear"/>
-          </w:tcPr>
-          <w:p>
-            <w:pPr>
-              <w:spacing w:after="0"/>
-            </w:pPr>
-            <w:r/>
-            <w:hyperlink r:id="rId12">
-              <w:r>
-                <w:rPr>
-                  <w:rFonts w:ascii="Calibri" w:hAnsi="Calibri"/>
-                  <w:color w:val="0563C1"/>
-                  <w:u w:val="single"/>
-                  <w:sz w:val="20"/>
-                </w:rPr>
-                <w:t>FraudDetection/FRAUDRE</w:t>
-              </w:r>
-            </w:hyperlink>
-          </w:p>
-        </w:tc>
-      </w:tr>
-      <w:tr>
-        <w:trPr>
-          <w:cantSplit/>
-        </w:trPr>
-        <w:tc>
-          <w:tcPr>
-            <w:tcW w:type="dxa" w:w="1250"/>
-          </w:tcPr>
-          <w:p>
-            <w:pPr>
-              <w:spacing w:before="0" w:after="0" w:line="259" w:lineRule="auto"/>
-              <w:jc w:val="left"/>
-            </w:pPr>
-            <w:r/>
-            <w:r>
-              <w:rPr>
-                <w:rFonts w:ascii="Calibri" w:hAnsi="Calibri"/>
-                <w:b/>
-                <w:color w:val="0B2545"/>
-                <w:sz w:val="16"/>
-              </w:rPr>
-              <w:t>PC-GNN</w:t>
-            </w:r>
-          </w:p>
-        </w:tc>
-        <w:tc>
-          <w:tcPr>
-            <w:tcW w:type="dxa" w:w="1900"/>
-          </w:tcPr>
-          <w:p>
-            <w:pPr>
-              <w:spacing w:before="0" w:after="0" w:line="259" w:lineRule="auto"/>
-              <w:jc w:val="left"/>
-            </w:pPr>
-            <w:r/>
-            <w:r>
-              <w:rPr>
-                <w:rFonts w:ascii="Calibri" w:hAnsi="Calibri"/>
-                <w:b w:val="0"/>
-                <w:color w:val="0B2545"/>
-                <w:sz w:val="16"/>
-              </w:rPr>
-              <w:t>YelpChi, Amazon</w:t>
-            </w:r>
-          </w:p>
-        </w:tc>
-        <w:tc>
-          <w:tcPr>
-            <w:tcW w:type="dxa" w:w="3450"/>
-          </w:tcPr>
-          <w:p>
-            <w:pPr>
-              <w:spacing w:before="0" w:after="0" w:line="259" w:lineRule="auto"/>
-              <w:jc w:val="left"/>
-            </w:pPr>
-            <w:r/>
-            <w:r>
-              <w:rPr>
-                <w:rFonts w:ascii="Calibri" w:hAnsi="Calibri"/>
-                <w:b w:val="0"/>
-                <w:color w:val="0B2545"/>
-                <w:sz w:val="15"/>
-              </w:rPr>
-              <w:t>python src/data_process.py</w:t>
-              <w:br/>
-              <w:t>python main.py --config ./config/pcgnn_yelpchi.yml</w:t>
-              <w:br/>
-              <w:t>python main.py --config ./config/pcgnn_amazon.yml</w:t>
-            </w:r>
-          </w:p>
-        </w:tc>
-        <w:tc>
-          <w:tcPr>
-            <w:tcW w:type="dxa" w:w="3050"/>
-          </w:tcPr>
-          <w:p>
-            <w:pPr>
-              <w:spacing w:before="0" w:after="0" w:line="259" w:lineRule="auto"/>
-              <w:jc w:val="left"/>
-            </w:pPr>
-            <w:r/>
-            <w:r>
-              <w:rPr>
-                <w:rFonts w:ascii="Calibri" w:hAnsi="Calibri"/>
-                <w:b w:val="0"/>
-                <w:color w:val="0B2545"/>
-                <w:sz w:val="15"/>
-              </w:rPr>
-              <w:t>Record Macro-F1, class-wise F1, AUROC and G-Mean. Save mean/SD for repeated runs and fraud scores for the common evaluator.</w:t>
-            </w:r>
-          </w:p>
-        </w:tc>
-        <w:tc>
-          <w:tcPr>
-            <w:tcW w:type="dxa" w:w="3500"/>
-          </w:tcPr>
-          <w:p>
-            <w:pPr>
-              <w:spacing w:before="0" w:after="0" w:line="259" w:lineRule="auto"/>
-              <w:jc w:val="left"/>
-            </w:pPr>
-            <w:r/>
-            <w:r>
-              <w:rPr>
-                <w:rFonts w:ascii="Calibri" w:hAnsi="Calibri"/>
-                <w:b w:val="0"/>
-                <w:color w:val="0B2545"/>
-                <w:sz w:val="15"/>
-              </w:rPr>
-              <w:t>Verify YelpChi feature version: the paper used 100 dimensions while the available run used 32. Older Torch/NetworkX may require a pinned isolated environment.</w:t>
-            </w:r>
-          </w:p>
-        </w:tc>
-        <w:tc>
-          <w:tcPr>
-            <w:tcW w:type="dxa" w:w="1394"/>
-          </w:tcPr>
-          <w:p>
-            <w:pPr>
-              <w:spacing w:after="0"/>
-            </w:pPr>
-            <w:r/>
-            <w:hyperlink r:id="rId13">
-              <w:r>
-                <w:rPr>
-                  <w:rFonts w:ascii="Calibri" w:hAnsi="Calibri"/>
-                  <w:color w:val="0563C1"/>
-                  <w:u w:val="single"/>
-                  <w:sz w:val="20"/>
-                </w:rPr>
-                <w:t>PonderLY/PC-GNN</w:t>
-              </w:r>
-            </w:hyperlink>
-          </w:p>
-        </w:tc>
-      </w:tr>
-      <w:tr>
-        <w:trPr>
-          <w:cantSplit/>
-        </w:trPr>
-        <w:tc>
-          <w:tcPr>
-            <w:tcW w:type="dxa" w:w="1250"/>
-            <w:shd w:fill="F2F4F7" w:val="clear"/>
-          </w:tcPr>
-          <w:p>
-            <w:pPr>
-              <w:spacing w:before="0" w:after="0" w:line="259" w:lineRule="auto"/>
-              <w:jc w:val="left"/>
-            </w:pPr>
-            <w:r/>
-            <w:r>
-              <w:rPr>
-                <w:rFonts w:ascii="Calibri" w:hAnsi="Calibri"/>
-                <w:b/>
-                <w:color w:val="0B2545"/>
-                <w:sz w:val="16"/>
-              </w:rPr>
-              <w:t>BWGNN</w:t>
-            </w:r>
-          </w:p>
-        </w:tc>
-        <w:tc>
-          <w:tcPr>
-            <w:tcW w:type="dxa" w:w="1900"/>
-            <w:shd w:fill="F2F4F7" w:val="clear"/>
-          </w:tcPr>
-          <w:p>
-            <w:pPr>
-              <w:spacing w:before="0" w:after="0" w:line="259" w:lineRule="auto"/>
-              <w:jc w:val="left"/>
-            </w:pPr>
-            <w:r/>
-            <w:r>
-              <w:rPr>
-                <w:rFonts w:ascii="Calibri" w:hAnsi="Calibri"/>
-                <w:b w:val="0"/>
-                <w:color w:val="0B2545"/>
-                <w:sz w:val="16"/>
-              </w:rPr>
-              <w:t>YelpChi, Amazon, T-Finance, T-Social</w:t>
-            </w:r>
-          </w:p>
-        </w:tc>
-        <w:tc>
-          <w:tcPr>
-            <w:tcW w:type="dxa" w:w="3450"/>
-            <w:shd w:fill="F2F4F7" w:val="clear"/>
-          </w:tcPr>
-          <w:p>
-            <w:pPr>
-              <w:spacing w:before="0" w:after="0" w:line="259" w:lineRule="auto"/>
-              <w:jc w:val="left"/>
-            </w:pPr>
-            <w:r/>
-            <w:r>
-              <w:rPr>
-                <w:rFonts w:ascii="Calibri" w:hAnsi="Calibri"/>
-                <w:b w:val="0"/>
-                <w:color w:val="0B2545"/>
-                <w:sz w:val="15"/>
-              </w:rPr>
-              <w:t>python main.py --dataset tfinance --train_ratio 0.4 --hid_dim 64 --order 2 --homo 1 --epoch 100 --run 1</w:t>
-              <w:br/>
-              <w:t>Replace dataset as required.</w:t>
-            </w:r>
-          </w:p>
-        </w:tc>
-        <w:tc>
-          <w:tcPr>
-            <w:tcW w:type="dxa" w:w="3050"/>
-            <w:shd w:fill="F2F4F7" w:val="clear"/>
-          </w:tcPr>
-          <w:p>
-            <w:pPr>
-              <w:spacing w:before="0" w:after="0" w:line="259" w:lineRule="auto"/>
-              <w:jc w:val="left"/>
-            </w:pPr>
-            <w:r/>
-            <w:r>
-              <w:rPr>
-                <w:rFonts w:ascii="Calibri" w:hAnsi="Calibri"/>
-                <w:b w:val="0"/>
-                <w:color w:val="0B2545"/>
-                <w:sz w:val="15"/>
-              </w:rPr>
-              <w:t>Confirm train/dev/test counts, class weight, validation threshold selection and final recall, precision, Macro-F1 and AUROC. Add AUPRC in the shared evaluator.</w:t>
-            </w:r>
-          </w:p>
-        </w:tc>
-        <w:tc>
-          <w:tcPr>
-            <w:tcW w:type="dxa" w:w="3500"/>
-            <w:shd w:fill="F2F4F7" w:val="clear"/>
-          </w:tcPr>
-          <w:p>
-            <w:pPr>
-              <w:spacing w:before="0" w:after="0" w:line="259" w:lineRule="auto"/>
-              <w:jc w:val="left"/>
-            </w:pPr>
-            <w:r/>
-            <w:r>
-              <w:rPr>
-                <w:rFonts w:ascii="Calibri" w:hAnsi="Calibri"/>
-                <w:b w:val="0"/>
-                <w:color w:val="0B2545"/>
-                <w:sz w:val="15"/>
-              </w:rPr>
-              <w:t>Simple reproduction path. Use the actual T-Finance file already verified. Keep stored-vs-logical edge convention out of model inputs unless preprocessing requires it.</w:t>
-            </w:r>
-          </w:p>
-        </w:tc>
-        <w:tc>
-          <w:tcPr>
-            <w:tcW w:type="dxa" w:w="1394"/>
-            <w:shd w:fill="F2F4F7" w:val="clear"/>
-          </w:tcPr>
-          <w:p>
-            <w:pPr>
-              <w:spacing w:after="0"/>
-            </w:pPr>
-            <w:r/>
-            <w:hyperlink r:id="rId14">
-              <w:r>
-                <w:rPr>
-                  <w:rFonts w:ascii="Calibri" w:hAnsi="Calibri"/>
-                  <w:color w:val="0563C1"/>
-                  <w:u w:val="single"/>
-                  <w:sz w:val="20"/>
-                </w:rPr>
-                <w:t>squareRoot3/Rethinking-Anomaly-Detection</w:t>
-              </w:r>
-            </w:hyperlink>
-          </w:p>
-        </w:tc>
-      </w:tr>
-      <w:tr>
-        <w:trPr>
-          <w:cantSplit/>
-        </w:trPr>
-        <w:tc>
-          <w:tcPr>
-            <w:tcW w:type="dxa" w:w="1250"/>
-          </w:tcPr>
-          <w:p>
-            <w:pPr>
-              <w:spacing w:before="0" w:after="0" w:line="259" w:lineRule="auto"/>
-              <w:jc w:val="left"/>
-            </w:pPr>
-            <w:r/>
-            <w:r>
-              <w:rPr>
-                <w:rFonts w:ascii="Calibri" w:hAnsi="Calibri"/>
-                <w:b/>
-                <w:color w:val="0B2545"/>
-                <w:sz w:val="16"/>
-              </w:rPr>
-              <w:t>GHRN</w:t>
-            </w:r>
-          </w:p>
-        </w:tc>
-        <w:tc>
-          <w:tcPr>
-            <w:tcW w:type="dxa" w:w="1900"/>
-          </w:tcPr>
-          <w:p>
-            <w:pPr>
-              <w:spacing w:before="0" w:after="0" w:line="259" w:lineRule="auto"/>
-              <w:jc w:val="left"/>
-            </w:pPr>
-            <w:r/>
-            <w:r>
-              <w:rPr>
-                <w:rFonts w:ascii="Calibri" w:hAnsi="Calibri"/>
-                <w:b w:val="0"/>
-                <w:color w:val="0B2545"/>
-                <w:sz w:val="16"/>
-              </w:rPr>
-              <w:t>YelpChi, Amazon, T-Finance, T-Social</w:t>
-            </w:r>
-          </w:p>
-        </w:tc>
-        <w:tc>
-          <w:tcPr>
-            <w:tcW w:type="dxa" w:w="3450"/>
-          </w:tcPr>
-          <w:p>
-            <w:pPr>
-              <w:spacing w:before="0" w:after="0" w:line="259" w:lineRule="auto"/>
-              <w:jc w:val="left"/>
-            </w:pPr>
-            <w:r/>
-            <w:r>
-              <w:rPr>
-                <w:rFonts w:ascii="Calibri" w:hAnsi="Calibri"/>
-                <w:b w:val="0"/>
-                <w:color w:val="0B2545"/>
-                <w:sz w:val="15"/>
-              </w:rPr>
-              <w:t>python main.py --dataset tfinance</w:t>
-              <w:br/>
-              <w:t>Then, only for the paper deletion experiment:</w:t>
-              <w:br/>
-              <w:t>python main.py --dataset tfinance --del_ratio 0.015</w:t>
-            </w:r>
-          </w:p>
-        </w:tc>
-        <w:tc>
-          <w:tcPr>
-            <w:tcW w:type="dxa" w:w="3050"/>
-          </w:tcPr>
-          <w:p>
-            <w:pPr>
-              <w:spacing w:before="0" w:after="0" w:line="259" w:lineRule="auto"/>
-              <w:jc w:val="left"/>
-            </w:pPr>
-            <w:r/>
-            <w:r>
-              <w:rPr>
-                <w:rFonts w:ascii="Calibri" w:hAnsi="Calibri"/>
-                <w:b w:val="0"/>
-                <w:color w:val="0B2545"/>
-                <w:sz w:val="15"/>
-              </w:rPr>
-              <w:t>Run del_ratio=0 first; confirm probability files and result.txt. Record normal reproduction separately from deletion experiments.</w:t>
-            </w:r>
-          </w:p>
-        </w:tc>
-        <w:tc>
-          <w:tcPr>
-            <w:tcW w:type="dxa" w:w="3500"/>
-          </w:tcPr>
-          <w:p>
-            <w:pPr>
-              <w:spacing w:before="0" w:after="0" w:line="259" w:lineRule="auto"/>
-              <w:jc w:val="left"/>
-            </w:pPr>
-            <w:r/>
-            <w:r>
-              <w:rPr>
-                <w:rFonts w:ascii="Calibri" w:hAnsi="Calibri"/>
-                <w:b w:val="0"/>
-                <w:color w:val="0B2545"/>
-                <w:sz w:val="15"/>
-              </w:rPr>
-              <w:t>Two-stage workflow is essential. Edge-deletion experiments are paper reproduction/analysis, not part of the guaranteed unified benchmark unless separately approved.</w:t>
-            </w:r>
-          </w:p>
-        </w:tc>
-        <w:tc>
-          <w:tcPr>
-            <w:tcW w:type="dxa" w:w="1394"/>
-          </w:tcPr>
-          <w:p>
-            <w:pPr>
-              <w:spacing w:after="0"/>
-            </w:pPr>
-            <w:r/>
-            <w:hyperlink r:id="rId15">
-              <w:r>
-                <w:rPr>
-                  <w:rFonts w:ascii="Calibri" w:hAnsi="Calibri"/>
-                  <w:color w:val="0563C1"/>
-                  <w:u w:val="single"/>
-                  <w:sz w:val="20"/>
-                </w:rPr>
-                <w:t>blacksingular/GHRN</w:t>
-              </w:r>
-            </w:hyperlink>
-          </w:p>
-        </w:tc>
-      </w:tr>
-      <w:tr>
-        <w:trPr>
-          <w:cantSplit/>
-        </w:trPr>
-        <w:tc>
-          <w:tcPr>
-            <w:tcW w:type="dxa" w:w="1250"/>
-            <w:shd w:fill="F2F4F7" w:val="clear"/>
-          </w:tcPr>
-          <w:p>
-            <w:pPr>
-              <w:spacing w:before="0" w:after="0" w:line="259" w:lineRule="auto"/>
-              <w:jc w:val="left"/>
-            </w:pPr>
-            <w:r/>
-            <w:r>
-              <w:rPr>
-                <w:rFonts w:ascii="Calibri" w:hAnsi="Calibri"/>
-                <w:b/>
-                <w:color w:val="0B2545"/>
-                <w:sz w:val="16"/>
-              </w:rPr>
-              <w:t>SplitGNN</w:t>
-            </w:r>
-          </w:p>
-        </w:tc>
-        <w:tc>
-          <w:tcPr>
-            <w:tcW w:type="dxa" w:w="1900"/>
-            <w:shd w:fill="F2F4F7" w:val="clear"/>
-          </w:tcPr>
-          <w:p>
-            <w:pPr>
-              <w:spacing w:before="0" w:after="0" w:line="259" w:lineRule="auto"/>
-              <w:jc w:val="left"/>
-            </w:pPr>
-            <w:r/>
-            <w:r>
-              <w:rPr>
-                <w:rFonts w:ascii="Calibri" w:hAnsi="Calibri"/>
-                <w:b w:val="0"/>
-                <w:color w:val="0B2545"/>
-                <w:sz w:val="16"/>
-              </w:rPr>
-              <w:t>YelpChi, Amazon, FDCompCN</w:t>
-            </w:r>
-          </w:p>
-        </w:tc>
-        <w:tc>
-          <w:tcPr>
-            <w:tcW w:type="dxa" w:w="3450"/>
-            <w:shd w:fill="F2F4F7" w:val="clear"/>
-          </w:tcPr>
-          <w:p>
-            <w:pPr>
-              <w:spacing w:before="0" w:after="0" w:line="259" w:lineRule="auto"/>
-              <w:jc w:val="left"/>
-            </w:pPr>
-            <w:r/>
-            <w:r>
-              <w:rPr>
-                <w:rFonts w:ascii="Calibri" w:hAnsi="Calibri"/>
-                <w:b w:val="0"/>
-                <w:color w:val="0B2545"/>
-                <w:sz w:val="15"/>
-              </w:rPr>
-              <w:t>cd src</w:t>
-              <w:br/>
-              <w:t>python data_preprocess.py --dataset yelp</w:t>
-              <w:br/>
-              <w:t>python train.py --dataset yelp</w:t>
-              <w:br/>
-              <w:t>Use amazon or comp configuration as required.</w:t>
-            </w:r>
-          </w:p>
-        </w:tc>
-        <w:tc>
-          <w:tcPr>
-            <w:tcW w:type="dxa" w:w="3050"/>
-            <w:shd w:fill="F2F4F7" w:val="clear"/>
-          </w:tcPr>
-          <w:p>
-            <w:pPr>
-              <w:spacing w:before="0" w:after="0" w:line="259" w:lineRule="auto"/>
-              <w:jc w:val="left"/>
-            </w:pPr>
-            <w:r/>
-            <w:r>
-              <w:rPr>
-                <w:rFonts w:ascii="Calibri" w:hAnsi="Calibri"/>
-                <w:b w:val="0"/>
-                <w:color w:val="0B2545"/>
-                <w:sz w:val="15"/>
-              </w:rPr>
-              <w:t>Confirm .dgl generation, masks, validation early stopping, checkpoint and final recall, Macro-F1, AUROC and G-Mean.</w:t>
-            </w:r>
-          </w:p>
-        </w:tc>
-        <w:tc>
-          <w:tcPr>
-            <w:tcW w:type="dxa" w:w="3500"/>
-            <w:shd w:fill="F2F4F7" w:val="clear"/>
-          </w:tcPr>
-          <w:p>
-            <w:pPr>
-              <w:spacing w:before="0" w:after="0" w:line="259" w:lineRule="auto"/>
-              <w:jc w:val="left"/>
-            </w:pPr>
-            <w:r/>
-            <w:r>
-              <w:rPr>
-                <w:rFonts w:ascii="Calibri" w:hAnsi="Calibri"/>
-                <w:b w:val="0"/>
-                <w:color w:val="0B2545"/>
-                <w:sz w:val="15"/>
-              </w:rPr>
-              <w:t>Best native FDCompCN path in the selected roster. Preserve relation definitions. Use validation-only model selection before test evaluation.</w:t>
-            </w:r>
-          </w:p>
-        </w:tc>
-        <w:tc>
-          <w:tcPr>
-            <w:tcW w:type="dxa" w:w="1394"/>
-            <w:shd w:fill="F2F4F7" w:val="clear"/>
-          </w:tcPr>
-          <w:p>
-            <w:pPr>
-              <w:spacing w:after="0"/>
-            </w:pPr>
-            <w:r/>
-            <w:hyperlink r:id="rId16">
-              <w:r>
-                <w:rPr>
-                  <w:rFonts w:ascii="Calibri" w:hAnsi="Calibri"/>
-                  <w:color w:val="0563C1"/>
-                  <w:u w:val="single"/>
-                  <w:sz w:val="20"/>
-                </w:rPr>
-                <w:t>Split-GNN/SplitGNN</w:t>
-              </w:r>
-            </w:hyperlink>
-          </w:p>
-        </w:tc>
-      </w:tr>
-      <w:tr>
-        <w:trPr>
-          <w:cantSplit/>
-        </w:trPr>
-        <w:tc>
-          <w:tcPr>
-            <w:tcW w:type="dxa" w:w="1250"/>
-          </w:tcPr>
-          <w:p>
-            <w:pPr>
-              <w:spacing w:before="0" w:after="0" w:line="259" w:lineRule="auto"/>
-              <w:jc w:val="left"/>
-            </w:pPr>
-            <w:r/>
-            <w:r>
-              <w:rPr>
-                <w:rFonts w:ascii="Calibri" w:hAnsi="Calibri"/>
-                <w:b/>
-                <w:color w:val="0B2545"/>
-                <w:sz w:val="16"/>
-              </w:rPr>
-              <w:t>PMP</w:t>
-            </w:r>
-          </w:p>
-        </w:tc>
-        <w:tc>
-          <w:tcPr>
-            <w:tcW w:type="dxa" w:w="1900"/>
-          </w:tcPr>
-          <w:p>
-            <w:pPr>
-              <w:spacing w:before="0" w:after="0" w:line="259" w:lineRule="auto"/>
-              <w:jc w:val="left"/>
-            </w:pPr>
-            <w:r/>
-            <w:r>
-              <w:rPr>
-                <w:rFonts w:ascii="Calibri" w:hAnsi="Calibri"/>
-                <w:b w:val="0"/>
-                <w:color w:val="0B2545"/>
-                <w:sz w:val="16"/>
-              </w:rPr>
-              <w:t>YelpChi, Amazon, T-Finance; T-Social data mentioned but CLI path must be verified</w:t>
-            </w:r>
-          </w:p>
-        </w:tc>
-        <w:tc>
-          <w:tcPr>
-            <w:tcW w:type="dxa" w:w="3450"/>
-          </w:tcPr>
-          <w:p>
-            <w:pPr>
-              <w:spacing w:before="0" w:after="0" w:line="259" w:lineRule="auto"/>
-              <w:jc w:val="left"/>
-            </w:pPr>
-            <w:r/>
-            <w:r>
-              <w:rPr>
-                <w:rFonts w:ascii="Calibri" w:hAnsi="Calibri"/>
-                <w:b w:val="0"/>
-                <w:color w:val="0B2545"/>
-                <w:sz w:val="15"/>
-              </w:rPr>
-              <w:t>pip install -r requirements.txt</w:t>
-              <w:br/>
-              <w:t>python test.py --dataset yelp</w:t>
-              <w:br/>
-              <w:t>python main.py --dataset yelp --train_ratio 0.4 --gpu_id 0</w:t>
-              <w:br/>
-              <w:t>Use amazon/tfinance as required.</w:t>
-            </w:r>
-          </w:p>
-        </w:tc>
-        <w:tc>
-          <w:tcPr>
-            <w:tcW w:type="dxa" w:w="3050"/>
-          </w:tcPr>
-          <w:p>
-            <w:pPr>
-              <w:spacing w:before="0" w:after="0" w:line="259" w:lineRule="auto"/>
-              <w:jc w:val="left"/>
-            </w:pPr>
-            <w:r/>
-            <w:r>
-              <w:rPr>
-                <w:rFonts w:ascii="Calibri" w:hAnsi="Calibri"/>
-                <w:b w:val="0"/>
-                <w:color w:val="0B2545"/>
-                <w:sz w:val="15"/>
-              </w:rPr>
-              <w:t>First verify the supplied checkpoint, then perform an independent train run. Save AUROC, AP, Macro-F1, recall/G-Mean where emitted, seed, threshold and timing.</w:t>
-            </w:r>
-          </w:p>
-        </w:tc>
-        <w:tc>
-          <w:tcPr>
-            <w:tcW w:type="dxa" w:w="3500"/>
-          </w:tcPr>
-          <w:p>
-            <w:pPr>
-              <w:spacing w:before="0" w:after="0" w:line="259" w:lineRule="auto"/>
-              <w:jc w:val="left"/>
-            </w:pPr>
-            <w:r/>
-            <w:r>
-              <w:rPr>
-                <w:rFonts w:ascii="Calibri" w:hAnsi="Calibri"/>
-                <w:b w:val="0"/>
-                <w:color w:val="0B2545"/>
-                <w:sz w:val="15"/>
-              </w:rPr>
-              <w:t>Strong code package with separate train/validation/test modules. Preserve the already completed PMP evidence; do not overwrite it with unified results.</w:t>
-            </w:r>
-          </w:p>
-        </w:tc>
-        <w:tc>
-          <w:tcPr>
-            <w:tcW w:type="dxa" w:w="1394"/>
-          </w:tcPr>
-          <w:p>
-            <w:pPr>
-              <w:spacing w:after="0"/>
-            </w:pPr>
-            <w:r/>
-            <w:hyperlink r:id="rId17">
-              <w:r>
-                <w:rPr>
-                  <w:rFonts w:ascii="Calibri" w:hAnsi="Calibri"/>
-                  <w:color w:val="0563C1"/>
-                  <w:u w:val="single"/>
-                  <w:sz w:val="20"/>
-                </w:rPr>
-                <w:t>Xtra-Computing/PMP</w:t>
-              </w:r>
-            </w:hyperlink>
-          </w:p>
-        </w:tc>
-      </w:tr>
-      <w:tr>
-        <w:trPr>
-          <w:cantSplit/>
-        </w:trPr>
-        <w:tc>
-          <w:tcPr>
-            <w:tcW w:type="dxa" w:w="1250"/>
-            <w:shd w:fill="F2F4F7" w:val="clear"/>
-          </w:tcPr>
-          <w:p>
-            <w:pPr>
-              <w:spacing w:before="0" w:after="0" w:line="259" w:lineRule="auto"/>
-              <w:jc w:val="left"/>
-            </w:pPr>
-            <w:r/>
-            <w:r>
-              <w:rPr>
-                <w:rFonts w:ascii="Calibri" w:hAnsi="Calibri"/>
-                <w:b/>
-                <w:color w:val="0B2545"/>
-                <w:sz w:val="16"/>
-              </w:rPr>
-              <w:t>DGA-GNN</w:t>
-            </w:r>
-          </w:p>
-        </w:tc>
-        <w:tc>
-          <w:tcPr>
-            <w:tcW w:type="dxa" w:w="1900"/>
-            <w:shd w:fill="F2F4F7" w:val="clear"/>
-          </w:tcPr>
-          <w:p>
-            <w:pPr>
-              <w:spacing w:before="0" w:after="0" w:line="259" w:lineRule="auto"/>
-              <w:jc w:val="left"/>
-            </w:pPr>
-            <w:r/>
-            <w:r>
-              <w:rPr>
-                <w:rFonts w:ascii="Calibri" w:hAnsi="Calibri"/>
-                <w:b w:val="0"/>
-                <w:color w:val="0B2545"/>
-                <w:sz w:val="16"/>
-              </w:rPr>
-              <w:t>YelpChi, Amazon, T-Finance, T-Social, Elliptic</w:t>
-            </w:r>
-          </w:p>
-        </w:tc>
-        <w:tc>
-          <w:tcPr>
-            <w:tcW w:type="dxa" w:w="3450"/>
-            <w:shd w:fill="F2F4F7" w:val="clear"/>
-          </w:tcPr>
-          <w:p>
-            <w:pPr>
-              <w:spacing w:before="0" w:after="0" w:line="259" w:lineRule="auto"/>
-              <w:jc w:val="left"/>
-            </w:pPr>
-            <w:r/>
-            <w:r>
-              <w:rPr>
-                <w:rFonts w:ascii="Calibri" w:hAnsi="Calibri"/>
-                <w:b w:val="0"/>
-                <w:color w:val="0B2545"/>
-                <w:sz w:val="15"/>
-              </w:rPr>
-              <w:t>Place fraud_graph_rawdata.7z in data/ and extract.</w:t>
-              <w:br/>
-              <w:t>cd code</w:t>
-              <w:br/>
-              <w:t>python data_handle.py</w:t>
-              <w:br/>
-              <w:t>python train.py --config-name elliptic_of_amnet</w:t>
-              <w:br/>
-              <w:t>Other configs: tfinancet, tsocialt, yelpchit, amazont.</w:t>
-            </w:r>
-          </w:p>
-        </w:tc>
-        <w:tc>
-          <w:tcPr>
-            <w:tcW w:type="dxa" w:w="3050"/>
-            <w:shd w:fill="F2F4F7" w:val="clear"/>
-          </w:tcPr>
-          <w:p>
-            <w:pPr>
-              <w:spacing w:before="0" w:after="0" w:line="259" w:lineRule="auto"/>
-              <w:jc w:val="left"/>
-            </w:pPr>
-            <w:r/>
-            <w:r>
-              <w:rPr>
-                <w:rFonts w:ascii="Calibri" w:hAnsi="Calibri"/>
-                <w:b w:val="0"/>
-                <w:color w:val="0B2545"/>
-                <w:sz w:val="15"/>
-              </w:rPr>
-              <w:t>Confirm preprocessing, selected Hydra config, validation/test behaviour, run output, full timing and exported fraud scores.</w:t>
-            </w:r>
-          </w:p>
-        </w:tc>
-        <w:tc>
-          <w:tcPr>
-            <w:tcW w:type="dxa" w:w="3500"/>
-            <w:shd w:fill="F2F4F7" w:val="clear"/>
-          </w:tcPr>
-          <w:p>
-            <w:pPr>
-              <w:spacing w:before="0" w:after="0" w:line="259" w:lineRule="auto"/>
-              <w:jc w:val="left"/>
-            </w:pPr>
-            <w:r/>
-            <w:r>
-              <w:rPr>
-                <w:rFonts w:ascii="Calibri" w:hAnsi="Calibri"/>
-                <w:b w:val="0"/>
-                <w:color w:val="0B2545"/>
-                <w:sz w:val="15"/>
-              </w:rPr>
-              <w:t>Critical broad-coverage model and the native Elliptic path. Official stack: Torch 1.13.1, DGL 1.1.2, PyTorch Lightning 1.9.4. Preserve Elliptic chronology in unified adaptation.</w:t>
-            </w:r>
-          </w:p>
-        </w:tc>
-        <w:tc>
-          <w:tcPr>
-            <w:tcW w:type="dxa" w:w="1394"/>
-            <w:shd w:fill="F2F4F7" w:val="clear"/>
-          </w:tcPr>
-          <w:p>
-            <w:pPr>
-              <w:spacing w:after="0"/>
-            </w:pPr>
-            <w:r/>
-            <w:hyperlink r:id="rId18">
-              <w:r>
-                <w:rPr>
-                  <w:rFonts w:ascii="Calibri" w:hAnsi="Calibri"/>
-                  <w:color w:val="0563C1"/>
-                  <w:u w:val="single"/>
-                  <w:sz w:val="20"/>
-                </w:rPr>
-                <w:t>AtwoodDuan/DGA-GNN</w:t>
-              </w:r>
-            </w:hyperlink>
-          </w:p>
-        </w:tc>
-      </w:tr>
-    </w:tbl>
-    <w:p>
-      <w:pPr>
-        <w:pStyle w:val="Heading1"/>
-      </w:pPr>
-      <w:r>
-        <w:t>Common run checklist</w:t>
-      </w:r>
-    </w:p>
-    <w:tbl>
-      <w:tblPr>
-        <w:tblStyle w:val="TableGrid"/>
-        <w:tblW w:type="dxa" w:w="14544"/>
-        <w:jc w:val="left"/>
-        <w:tblLayout w:type="fixed"/>
-        <w:tblLook w:firstColumn="1" w:firstRow="1" w:lastColumn="0" w:lastRow="0" w:noHBand="0" w:noVBand="1" w:val="04A0"/>
-        <w:tblInd w:w="120" w:type="dxa"/>
-      </w:tblPr>
-      <w:tblGrid>
-        <w:gridCol w:w="900"/>
-        <w:gridCol w:w="13644"/>
-      </w:tblGrid>
-      <w:tr>
-        <w:trPr>
-          <w:tblHeader w:val="true"/>
-          <w:cantSplit/>
-        </w:trPr>
-        <w:tc>
-          <w:tcPr>
-            <w:tcW w:type="dxa" w:w="900"/>
-            <w:vAlign w:val="center"/>
+            <w:tcW w:type="dxa" w:w="1100"/>
             <w:tcMar>
               <w:top w:w="80" w:type="dxa"/>
               <w:start w:w="120" w:type="dxa"/>
               <w:bottom w:w="80" w:type="dxa"/>
               <w:end w:w="120" w:type="dxa"/>
             </w:tcMar>
-            <w:shd w:fill="E8EEF5" w:val="clear"/>
+            <w:vAlign w:val="top"/>
           </w:tcPr>
           <w:p>
             <w:pPr>
-              <w:spacing w:before="0" w:after="0" w:line="259" w:lineRule="auto"/>
-              <w:jc w:val="center"/>
+              <w:pStyle w:val="TableText"/>
             </w:pPr>
-            <w:r/>
             <w:r>
               <w:rPr>
                 <w:rFonts w:ascii="Calibri" w:hAnsi="Calibri"/>
-                <w:b/>
                 <w:color w:val="0B2545"/>
-                <w:sz w:val="17"/>
+                <w:sz w:val="18"/>
               </w:rPr>
-              <w:t>Step</w:t>
+              <w:t>2020</w:t>
             </w:r>
           </w:p>
         </w:tc>
         <w:tc>
           <w:tcPr>
-            <w:tcW w:type="dxa" w:w="13644"/>
-            <w:vAlign w:val="center"/>
+            <w:tcW w:type="dxa" w:w="2750"/>
             <w:tcMar>
               <w:top w:w="80" w:type="dxa"/>
               <w:start w:w="120" w:type="dxa"/>
               <w:bottom w:w="80" w:type="dxa"/>
               <w:end w:w="120" w:type="dxa"/>
             </w:tcMar>
-            <w:shd w:fill="E8EEF5" w:val="clear"/>
+            <w:vAlign w:val="top"/>
           </w:tcPr>
           <w:p>
             <w:pPr>
-              <w:spacing w:before="0" w:after="0" w:line="259" w:lineRule="auto"/>
-              <w:jc w:val="center"/>
+              <w:pStyle w:val="TableText"/>
             </w:pPr>
-            <w:r/>
             <w:r>
               <w:rPr>
                 <w:rFonts w:ascii="Calibri" w:hAnsi="Calibri"/>
-                <w:b/>
                 <w:color w:val="0B2545"/>
-                <w:sz w:val="17"/>
+                <w:sz w:val="18"/>
               </w:rPr>
-              <w:t>Required action</w:t>
+              <w:t>Camouflage-resistant neighbour selection</w:t>
+            </w:r>
+          </w:p>
+        </w:tc>
+        <w:tc>
+          <w:tcPr>
+            <w:tcW w:type="dxa" w:w="4010"/>
+            <w:tcMar>
+              <w:top w:w="80" w:type="dxa"/>
+              <w:start w:w="120" w:type="dxa"/>
+              <w:bottom w:w="80" w:type="dxa"/>
+              <w:end w:w="120" w:type="dxa"/>
+            </w:tcMar>
+            <w:vAlign w:val="top"/>
+          </w:tcPr>
+          <w:p>
+            <w:pPr>
+              <w:pStyle w:val="TableText"/>
+            </w:pPr>
+            <w:r>
+              <w:rPr>
+                <w:rFonts w:ascii="Calibri" w:hAnsi="Calibri"/>
+                <w:color w:val="0B2545"/>
+                <w:sz w:val="18"/>
+              </w:rPr>
+              <w:t>YelpChi; Amazon</w:t>
             </w:r>
           </w:p>
         </w:tc>
@@ -1478,43 +439,101 @@
         </w:trPr>
         <w:tc>
           <w:tcPr>
-            <w:tcW w:type="dxa" w:w="900"/>
+            <w:tcW w:type="dxa" w:w="1500"/>
+            <w:tcMar>
+              <w:top w:w="80" w:type="dxa"/>
+              <w:start w:w="120" w:type="dxa"/>
+              <w:bottom w:w="80" w:type="dxa"/>
+              <w:end w:w="120" w:type="dxa"/>
+            </w:tcMar>
+            <w:vAlign w:val="top"/>
           </w:tcPr>
           <w:p>
             <w:pPr>
-              <w:spacing w:before="0" w:after="0" w:line="259" w:lineRule="auto"/>
-              <w:jc w:val="left"/>
+              <w:pStyle w:val="TableText"/>
             </w:pPr>
-            <w:r/>
             <w:r>
               <w:rPr>
                 <w:rFonts w:ascii="Calibri" w:hAnsi="Calibri"/>
-                <w:b w:val="0"/>
                 <w:color w:val="0B2545"/>
-                <w:sz w:val="17"/>
+                <w:sz w:val="18"/>
               </w:rPr>
-              <w:t>1</w:t>
+              <w:t>FRAUDRE</w:t>
             </w:r>
           </w:p>
         </w:tc>
         <w:tc>
           <w:tcPr>
-            <w:tcW w:type="dxa" w:w="13644"/>
+            <w:tcW w:type="dxa" w:w="1100"/>
+            <w:tcMar>
+              <w:top w:w="80" w:type="dxa"/>
+              <w:start w:w="120" w:type="dxa"/>
+              <w:bottom w:w="80" w:type="dxa"/>
+              <w:end w:w="120" w:type="dxa"/>
+            </w:tcMar>
+            <w:vAlign w:val="top"/>
           </w:tcPr>
           <w:p>
             <w:pPr>
-              <w:spacing w:before="0" w:after="0" w:line="259" w:lineRule="auto"/>
-              <w:jc w:val="left"/>
+              <w:pStyle w:val="TableText"/>
             </w:pPr>
-            <w:r/>
             <w:r>
               <w:rPr>
                 <w:rFonts w:ascii="Calibri" w:hAnsi="Calibri"/>
-                <w:b w:val="0"/>
                 <w:color w:val="0B2545"/>
-                <w:sz w:val="17"/>
+                <w:sz w:val="18"/>
               </w:rPr>
-              <w:t>Record repository URL and commit hash before editing.</w:t>
+              <w:t>2021</w:t>
+            </w:r>
+          </w:p>
+        </w:tc>
+        <w:tc>
+          <w:tcPr>
+            <w:tcW w:type="dxa" w:w="2750"/>
+            <w:tcMar>
+              <w:top w:w="80" w:type="dxa"/>
+              <w:start w:w="120" w:type="dxa"/>
+              <w:bottom w:w="80" w:type="dxa"/>
+              <w:end w:w="120" w:type="dxa"/>
+            </w:tcMar>
+            <w:vAlign w:val="top"/>
+          </w:tcPr>
+          <w:p>
+            <w:pPr>
+              <w:pStyle w:val="TableText"/>
+            </w:pPr>
+            <w:r>
+              <w:rPr>
+                <w:rFonts w:ascii="Calibri" w:hAnsi="Calibri"/>
+                <w:color w:val="0B2545"/>
+                <w:sz w:val="18"/>
+              </w:rPr>
+              <w:t>Graph inconsistency + imbalance</w:t>
+            </w:r>
+          </w:p>
+        </w:tc>
+        <w:tc>
+          <w:tcPr>
+            <w:tcW w:type="dxa" w:w="4010"/>
+            <w:tcMar>
+              <w:top w:w="80" w:type="dxa"/>
+              <w:start w:w="120" w:type="dxa"/>
+              <w:bottom w:w="80" w:type="dxa"/>
+              <w:end w:w="120" w:type="dxa"/>
+            </w:tcMar>
+            <w:vAlign w:val="top"/>
+          </w:tcPr>
+          <w:p>
+            <w:pPr>
+              <w:pStyle w:val="TableText"/>
+            </w:pPr>
+            <w:r>
+              <w:rPr>
+                <w:rFonts w:ascii="Calibri" w:hAnsi="Calibri"/>
+                <w:color w:val="0B2545"/>
+                <w:sz w:val="18"/>
+              </w:rPr>
+              <w:t>YelpChi; Amazon</w:t>
             </w:r>
           </w:p>
         </w:tc>
@@ -1525,45 +544,101 @@
         </w:trPr>
         <w:tc>
           <w:tcPr>
-            <w:tcW w:type="dxa" w:w="900"/>
-            <w:shd w:fill="F2F4F7" w:val="clear"/>
+            <w:tcW w:type="dxa" w:w="1500"/>
+            <w:tcMar>
+              <w:top w:w="80" w:type="dxa"/>
+              <w:start w:w="120" w:type="dxa"/>
+              <w:bottom w:w="80" w:type="dxa"/>
+              <w:end w:w="120" w:type="dxa"/>
+            </w:tcMar>
+            <w:vAlign w:val="top"/>
           </w:tcPr>
           <w:p>
             <w:pPr>
-              <w:spacing w:before="0" w:after="0" w:line="259" w:lineRule="auto"/>
-              <w:jc w:val="left"/>
+              <w:pStyle w:val="TableText"/>
             </w:pPr>
-            <w:r/>
             <w:r>
               <w:rPr>
                 <w:rFonts w:ascii="Calibri" w:hAnsi="Calibri"/>
-                <w:b w:val="0"/>
                 <w:color w:val="0B2545"/>
-                <w:sz w:val="17"/>
+                <w:sz w:val="18"/>
               </w:rPr>
-              <w:t>2</w:t>
+              <w:t>PC-GNN</w:t>
             </w:r>
           </w:p>
         </w:tc>
         <w:tc>
           <w:tcPr>
-            <w:tcW w:type="dxa" w:w="13644"/>
-            <w:shd w:fill="F2F4F7" w:val="clear"/>
+            <w:tcW w:type="dxa" w:w="1100"/>
+            <w:tcMar>
+              <w:top w:w="80" w:type="dxa"/>
+              <w:start w:w="120" w:type="dxa"/>
+              <w:bottom w:w="80" w:type="dxa"/>
+              <w:end w:w="120" w:type="dxa"/>
+            </w:tcMar>
+            <w:vAlign w:val="top"/>
           </w:tcPr>
           <w:p>
             <w:pPr>
-              <w:spacing w:before="0" w:after="0" w:line="259" w:lineRule="auto"/>
-              <w:jc w:val="left"/>
+              <w:pStyle w:val="TableText"/>
             </w:pPr>
-            <w:r/>
             <w:r>
               <w:rPr>
                 <w:rFonts w:ascii="Calibri" w:hAnsi="Calibri"/>
-                <w:b w:val="0"/>
                 <w:color w:val="0B2545"/>
-                <w:sz w:val="17"/>
+                <w:sz w:val="18"/>
               </w:rPr>
-              <w:t>Create an isolated author-compatible environment; record Python, framework, DGL/PyG and CUDA versions.</w:t>
+              <w:t>2021</w:t>
+            </w:r>
+          </w:p>
+        </w:tc>
+        <w:tc>
+          <w:tcPr>
+            <w:tcW w:type="dxa" w:w="2750"/>
+            <w:tcMar>
+              <w:top w:w="80" w:type="dxa"/>
+              <w:start w:w="120" w:type="dxa"/>
+              <w:bottom w:w="80" w:type="dxa"/>
+              <w:end w:w="120" w:type="dxa"/>
+            </w:tcMar>
+            <w:vAlign w:val="top"/>
+          </w:tcPr>
+          <w:p>
+            <w:pPr>
+              <w:pStyle w:val="TableText"/>
+            </w:pPr>
+            <w:r>
+              <w:rPr>
+                <w:rFonts w:ascii="Calibri" w:hAnsi="Calibri"/>
+                <w:color w:val="0B2545"/>
+                <w:sz w:val="18"/>
+              </w:rPr>
+              <w:t>Class-balanced sampling + neighbour selection</w:t>
+            </w:r>
+          </w:p>
+        </w:tc>
+        <w:tc>
+          <w:tcPr>
+            <w:tcW w:type="dxa" w:w="4010"/>
+            <w:tcMar>
+              <w:top w:w="80" w:type="dxa"/>
+              <w:start w:w="120" w:type="dxa"/>
+              <w:bottom w:w="80" w:type="dxa"/>
+              <w:end w:w="120" w:type="dxa"/>
+            </w:tcMar>
+            <w:vAlign w:val="top"/>
+          </w:tcPr>
+          <w:p>
+            <w:pPr>
+              <w:pStyle w:val="TableText"/>
+            </w:pPr>
+            <w:r>
+              <w:rPr>
+                <w:rFonts w:ascii="Calibri" w:hAnsi="Calibri"/>
+                <w:color w:val="0B2545"/>
+                <w:sz w:val="18"/>
+              </w:rPr>
+              <w:t>YelpChi; Amazon</w:t>
             </w:r>
           </w:p>
         </w:tc>
@@ -1574,43 +649,101 @@
         </w:trPr>
         <w:tc>
           <w:tcPr>
-            <w:tcW w:type="dxa" w:w="900"/>
+            <w:tcW w:type="dxa" w:w="1500"/>
+            <w:tcMar>
+              <w:top w:w="80" w:type="dxa"/>
+              <w:start w:w="120" w:type="dxa"/>
+              <w:bottom w:w="80" w:type="dxa"/>
+              <w:end w:w="120" w:type="dxa"/>
+            </w:tcMar>
+            <w:vAlign w:val="top"/>
           </w:tcPr>
           <w:p>
             <w:pPr>
-              <w:spacing w:before="0" w:after="0" w:line="259" w:lineRule="auto"/>
-              <w:jc w:val="left"/>
+              <w:pStyle w:val="TableText"/>
             </w:pPr>
-            <w:r/>
             <w:r>
               <w:rPr>
                 <w:rFonts w:ascii="Calibri" w:hAnsi="Calibri"/>
-                <w:b w:val="0"/>
                 <w:color w:val="0B2545"/>
-                <w:sz w:val="17"/>
+                <w:sz w:val="18"/>
               </w:rPr>
-              <w:t>3</w:t>
+              <w:t>BWGNN</w:t>
             </w:r>
           </w:p>
         </w:tc>
         <w:tc>
           <w:tcPr>
-            <w:tcW w:type="dxa" w:w="13644"/>
+            <w:tcW w:type="dxa" w:w="1100"/>
+            <w:tcMar>
+              <w:top w:w="80" w:type="dxa"/>
+              <w:start w:w="120" w:type="dxa"/>
+              <w:bottom w:w="80" w:type="dxa"/>
+              <w:end w:w="120" w:type="dxa"/>
+            </w:tcMar>
+            <w:vAlign w:val="top"/>
           </w:tcPr>
           <w:p>
             <w:pPr>
-              <w:spacing w:before="0" w:after="0" w:line="259" w:lineRule="auto"/>
-              <w:jc w:val="left"/>
+              <w:pStyle w:val="TableText"/>
             </w:pPr>
-            <w:r/>
             <w:r>
               <w:rPr>
                 <w:rFonts w:ascii="Calibri" w:hAnsi="Calibri"/>
-                <w:b w:val="0"/>
                 <w:color w:val="0B2545"/>
-                <w:sz w:val="17"/>
+                <w:sz w:val="18"/>
               </w:rPr>
-              <w:t>Run one official command on an author-supported dataset and save the untouched output.</w:t>
+              <w:t>2022</w:t>
+            </w:r>
+          </w:p>
+        </w:tc>
+        <w:tc>
+          <w:tcPr>
+            <w:tcW w:type="dxa" w:w="2750"/>
+            <w:tcMar>
+              <w:top w:w="80" w:type="dxa"/>
+              <w:start w:w="120" w:type="dxa"/>
+              <w:bottom w:w="80" w:type="dxa"/>
+              <w:end w:w="120" w:type="dxa"/>
+            </w:tcMar>
+            <w:vAlign w:val="top"/>
+          </w:tcPr>
+          <w:p>
+            <w:pPr>
+              <w:pStyle w:val="TableText"/>
+            </w:pPr>
+            <w:r>
+              <w:rPr>
+                <w:rFonts w:ascii="Calibri" w:hAnsi="Calibri"/>
+                <w:color w:val="0B2545"/>
+                <w:sz w:val="18"/>
+              </w:rPr>
+              <w:t>Beta-wavelet spectral filters</w:t>
+            </w:r>
+          </w:p>
+        </w:tc>
+        <w:tc>
+          <w:tcPr>
+            <w:tcW w:type="dxa" w:w="4010"/>
+            <w:tcMar>
+              <w:top w:w="80" w:type="dxa"/>
+              <w:start w:w="120" w:type="dxa"/>
+              <w:bottom w:w="80" w:type="dxa"/>
+              <w:end w:w="120" w:type="dxa"/>
+            </w:tcMar>
+            <w:vAlign w:val="top"/>
+          </w:tcPr>
+          <w:p>
+            <w:pPr>
+              <w:pStyle w:val="TableText"/>
+            </w:pPr>
+            <w:r>
+              <w:rPr>
+                <w:rFonts w:ascii="Calibri" w:hAnsi="Calibri"/>
+                <w:color w:val="0B2545"/>
+                <w:sz w:val="18"/>
+              </w:rPr>
+              <w:t>YelpChi; Amazon; T-Finance; T-Social</w:t>
             </w:r>
           </w:p>
         </w:tc>
@@ -1621,45 +754,101 @@
         </w:trPr>
         <w:tc>
           <w:tcPr>
-            <w:tcW w:type="dxa" w:w="900"/>
-            <w:shd w:fill="F2F4F7" w:val="clear"/>
+            <w:tcW w:type="dxa" w:w="1500"/>
+            <w:tcMar>
+              <w:top w:w="80" w:type="dxa"/>
+              <w:start w:w="120" w:type="dxa"/>
+              <w:bottom w:w="80" w:type="dxa"/>
+              <w:end w:w="120" w:type="dxa"/>
+            </w:tcMar>
+            <w:vAlign w:val="top"/>
           </w:tcPr>
           <w:p>
             <w:pPr>
-              <w:spacing w:before="0" w:after="0" w:line="259" w:lineRule="auto"/>
-              <w:jc w:val="left"/>
+              <w:pStyle w:val="TableText"/>
             </w:pPr>
-            <w:r/>
             <w:r>
               <w:rPr>
                 <w:rFonts w:ascii="Calibri" w:hAnsi="Calibri"/>
-                <w:b w:val="0"/>
                 <w:color w:val="0B2545"/>
-                <w:sz w:val="17"/>
+                <w:sz w:val="18"/>
               </w:rPr>
-              <w:t>4</w:t>
+              <w:t>GHRN</w:t>
             </w:r>
           </w:p>
         </w:tc>
         <w:tc>
           <w:tcPr>
-            <w:tcW w:type="dxa" w:w="13644"/>
-            <w:shd w:fill="F2F4F7" w:val="clear"/>
+            <w:tcW w:type="dxa" w:w="1100"/>
+            <w:tcMar>
+              <w:top w:w="80" w:type="dxa"/>
+              <w:start w:w="120" w:type="dxa"/>
+              <w:bottom w:w="80" w:type="dxa"/>
+              <w:end w:w="120" w:type="dxa"/>
+            </w:tcMar>
+            <w:vAlign w:val="top"/>
           </w:tcPr>
           <w:p>
             <w:pPr>
-              <w:spacing w:before="0" w:after="0" w:line="259" w:lineRule="auto"/>
-              <w:jc w:val="left"/>
+              <w:pStyle w:val="TableText"/>
             </w:pPr>
-            <w:r/>
             <w:r>
               <w:rPr>
                 <w:rFonts w:ascii="Calibri" w:hAnsi="Calibri"/>
-                <w:b w:val="0"/>
                 <w:color w:val="0B2545"/>
-                <w:sz w:val="17"/>
+                <w:sz w:val="18"/>
               </w:rPr>
-              <w:t>Save dataset version/hash, split sizes/IDs, seed and complete configuration.</w:t>
+              <w:t>2023</w:t>
+            </w:r>
+          </w:p>
+        </w:tc>
+        <w:tc>
+          <w:tcPr>
+            <w:tcW w:type="dxa" w:w="2750"/>
+            <w:tcMar>
+              <w:top w:w="80" w:type="dxa"/>
+              <w:start w:w="120" w:type="dxa"/>
+              <w:bottom w:w="80" w:type="dxa"/>
+              <w:end w:w="120" w:type="dxa"/>
+            </w:tcMar>
+            <w:vAlign w:val="top"/>
+          </w:tcPr>
+          <w:p>
+            <w:pPr>
+              <w:pStyle w:val="TableText"/>
+            </w:pPr>
+            <w:r>
+              <w:rPr>
+                <w:rFonts w:ascii="Calibri" w:hAnsi="Calibri"/>
+                <w:color w:val="0B2545"/>
+                <w:sz w:val="18"/>
+              </w:rPr>
+              <w:t>Spectral heterophily reduction</w:t>
+            </w:r>
+          </w:p>
+        </w:tc>
+        <w:tc>
+          <w:tcPr>
+            <w:tcW w:type="dxa" w:w="4010"/>
+            <w:tcMar>
+              <w:top w:w="80" w:type="dxa"/>
+              <w:start w:w="120" w:type="dxa"/>
+              <w:bottom w:w="80" w:type="dxa"/>
+              <w:end w:w="120" w:type="dxa"/>
+            </w:tcMar>
+            <w:vAlign w:val="top"/>
+          </w:tcPr>
+          <w:p>
+            <w:pPr>
+              <w:pStyle w:val="TableText"/>
+            </w:pPr>
+            <w:r>
+              <w:rPr>
+                <w:rFonts w:ascii="Calibri" w:hAnsi="Calibri"/>
+                <w:color w:val="0B2545"/>
+                <w:sz w:val="18"/>
+              </w:rPr>
+              <w:t>YelpChi; Amazon; T-Finance; T-Social</w:t>
             </w:r>
           </w:p>
         </w:tc>
@@ -1670,43 +859,101 @@
         </w:trPr>
         <w:tc>
           <w:tcPr>
-            <w:tcW w:type="dxa" w:w="900"/>
+            <w:tcW w:type="dxa" w:w="1500"/>
+            <w:tcMar>
+              <w:top w:w="80" w:type="dxa"/>
+              <w:start w:w="120" w:type="dxa"/>
+              <w:bottom w:w="80" w:type="dxa"/>
+              <w:end w:w="120" w:type="dxa"/>
+            </w:tcMar>
+            <w:vAlign w:val="top"/>
           </w:tcPr>
           <w:p>
             <w:pPr>
-              <w:spacing w:before="0" w:after="0" w:line="259" w:lineRule="auto"/>
-              <w:jc w:val="left"/>
+              <w:pStyle w:val="TableText"/>
             </w:pPr>
-            <w:r/>
             <w:r>
               <w:rPr>
                 <w:rFonts w:ascii="Calibri" w:hAnsi="Calibri"/>
-                <w:b w:val="0"/>
                 <w:color w:val="0B2545"/>
-                <w:sz w:val="17"/>
+                <w:sz w:val="18"/>
               </w:rPr>
-              <w:t>5</w:t>
+              <w:t>SplitGNN</w:t>
             </w:r>
           </w:p>
         </w:tc>
         <w:tc>
           <w:tcPr>
-            <w:tcW w:type="dxa" w:w="13644"/>
+            <w:tcW w:type="dxa" w:w="1100"/>
+            <w:tcMar>
+              <w:top w:w="80" w:type="dxa"/>
+              <w:start w:w="120" w:type="dxa"/>
+              <w:bottom w:w="80" w:type="dxa"/>
+              <w:end w:w="120" w:type="dxa"/>
+            </w:tcMar>
+            <w:vAlign w:val="top"/>
           </w:tcPr>
           <w:p>
             <w:pPr>
-              <w:spacing w:before="0" w:after="0" w:line="259" w:lineRule="auto"/>
-              <w:jc w:val="left"/>
+              <w:pStyle w:val="TableText"/>
             </w:pPr>
-            <w:r/>
             <w:r>
               <w:rPr>
                 <w:rFonts w:ascii="Calibri" w:hAnsi="Calibri"/>
-                <w:b w:val="0"/>
                 <w:color w:val="0B2545"/>
-                <w:sz w:val="17"/>
+                <w:sz w:val="18"/>
               </w:rPr>
-              <w:t>Record total training time, completed epochs and average epoch time; use GPU synchronisation for controlled timing.</w:t>
+              <w:t>2023</w:t>
+            </w:r>
+          </w:p>
+        </w:tc>
+        <w:tc>
+          <w:tcPr>
+            <w:tcW w:type="dxa" w:w="2750"/>
+            <w:tcMar>
+              <w:top w:w="80" w:type="dxa"/>
+              <w:start w:w="120" w:type="dxa"/>
+              <w:bottom w:w="80" w:type="dxa"/>
+              <w:end w:w="120" w:type="dxa"/>
+            </w:tcMar>
+            <w:vAlign w:val="top"/>
+          </w:tcPr>
+          <w:p>
+            <w:pPr>
+              <w:pStyle w:val="TableText"/>
+            </w:pPr>
+            <w:r>
+              <w:rPr>
+                <w:rFonts w:ascii="Calibri" w:hAnsi="Calibri"/>
+                <w:color w:val="0B2545"/>
+                <w:sz w:val="18"/>
+              </w:rPr>
+              <w:t>Heterophilic/homophilic spectral channels</w:t>
+            </w:r>
+          </w:p>
+        </w:tc>
+        <w:tc>
+          <w:tcPr>
+            <w:tcW w:type="dxa" w:w="4010"/>
+            <w:tcMar>
+              <w:top w:w="80" w:type="dxa"/>
+              <w:start w:w="120" w:type="dxa"/>
+              <w:bottom w:w="80" w:type="dxa"/>
+              <w:end w:w="120" w:type="dxa"/>
+            </w:tcMar>
+            <w:vAlign w:val="top"/>
+          </w:tcPr>
+          <w:p>
+            <w:pPr>
+              <w:pStyle w:val="TableText"/>
+            </w:pPr>
+            <w:r>
+              <w:rPr>
+                <w:rFonts w:ascii="Calibri" w:hAnsi="Calibri"/>
+                <w:color w:val="0B2545"/>
+                <w:sz w:val="18"/>
+              </w:rPr>
+              <w:t>YelpChi; Amazon; FDCompCN</w:t>
             </w:r>
           </w:p>
         </w:tc>
@@ -1717,45 +964,101 @@
         </w:trPr>
         <w:tc>
           <w:tcPr>
-            <w:tcW w:type="dxa" w:w="900"/>
-            <w:shd w:fill="F2F4F7" w:val="clear"/>
+            <w:tcW w:type="dxa" w:w="1500"/>
+            <w:tcMar>
+              <w:top w:w="80" w:type="dxa"/>
+              <w:start w:w="120" w:type="dxa"/>
+              <w:bottom w:w="80" w:type="dxa"/>
+              <w:end w:w="120" w:type="dxa"/>
+            </w:tcMar>
+            <w:vAlign w:val="top"/>
           </w:tcPr>
           <w:p>
             <w:pPr>
-              <w:spacing w:before="0" w:after="0" w:line="259" w:lineRule="auto"/>
-              <w:jc w:val="left"/>
+              <w:pStyle w:val="TableText"/>
             </w:pPr>
-            <w:r/>
             <w:r>
               <w:rPr>
                 <w:rFonts w:ascii="Calibri" w:hAnsi="Calibri"/>
-                <w:b w:val="0"/>
                 <w:color w:val="0B2545"/>
-                <w:sz w:val="17"/>
+                <w:sz w:val="18"/>
               </w:rPr>
-              <w:t>6</w:t>
+              <w:t>PMP</w:t>
             </w:r>
           </w:p>
         </w:tc>
         <w:tc>
           <w:tcPr>
-            <w:tcW w:type="dxa" w:w="13644"/>
-            <w:shd w:fill="F2F4F7" w:val="clear"/>
+            <w:tcW w:type="dxa" w:w="1100"/>
+            <w:tcMar>
+              <w:top w:w="80" w:type="dxa"/>
+              <w:start w:w="120" w:type="dxa"/>
+              <w:bottom w:w="80" w:type="dxa"/>
+              <w:end w:w="120" w:type="dxa"/>
+            </w:tcMar>
+            <w:vAlign w:val="top"/>
           </w:tcPr>
           <w:p>
             <w:pPr>
-              <w:spacing w:before="0" w:after="0" w:line="259" w:lineRule="auto"/>
-              <w:jc w:val="left"/>
+              <w:pStyle w:val="TableText"/>
             </w:pPr>
-            <w:r/>
             <w:r>
               <w:rPr>
                 <w:rFonts w:ascii="Calibri" w:hAnsi="Calibri"/>
-                <w:b w:val="0"/>
                 <w:color w:val="0B2545"/>
-                <w:sz w:val="17"/>
+                <w:sz w:val="18"/>
               </w:rPr>
-              <w:t>Require returned fraud scores/probabilities for the shared evaluator.</w:t>
+              <w:t>2024</w:t>
+            </w:r>
+          </w:p>
+        </w:tc>
+        <w:tc>
+          <w:tcPr>
+            <w:tcW w:type="dxa" w:w="2750"/>
+            <w:tcMar>
+              <w:top w:w="80" w:type="dxa"/>
+              <w:start w:w="120" w:type="dxa"/>
+              <w:bottom w:w="80" w:type="dxa"/>
+              <w:end w:w="120" w:type="dxa"/>
+            </w:tcMar>
+            <w:vAlign w:val="top"/>
+          </w:tcPr>
+          <w:p>
+            <w:pPr>
+              <w:pStyle w:val="TableText"/>
+            </w:pPr>
+            <w:r>
+              <w:rPr>
+                <w:rFonts w:ascii="Calibri" w:hAnsi="Calibri"/>
+                <w:color w:val="0B2545"/>
+                <w:sz w:val="18"/>
+              </w:rPr>
+              <w:t>Partitioned message passing</w:t>
+            </w:r>
+          </w:p>
+        </w:tc>
+        <w:tc>
+          <w:tcPr>
+            <w:tcW w:type="dxa" w:w="4010"/>
+            <w:tcMar>
+              <w:top w:w="80" w:type="dxa"/>
+              <w:start w:w="120" w:type="dxa"/>
+              <w:bottom w:w="80" w:type="dxa"/>
+              <w:end w:w="120" w:type="dxa"/>
+            </w:tcMar>
+            <w:vAlign w:val="top"/>
+          </w:tcPr>
+          <w:p>
+            <w:pPr>
+              <w:pStyle w:val="TableText"/>
+            </w:pPr>
+            <w:r>
+              <w:rPr>
+                <w:rFonts w:ascii="Calibri" w:hAnsi="Calibri"/>
+                <w:color w:val="0B2545"/>
+                <w:sz w:val="18"/>
+              </w:rPr>
+              <w:t>YelpChi; Amazon; T-Finance</w:t>
             </w:r>
           </w:p>
         </w:tc>
@@ -1766,92 +1069,278 @@
         </w:trPr>
         <w:tc>
           <w:tcPr>
-            <w:tcW w:type="dxa" w:w="900"/>
+            <w:tcW w:type="dxa" w:w="1500"/>
+            <w:tcMar>
+              <w:top w:w="80" w:type="dxa"/>
+              <w:start w:w="120" w:type="dxa"/>
+              <w:bottom w:w="80" w:type="dxa"/>
+              <w:end w:w="120" w:type="dxa"/>
+            </w:tcMar>
+            <w:vAlign w:val="top"/>
           </w:tcPr>
           <w:p>
             <w:pPr>
-              <w:spacing w:before="0" w:after="0" w:line="259" w:lineRule="auto"/>
-              <w:jc w:val="left"/>
+              <w:pStyle w:val="TableText"/>
             </w:pPr>
-            <w:r/>
             <w:r>
               <w:rPr>
                 <w:rFonts w:ascii="Calibri" w:hAnsi="Calibri"/>
-                <w:b w:val="0"/>
                 <w:color w:val="0B2545"/>
-                <w:sz w:val="17"/>
+                <w:sz w:val="18"/>
               </w:rPr>
-              <w:t>7</w:t>
+              <w:t>DGA-GNN</w:t>
             </w:r>
           </w:p>
         </w:tc>
         <w:tc>
           <w:tcPr>
-            <w:tcW w:type="dxa" w:w="13644"/>
+            <w:tcW w:type="dxa" w:w="1100"/>
+            <w:tcMar>
+              <w:top w:w="80" w:type="dxa"/>
+              <w:start w:w="120" w:type="dxa"/>
+              <w:bottom w:w="80" w:type="dxa"/>
+              <w:end w:w="120" w:type="dxa"/>
+            </w:tcMar>
+            <w:vAlign w:val="top"/>
           </w:tcPr>
           <w:p>
             <w:pPr>
-              <w:spacing w:before="0" w:after="0" w:line="259" w:lineRule="auto"/>
-              <w:jc w:val="left"/>
+              <w:pStyle w:val="TableText"/>
             </w:pPr>
-            <w:r/>
             <w:r>
               <w:rPr>
                 <w:rFonts w:ascii="Calibri" w:hAnsi="Calibri"/>
-                <w:b w:val="0"/>
                 <w:color w:val="0B2545"/>
-                <w:sz w:val="17"/>
+                <w:sz w:val="18"/>
               </w:rPr>
-              <w:t>Mark PASS, CONDITIONAL or FAIL. Replacement decisions cannot use test performance.</w:t>
+              <w:t>2024</w:t>
+            </w:r>
+          </w:p>
+        </w:tc>
+        <w:tc>
+          <w:tcPr>
+            <w:tcW w:type="dxa" w:w="2750"/>
+            <w:tcMar>
+              <w:top w:w="80" w:type="dxa"/>
+              <w:start w:w="120" w:type="dxa"/>
+              <w:bottom w:w="80" w:type="dxa"/>
+              <w:end w:w="120" w:type="dxa"/>
+            </w:tcMar>
+            <w:vAlign w:val="top"/>
+          </w:tcPr>
+          <w:p>
+            <w:pPr>
+              <w:pStyle w:val="TableText"/>
+            </w:pPr>
+            <w:r>
+              <w:rPr>
+                <w:rFonts w:ascii="Calibri" w:hAnsi="Calibri"/>
+                <w:color w:val="0B2545"/>
+                <w:sz w:val="18"/>
+              </w:rPr>
+              <w:t>Dynamic grouping and hierarchical aggregation</w:t>
+            </w:r>
+          </w:p>
+        </w:tc>
+        <w:tc>
+          <w:tcPr>
+            <w:tcW w:type="dxa" w:w="4010"/>
+            <w:tcMar>
+              <w:top w:w="80" w:type="dxa"/>
+              <w:start w:w="120" w:type="dxa"/>
+              <w:bottom w:w="80" w:type="dxa"/>
+              <w:end w:w="120" w:type="dxa"/>
+            </w:tcMar>
+            <w:vAlign w:val="top"/>
+          </w:tcPr>
+          <w:p>
+            <w:pPr>
+              <w:pStyle w:val="TableText"/>
+            </w:pPr>
+            <w:r>
+              <w:rPr>
+                <w:rFonts w:ascii="Calibri" w:hAnsi="Calibri"/>
+                <w:color w:val="0B2545"/>
+                <w:sz w:val="18"/>
+              </w:rPr>
+              <w:t>YelpChi; Amazon; T-Finance; T-Social; Elliptic</w:t>
             </w:r>
           </w:p>
         </w:tc>
       </w:tr>
+    </w:tbl>
+    <w:p>
+      <w:pPr>
+        <w:spacing w:before="80" w:after="80"/>
+      </w:pPr>
+      <w:r>
+        <w:rPr>
+          <w:rFonts w:ascii="Calibri" w:hAnsi="Calibri"/>
+          <w:i/>
+          <w:color w:val="5F6B7A"/>
+          <w:sz w:val="17"/>
+        </w:rPr>
+        <w:t>GADBench and BOND are benchmark-design references. TROPICAL is the heterophily-method reference. None is an additional model in this roster.</w:t>
+      </w:r>
+    </w:p>
+    <w:p>
+      <w:r>
+        <w:br w:type="page"/>
+      </w:r>
+    </w:p>
+    <w:p>
+      <w:pPr>
+        <w:pStyle w:val="Heading1"/>
+      </w:pPr>
+      <w:r>
+        <w:t>2. Before touching code</w:t>
+      </w:r>
+    </w:p>
+    <w:p>
+      <w:pPr>
+        <w:numPr>
+          <w:ilvl w:val="0"/>
+          <w:numId w:val="11"/>
+        </w:numPr>
+      </w:pPr>
+      <w:r>
+        <w:rPr>
+          <w:rFonts w:ascii="Calibri" w:hAnsi="Calibri"/>
+        </w:rPr>
+        <w:t>Open the paper and official repository from the verified links register; record the repository commit immediately.</w:t>
+      </w:r>
+    </w:p>
+    <w:p>
+      <w:pPr>
+        <w:numPr>
+          <w:ilvl w:val="0"/>
+          <w:numId w:val="11"/>
+        </w:numPr>
+      </w:pPr>
+      <w:r>
+        <w:rPr>
+          <w:rFonts w:ascii="Calibri" w:hAnsi="Calibri"/>
+        </w:rPr>
+        <w:t>Read the paper’s datasets, split, feature version, run count, optimizer, epochs, early stopping, threshold and main reported metrics.</w:t>
+      </w:r>
+    </w:p>
+    <w:p>
+      <w:pPr>
+        <w:numPr>
+          <w:ilvl w:val="0"/>
+          <w:numId w:val="11"/>
+        </w:numPr>
+      </w:pPr>
+      <w:r>
+        <w:rPr>
+          <w:rFonts w:ascii="Calibri" w:hAnsi="Calibri"/>
+        </w:rPr>
+        <w:t>Read README, requirements/environment files, configuration files, entry point, data loader, training loop and evaluator.</w:t>
+      </w:r>
+    </w:p>
+    <w:p>
+      <w:pPr>
+        <w:numPr>
+          <w:ilvl w:val="0"/>
+          <w:numId w:val="11"/>
+        </w:numPr>
+      </w:pPr>
+      <w:r>
+        <w:rPr>
+          <w:rFonts w:ascii="Calibri" w:hAnsi="Calibri"/>
+        </w:rPr>
+        <w:t>Create a compatibility decision for the intended dataset: Native, Input adapter, Conditional or Not eligible.</w:t>
+      </w:r>
+    </w:p>
+    <w:p>
+      <w:pPr>
+        <w:numPr>
+          <w:ilvl w:val="0"/>
+          <w:numId w:val="11"/>
+        </w:numPr>
+      </w:pPr>
+      <w:r>
+        <w:rPr>
+          <w:rFonts w:ascii="Calibri" w:hAnsi="Calibri"/>
+        </w:rPr>
+        <w:t>Do not change the model’s core architecture to make an incompatible dataset fit.</w:t>
+      </w:r>
+    </w:p>
+    <w:p>
+      <w:pPr>
+        <w:pStyle w:val="Heading1"/>
+      </w:pPr>
+      <w:r>
+        <w:t>3. Work outside the central repository</w:t>
+      </w:r>
+    </w:p>
+    <w:p>
+      <w:pPr>
+        <w:spacing w:after="120"/>
+      </w:pPr>
+      <w:r>
+        <w:rPr>
+          <w:rFonts w:ascii="Calibri" w:hAnsi="Calibri"/>
+          <w:i w:val="0"/>
+        </w:rPr>
+        <w:t>Clone the author repository into a separate working directory. In the COMP8851 repository, store only provenance, patches/adapters, configurations, instructions and results unless the upstream licence explicitly permits vendoring and the team agrees.</w:t>
+      </w:r>
+    </w:p>
+    <w:tbl>
+      <w:tblPr>
+        <w:tblW w:type="dxa" w:w="9360"/>
+        <w:jc w:val="left"/>
+        <w:tblLayout w:type="fixed"/>
+        <w:tblLook w:firstColumn="1" w:firstRow="1" w:lastColumn="0" w:lastRow="0" w:noHBand="0" w:noVBand="1" w:val="04A0"/>
+        <w:tblInd w:w="120" w:type="dxa"/>
+        <w:tblBorders>
+          <w:top w:val="single" w:sz="6" w:space="0" w:color="B7C3D0"/>
+          <w:left w:val="single" w:sz="6" w:space="0" w:color="B7C3D0"/>
+          <w:bottom w:val="single" w:sz="6" w:space="0" w:color="B7C3D0"/>
+          <w:right w:val="single" w:sz="6" w:space="0" w:color="B7C3D0"/>
+          <w:insideH w:val="single" w:sz="6" w:space="0" w:color="B7C3D0"/>
+          <w:insideV w:val="single" w:sz="6" w:space="0" w:color="B7C3D0"/>
+        </w:tblBorders>
+      </w:tblPr>
+      <w:tblGrid>
+        <w:gridCol w:w="9360"/>
+      </w:tblGrid>
       <w:tr>
         <w:trPr>
           <w:cantSplit/>
         </w:trPr>
         <w:tc>
           <w:tcPr>
-            <w:tcW w:type="dxa" w:w="900"/>
-            <w:shd w:fill="F2F4F7" w:val="clear"/>
+            <w:tcW w:type="dxa" w:w="9360"/>
+            <w:tcMar>
+              <w:top w:w="80" w:type="dxa"/>
+              <w:start w:w="120" w:type="dxa"/>
+              <w:bottom w:w="80" w:type="dxa"/>
+              <w:end w:w="120" w:type="dxa"/>
+            </w:tcMar>
+            <w:vAlign w:val="center"/>
+            <w:shd w:fill="FFF4CC"/>
           </w:tcPr>
           <w:p>
             <w:pPr>
-              <w:spacing w:before="0" w:after="0" w:line="259" w:lineRule="auto"/>
-              <w:jc w:val="left"/>
+              <w:pStyle w:val="TableText"/>
             </w:pPr>
-            <w:r/>
             <w:r>
               <w:rPr>
                 <w:rFonts w:ascii="Calibri" w:hAnsi="Calibri"/>
-                <w:b w:val="0"/>
+                <w:b/>
                 <w:color w:val="0B2545"/>
-                <w:sz w:val="17"/>
+                <w:sz w:val="19"/>
               </w:rPr>
-              <w:t>8</w:t>
+              <w:t xml:space="preserve">Repository safety: </w:t>
             </w:r>
-          </w:p>
-        </w:tc>
-        <w:tc>
-          <w:tcPr>
-            <w:tcW w:type="dxa" w:w="13644"/>
-            <w:shd w:fill="F2F4F7" w:val="clear"/>
-          </w:tcPr>
-          <w:p>
-            <w:pPr>
-              <w:spacing w:before="0" w:after="0" w:line="259" w:lineRule="auto"/>
-              <w:jc w:val="left"/>
-            </w:pPr>
-            <w:r/>
             <w:r>
               <w:rPr>
                 <w:rFonts w:ascii="Calibri" w:hAnsi="Calibri"/>
-                <w:b w:val="0"/>
                 <w:color w:val="0B2545"/>
-                <w:sz w:val="17"/>
+                <w:sz w:val="19"/>
               </w:rPr>
-              <w:t>Only after PASS/CONDITIONAL: adapt persistent split IDs, common metrics and controlled TR40/TR30/TR20/TR10.</w:t>
+              <w:t>Never copy an author repository into models/&lt;model&gt;/ with its nested .git directory. This causes confusing Git behaviour and loses clear provenance.</w:t>
             </w:r>
           </w:p>
         </w:tc>
@@ -1867,350 +1356,1768 @@
         <w:pStyle w:val="Heading1"/>
       </w:pPr>
       <w:r>
-        <w:t>Benchmark references - not part of the eight</w:t>
+        <w:t>4. Required model folder</w:t>
       </w:r>
     </w:p>
     <w:tbl>
       <w:tblPr>
-        <w:tblStyle w:val="TableGrid"/>
-        <w:tblW w:type="dxa" w:w="14544"/>
+        <w:tblW w:type="dxa" w:w="9360"/>
         <w:jc w:val="left"/>
         <w:tblLayout w:type="fixed"/>
         <w:tblLook w:firstColumn="1" w:firstRow="1" w:lastColumn="0" w:lastRow="0" w:noHBand="0" w:noVBand="1" w:val="04A0"/>
         <w:tblInd w:w="120" w:type="dxa"/>
+        <w:tblBorders>
+          <w:top w:val="single" w:sz="6" w:space="0" w:color="B7C3D0"/>
+          <w:left w:val="single" w:sz="6" w:space="0" w:color="B7C3D0"/>
+          <w:bottom w:val="single" w:sz="6" w:space="0" w:color="B7C3D0"/>
+          <w:right w:val="single" w:sz="6" w:space="0" w:color="B7C3D0"/>
+          <w:insideH w:val="single" w:sz="6" w:space="0" w:color="B7C3D0"/>
+          <w:insideV w:val="single" w:sz="6" w:space="0" w:color="B7C3D0"/>
+        </w:tblBorders>
       </w:tblPr>
       <w:tblGrid>
-        <w:gridCol w:w="1600"/>
-        <w:gridCol w:w="10300"/>
-        <w:gridCol w:w="2644"/>
+        <w:gridCol w:w="2800"/>
+        <w:gridCol w:w="6560"/>
       </w:tblGrid>
       <w:tr>
         <w:trPr>
+          <w:cantSplit/>
           <w:tblHeader w:val="true"/>
         </w:trPr>
         <w:tc>
           <w:tcPr>
-            <w:tcW w:type="dxa" w:w="1600"/>
-            <w:vAlign w:val="center"/>
+            <w:tcW w:type="dxa" w:w="2800"/>
             <w:tcMar>
               <w:top w:w="80" w:type="dxa"/>
               <w:start w:w="120" w:type="dxa"/>
               <w:bottom w:w="80" w:type="dxa"/>
               <w:end w:w="120" w:type="dxa"/>
             </w:tcMar>
-            <w:shd w:fill="E8EEF5" w:val="clear"/>
+            <w:vAlign w:val="center"/>
+            <w:shd w:fill="E8EEF5"/>
           </w:tcPr>
           <w:p>
             <w:pPr>
-              <w:spacing w:before="0" w:after="0" w:line="259" w:lineRule="auto"/>
-              <w:jc w:val="center"/>
+              <w:pStyle w:val="TableText"/>
             </w:pPr>
-            <w:r/>
             <w:r>
               <w:rPr>
                 <w:rFonts w:ascii="Calibri" w:hAnsi="Calibri"/>
                 <w:b/>
                 <w:color w:val="0B2545"/>
-                <w:sz w:val="17"/>
+                <w:sz w:val="18"/>
               </w:rPr>
-              <w:t>Reference</w:t>
+              <w:t>Path</w:t>
             </w:r>
           </w:p>
         </w:tc>
         <w:tc>
           <w:tcPr>
-            <w:tcW w:type="dxa" w:w="10300"/>
-            <w:vAlign w:val="center"/>
+            <w:tcW w:type="dxa" w:w="6560"/>
             <w:tcMar>
               <w:top w:w="80" w:type="dxa"/>
               <w:start w:w="120" w:type="dxa"/>
               <w:bottom w:w="80" w:type="dxa"/>
               <w:end w:w="120" w:type="dxa"/>
             </w:tcMar>
-            <w:shd w:fill="E8EEF5" w:val="clear"/>
+            <w:vAlign w:val="center"/>
+            <w:shd w:fill="E8EEF5"/>
           </w:tcPr>
           <w:p>
             <w:pPr>
-              <w:spacing w:before="0" w:after="0" w:line="259" w:lineRule="auto"/>
-              <w:jc w:val="center"/>
+              <w:pStyle w:val="TableText"/>
             </w:pPr>
-            <w:r/>
             <w:r>
               <w:rPr>
                 <w:rFonts w:ascii="Calibri" w:hAnsi="Calibri"/>
                 <w:b/>
                 <w:color w:val="0B2545"/>
-                <w:sz w:val="17"/>
+                <w:sz w:val="18"/>
               </w:rPr>
-              <w:t>Use in this project</w:t>
+              <w:t>Required content</w:t>
             </w:r>
           </w:p>
         </w:tc>
+      </w:tr>
+      <w:tr>
+        <w:trPr>
+          <w:cantSplit/>
+        </w:trPr>
         <w:tc>
           <w:tcPr>
-            <w:tcW w:type="dxa" w:w="2644"/>
-            <w:vAlign w:val="center"/>
+            <w:tcW w:type="dxa" w:w="2800"/>
             <w:tcMar>
               <w:top w:w="80" w:type="dxa"/>
               <w:start w:w="120" w:type="dxa"/>
               <w:bottom w:w="80" w:type="dxa"/>
               <w:end w:w="120" w:type="dxa"/>
             </w:tcMar>
-            <w:shd w:fill="E8EEF5" w:val="clear"/>
+            <w:vAlign w:val="top"/>
           </w:tcPr>
           <w:p>
             <w:pPr>
-              <w:spacing w:before="0" w:after="0" w:line="259" w:lineRule="auto"/>
-              <w:jc w:val="center"/>
+              <w:pStyle w:val="TableText"/>
             </w:pPr>
-            <w:r/>
             <w:r>
               <w:rPr>
                 <w:rFonts w:ascii="Calibri" w:hAnsi="Calibri"/>
-                <w:b/>
                 <w:color w:val="0B2545"/>
-                <w:sz w:val="17"/>
+                <w:sz w:val="18"/>
               </w:rPr>
-              <w:t>Official code</w:t>
-            </w:r>
-          </w:p>
-        </w:tc>
-      </w:tr>
-      <w:tr>
-        <w:tc>
-          <w:tcPr>
-            <w:tcW w:type="dxa" w:w="1600"/>
-          </w:tcPr>
-          <w:p>
-            <w:pPr>
-              <w:spacing w:before="0" w:after="0" w:line="259" w:lineRule="auto"/>
-              <w:jc w:val="left"/>
-            </w:pPr>
-            <w:r/>
-            <w:r>
-              <w:rPr>
-                <w:rFonts w:ascii="Calibri" w:hAnsi="Calibri"/>
-                <w:b/>
-                <w:color w:val="0B2545"/>
-                <w:sz w:val="17"/>
-              </w:rPr>
-              <w:t>GADBench</w:t>
+              <w:t>models/&lt;model&gt;/README.md</w:t>
             </w:r>
           </w:p>
         </w:tc>
         <w:tc>
           <w:tcPr>
-            <w:tcW w:type="dxa" w:w="10300"/>
-          </w:tcPr>
-          <w:p>
-            <w:pPr>
-              <w:spacing w:before="0" w:after="0" w:line="259" w:lineRule="auto"/>
-              <w:jc w:val="left"/>
-            </w:pPr>
-            <w:r/>
-            <w:r>
-              <w:rPr>
-                <w:rFonts w:ascii="Calibri" w:hAnsi="Calibri"/>
-                <w:b w:val="0"/>
-                <w:color w:val="0B2545"/>
-                <w:sz w:val="17"/>
-              </w:rPr>
-              <w:t>Use evaluator organisation, repeated trials, validation-only selection, runtime/resource reporting and fixed-vs-tuned configuration tables.</w:t>
-            </w:r>
-          </w:p>
-        </w:tc>
-        <w:tc>
-          <w:tcPr>
-            <w:tcW w:type="dxa" w:w="2644"/>
-          </w:tcPr>
-          <w:p>
-            <w:r/>
-            <w:hyperlink r:id="rId19">
-              <w:r>
-                <w:rPr>
-                  <w:rFonts w:ascii="Calibri" w:hAnsi="Calibri"/>
-                  <w:color w:val="0563C1"/>
-                  <w:u w:val="single"/>
-                  <w:sz w:val="20"/>
-                </w:rPr>
-                <w:t>squareRoot3/GADBench</w:t>
-              </w:r>
-            </w:hyperlink>
-          </w:p>
-        </w:tc>
-      </w:tr>
-      <w:tr>
-        <w:tc>
-          <w:tcPr>
-            <w:tcW w:type="dxa" w:w="1600"/>
-          </w:tcPr>
-          <w:p>
-            <w:pPr>
-              <w:spacing w:before="0" w:after="0" w:line="259" w:lineRule="auto"/>
-              <w:jc w:val="left"/>
-            </w:pPr>
-            <w:r/>
-            <w:r>
-              <w:rPr>
-                <w:rFonts w:ascii="Calibri" w:hAnsi="Calibri"/>
-                <w:b/>
-                <w:color w:val="0B2545"/>
-                <w:sz w:val="17"/>
-              </w:rPr>
-              <w:t>BOND</w:t>
-            </w:r>
-          </w:p>
-        </w:tc>
-        <w:tc>
-          <w:tcPr>
-            <w:tcW w:type="dxa" w:w="10300"/>
-          </w:tcPr>
-          <w:p>
-            <w:pPr>
-              <w:spacing w:before="0" w:after="0" w:line="259" w:lineRule="auto"/>
-              <w:jc w:val="left"/>
-            </w:pPr>
-            <w:r/>
-            <w:r>
-              <w:rPr>
-                <w:rFonts w:ascii="Calibri" w:hAnsi="Calibri"/>
-                <w:b w:val="0"/>
-                <w:color w:val="0B2545"/>
-                <w:sz w:val="17"/>
-              </w:rPr>
-              <w:t>Use unsupervised benchmark structure and runtime/memory reporting ideas only; its unsupervised detectors are outside the current supervised fraud roster.</w:t>
-            </w:r>
-          </w:p>
-        </w:tc>
-        <w:tc>
-          <w:tcPr>
-            <w:tcW w:type="dxa" w:w="2644"/>
-          </w:tcPr>
-          <w:p>
-            <w:r/>
-            <w:hyperlink r:id="rId20">
-              <w:r>
-                <w:rPr>
-                  <w:rFonts w:ascii="Calibri" w:hAnsi="Calibri"/>
-                  <w:color w:val="0563C1"/>
-                  <w:u w:val="single"/>
-                  <w:sz w:val="20"/>
-                </w:rPr>
-                <w:t>pygod-team/pygod/tree/main/benchmark</w:t>
-              </w:r>
-            </w:hyperlink>
-          </w:p>
-        </w:tc>
-      </w:tr>
-      <w:tr>
-        <w:tc>
-          <w:tcPr>
-            <w:tcW w:type="dxa" w:w="1600"/>
-          </w:tcPr>
-          <w:p>
-            <w:pPr>
-              <w:spacing w:before="0" w:after="0" w:line="259" w:lineRule="auto"/>
-              <w:jc w:val="left"/>
-            </w:pPr>
-            <w:r/>
-            <w:r>
-              <w:rPr>
-                <w:rFonts w:ascii="Calibri" w:hAnsi="Calibri"/>
-                <w:b/>
-                <w:color w:val="0B2545"/>
-                <w:sz w:val="17"/>
-              </w:rPr>
-              <w:t>TROPICAL</w:t>
-            </w:r>
-          </w:p>
-        </w:tc>
-        <w:tc>
-          <w:tcPr>
-            <w:tcW w:type="dxa" w:w="10300"/>
-          </w:tcPr>
-          <w:p>
-            <w:pPr>
-              <w:spacing w:before="0" w:after="0" w:line="259" w:lineRule="auto"/>
-              <w:jc w:val="left"/>
-            </w:pPr>
-            <w:r/>
-            <w:r>
-              <w:rPr>
-                <w:rFonts w:ascii="Calibri" w:hAnsi="Calibri"/>
-                <w:b w:val="0"/>
-                <w:color w:val="0B2545"/>
-                <w:sz w:val="17"/>
-              </w:rPr>
-              <w:t>Use the one-hop fraud-node local heterophily and relation-specific global/local heterophily methodology.</w:t>
-            </w:r>
-          </w:p>
-        </w:tc>
-        <w:tc>
-          <w:tcPr>
-            <w:tcW w:type="dxa" w:w="2644"/>
-          </w:tcPr>
-          <w:p>
-            <w:r/>
-            <w:hyperlink r:id="rId21">
-              <w:r>
-                <w:rPr>
-                  <w:rFonts w:ascii="Calibri" w:hAnsi="Calibri"/>
-                  <w:color w:val="0563C1"/>
-                  <w:u w:val="single"/>
-                  <w:sz w:val="20"/>
-                </w:rPr>
-                <w:t>VenusHaghighi/TROPICAL</w:t>
-              </w:r>
-            </w:hyperlink>
-          </w:p>
-        </w:tc>
-      </w:tr>
-    </w:tbl>
-    <w:tbl>
-      <w:tblPr>
-        <w:tblStyle w:val="TableGrid"/>
-        <w:tblW w:type="dxa" w:w="9360"/>
-        <w:jc w:val="left"/>
-        <w:tblLayout w:type="fixed"/>
-        <w:tblLook w:firstColumn="1" w:firstRow="1" w:lastColumn="0" w:lastRow="0" w:noHBand="0" w:noVBand="1" w:val="04A0"/>
-        <w:tblInd w:w="120" w:type="dxa"/>
-      </w:tblPr>
-      <w:tblGrid>
-        <w:gridCol w:w="9360"/>
-      </w:tblGrid>
-      <w:tr>
-        <w:tc>
-          <w:tcPr>
-            <w:tcW w:type="dxa" w:w="9360"/>
-            <w:vAlign w:val="center"/>
+            <w:tcW w:type="dxa" w:w="6560"/>
             <w:tcMar>
               <w:top w:w="80" w:type="dxa"/>
               <w:start w:w="120" w:type="dxa"/>
               <w:bottom w:w="80" w:type="dxa"/>
               <w:end w:w="120" w:type="dxa"/>
             </w:tcMar>
-            <w:shd w:fill="FFF4D6" w:val="clear"/>
+            <w:vAlign w:val="top"/>
           </w:tcPr>
           <w:p>
             <w:pPr>
-              <w:spacing w:after="0"/>
+              <w:pStyle w:val="TableText"/>
+            </w:pPr>
+            <w:r>
+              <w:rPr>
+                <w:rFonts w:ascii="Calibri" w:hAnsi="Calibri"/>
+                <w:color w:val="0B2545"/>
+                <w:sz w:val="18"/>
+              </w:rPr>
+              <w:t>Paper, upstream URL, commit, owner, reviewer, supported datasets, commands and current status.</w:t>
+            </w:r>
+          </w:p>
+        </w:tc>
+      </w:tr>
+      <w:tr>
+        <w:trPr>
+          <w:cantSplit/>
+        </w:trPr>
+        <w:tc>
+          <w:tcPr>
+            <w:tcW w:type="dxa" w:w="2800"/>
+            <w:tcMar>
+              <w:top w:w="80" w:type="dxa"/>
+              <w:start w:w="120" w:type="dxa"/>
+              <w:bottom w:w="80" w:type="dxa"/>
+              <w:end w:w="120" w:type="dxa"/>
+            </w:tcMar>
+            <w:vAlign w:val="top"/>
+          </w:tcPr>
+          <w:p>
+            <w:pPr>
+              <w:pStyle w:val="TableText"/>
+            </w:pPr>
+            <w:r>
+              <w:rPr>
+                <w:rFonts w:ascii="Calibri" w:hAnsi="Calibri"/>
+                <w:color w:val="0B2545"/>
+                <w:sz w:val="18"/>
+              </w:rPr>
+              <w:t>models/&lt;model&gt;/environment/</w:t>
+            </w:r>
+          </w:p>
+        </w:tc>
+        <w:tc>
+          <w:tcPr>
+            <w:tcW w:type="dxa" w:w="6560"/>
+            <w:tcMar>
+              <w:top w:w="80" w:type="dxa"/>
+              <w:start w:w="120" w:type="dxa"/>
+              <w:bottom w:w="80" w:type="dxa"/>
+              <w:end w:w="120" w:type="dxa"/>
+            </w:tcMar>
+            <w:vAlign w:val="top"/>
+          </w:tcPr>
+          <w:p>
+            <w:pPr>
+              <w:pStyle w:val="TableText"/>
+            </w:pPr>
+            <w:r>
+              <w:rPr>
+                <w:rFonts w:ascii="Calibri" w:hAnsi="Calibri"/>
+                <w:color w:val="0B2545"/>
+                <w:sz w:val="18"/>
+              </w:rPr>
+              <w:t>author_requirements.txt, actual_environment.txt and hardware.txt.</w:t>
+            </w:r>
+          </w:p>
+        </w:tc>
+      </w:tr>
+      <w:tr>
+        <w:trPr>
+          <w:cantSplit/>
+        </w:trPr>
+        <w:tc>
+          <w:tcPr>
+            <w:tcW w:type="dxa" w:w="2800"/>
+            <w:tcMar>
+              <w:top w:w="80" w:type="dxa"/>
+              <w:start w:w="120" w:type="dxa"/>
+              <w:bottom w:w="80" w:type="dxa"/>
+              <w:end w:w="120" w:type="dxa"/>
+            </w:tcMar>
+            <w:vAlign w:val="top"/>
+          </w:tcPr>
+          <w:p>
+            <w:pPr>
+              <w:pStyle w:val="TableText"/>
+            </w:pPr>
+            <w:r>
+              <w:rPr>
+                <w:rFonts w:ascii="Calibri" w:hAnsi="Calibri"/>
+                <w:color w:val="0B2545"/>
+                <w:sz w:val="18"/>
+              </w:rPr>
+              <w:t>models/&lt;model&gt;/configs/author/</w:t>
+            </w:r>
+          </w:p>
+        </w:tc>
+        <w:tc>
+          <w:tcPr>
+            <w:tcW w:type="dxa" w:w="6560"/>
+            <w:tcMar>
+              <w:top w:w="80" w:type="dxa"/>
+              <w:start w:w="120" w:type="dxa"/>
+              <w:bottom w:w="80" w:type="dxa"/>
+              <w:end w:w="120" w:type="dxa"/>
+            </w:tcMar>
+            <w:vAlign w:val="top"/>
+          </w:tcPr>
+          <w:p>
+            <w:pPr>
+              <w:pStyle w:val="TableText"/>
+            </w:pPr>
+            <w:r>
+              <w:rPr>
+                <w:rFonts w:ascii="Calibri" w:hAnsi="Calibri"/>
+                <w:color w:val="0B2545"/>
+                <w:sz w:val="18"/>
+              </w:rPr>
+              <w:t>Unchanged or minimally translated author configurations.</w:t>
+            </w:r>
+          </w:p>
+        </w:tc>
+      </w:tr>
+      <w:tr>
+        <w:trPr>
+          <w:cantSplit/>
+        </w:trPr>
+        <w:tc>
+          <w:tcPr>
+            <w:tcW w:type="dxa" w:w="2800"/>
+            <w:tcMar>
+              <w:top w:w="80" w:type="dxa"/>
+              <w:start w:w="120" w:type="dxa"/>
+              <w:bottom w:w="80" w:type="dxa"/>
+              <w:end w:w="120" w:type="dxa"/>
+            </w:tcMar>
+            <w:vAlign w:val="top"/>
+          </w:tcPr>
+          <w:p>
+            <w:pPr>
+              <w:pStyle w:val="TableText"/>
+            </w:pPr>
+            <w:r>
+              <w:rPr>
+                <w:rFonts w:ascii="Calibri" w:hAnsi="Calibri"/>
+                <w:color w:val="0B2545"/>
+                <w:sz w:val="18"/>
+              </w:rPr>
+              <w:t>models/&lt;model&gt;/configs/unified/</w:t>
+            </w:r>
+          </w:p>
+        </w:tc>
+        <w:tc>
+          <w:tcPr>
+            <w:tcW w:type="dxa" w:w="6560"/>
+            <w:tcMar>
+              <w:top w:w="80" w:type="dxa"/>
+              <w:start w:w="120" w:type="dxa"/>
+              <w:bottom w:w="80" w:type="dxa"/>
+              <w:end w:w="120" w:type="dxa"/>
+            </w:tcMar>
+            <w:vAlign w:val="top"/>
+          </w:tcPr>
+          <w:p>
+            <w:pPr>
+              <w:pStyle w:val="TableText"/>
+            </w:pPr>
+            <w:r>
+              <w:rPr>
+                <w:rFonts w:ascii="Calibri" w:hAnsi="Calibri"/>
+                <w:color w:val="0B2545"/>
+                <w:sz w:val="18"/>
+              </w:rPr>
+              <w:t>Provisional templates first; rename/freeze only after the shared protocol is approved.</w:t>
+            </w:r>
+          </w:p>
+        </w:tc>
+      </w:tr>
+      <w:tr>
+        <w:trPr>
+          <w:cantSplit/>
+        </w:trPr>
+        <w:tc>
+          <w:tcPr>
+            <w:tcW w:type="dxa" w:w="2800"/>
+            <w:tcMar>
+              <w:top w:w="80" w:type="dxa"/>
+              <w:start w:w="120" w:type="dxa"/>
+              <w:bottom w:w="80" w:type="dxa"/>
+              <w:end w:w="120" w:type="dxa"/>
+            </w:tcMar>
+            <w:vAlign w:val="top"/>
+          </w:tcPr>
+          <w:p>
+            <w:pPr>
+              <w:pStyle w:val="TableText"/>
+            </w:pPr>
+            <w:r>
+              <w:rPr>
+                <w:rFonts w:ascii="Calibri" w:hAnsi="Calibri"/>
+                <w:color w:val="0B2545"/>
+                <w:sz w:val="18"/>
+              </w:rPr>
+              <w:t>models/&lt;model&gt;/patches/</w:t>
+            </w:r>
+          </w:p>
+        </w:tc>
+        <w:tc>
+          <w:tcPr>
+            <w:tcW w:type="dxa" w:w="6560"/>
+            <w:tcMar>
+              <w:top w:w="80" w:type="dxa"/>
+              <w:start w:w="120" w:type="dxa"/>
+              <w:bottom w:w="80" w:type="dxa"/>
+              <w:end w:w="120" w:type="dxa"/>
+            </w:tcMar>
+            <w:vAlign w:val="top"/>
+          </w:tcPr>
+          <w:p>
+            <w:pPr>
+              <w:pStyle w:val="TableText"/>
+            </w:pPr>
+            <w:r>
+              <w:rPr>
+                <w:rFonts w:ascii="Calibri" w:hAnsi="Calibri"/>
+                <w:color w:val="0B2545"/>
+                <w:sz w:val="18"/>
+              </w:rPr>
+              <w:t>git diff patches and a change log with reasons.</w:t>
+            </w:r>
+          </w:p>
+        </w:tc>
+      </w:tr>
+      <w:tr>
+        <w:trPr>
+          <w:cantSplit/>
+        </w:trPr>
+        <w:tc>
+          <w:tcPr>
+            <w:tcW w:type="dxa" w:w="2800"/>
+            <w:tcMar>
+              <w:top w:w="80" w:type="dxa"/>
+              <w:start w:w="120" w:type="dxa"/>
+              <w:bottom w:w="80" w:type="dxa"/>
+              <w:end w:w="120" w:type="dxa"/>
+            </w:tcMar>
+            <w:vAlign w:val="top"/>
+          </w:tcPr>
+          <w:p>
+            <w:pPr>
+              <w:pStyle w:val="TableText"/>
+            </w:pPr>
+            <w:r>
+              <w:rPr>
+                <w:rFonts w:ascii="Calibri" w:hAnsi="Calibri"/>
+                <w:color w:val="0B2545"/>
+                <w:sz w:val="18"/>
+              </w:rPr>
+              <w:t>models/&lt;model&gt;/scripts/</w:t>
+            </w:r>
+          </w:p>
+        </w:tc>
+        <w:tc>
+          <w:tcPr>
+            <w:tcW w:type="dxa" w:w="6560"/>
+            <w:tcMar>
+              <w:top w:w="80" w:type="dxa"/>
+              <w:start w:w="120" w:type="dxa"/>
+              <w:bottom w:w="80" w:type="dxa"/>
+              <w:end w:w="120" w:type="dxa"/>
+            </w:tcMar>
+            <w:vAlign w:val="top"/>
+          </w:tcPr>
+          <w:p>
+            <w:pPr>
+              <w:pStyle w:val="TableText"/>
+            </w:pPr>
+            <w:r>
+              <w:rPr>
+                <w:rFonts w:ascii="Calibri" w:hAnsi="Calibri"/>
+                <w:color w:val="0B2545"/>
+                <w:sz w:val="18"/>
+              </w:rPr>
+              <w:t>Thin launch, split-adapter and result-export scripts.</w:t>
+            </w:r>
+          </w:p>
+        </w:tc>
+      </w:tr>
+    </w:tbl>
+    <w:p>
+      <w:r>
+        <w:br w:type="page"/>
+      </w:r>
+    </w:p>
+    <w:p>
+      <w:pPr>
+        <w:pStyle w:val="Heading1"/>
+      </w:pPr>
+      <w:r>
+        <w:t>5. Two modes — never merge the evidence</w:t>
+      </w:r>
+    </w:p>
+    <w:tbl>
+      <w:tblPr>
+        <w:tblW w:type="dxa" w:w="9360"/>
+        <w:jc w:val="left"/>
+        <w:tblLayout w:type="fixed"/>
+        <w:tblLook w:firstColumn="1" w:firstRow="1" w:lastColumn="0" w:lastRow="0" w:noHBand="0" w:noVBand="1" w:val="04A0"/>
+        <w:tblInd w:w="120" w:type="dxa"/>
+        <w:tblBorders>
+          <w:top w:val="single" w:sz="6" w:space="0" w:color="B7C3D0"/>
+          <w:left w:val="single" w:sz="6" w:space="0" w:color="B7C3D0"/>
+          <w:bottom w:val="single" w:sz="6" w:space="0" w:color="B7C3D0"/>
+          <w:right w:val="single" w:sz="6" w:space="0" w:color="B7C3D0"/>
+          <w:insideH w:val="single" w:sz="6" w:space="0" w:color="B7C3D0"/>
+          <w:insideV w:val="single" w:sz="6" w:space="0" w:color="B7C3D0"/>
+        </w:tblBorders>
+      </w:tblPr>
+      <w:tblGrid>
+        <w:gridCol w:w="2250"/>
+        <w:gridCol w:w="3555"/>
+        <w:gridCol w:w="3555"/>
+      </w:tblGrid>
+      <w:tr>
+        <w:trPr>
+          <w:cantSplit/>
+          <w:tblHeader w:val="true"/>
+        </w:trPr>
+        <w:tc>
+          <w:tcPr>
+            <w:tcW w:type="dxa" w:w="2250"/>
+            <w:tcMar>
+              <w:top w:w="80" w:type="dxa"/>
+              <w:start w:w="120" w:type="dxa"/>
+              <w:bottom w:w="80" w:type="dxa"/>
+              <w:end w:w="120" w:type="dxa"/>
+            </w:tcMar>
+            <w:vAlign w:val="center"/>
+            <w:shd w:fill="E8EEF5"/>
+          </w:tcPr>
+          <w:p>
+            <w:pPr>
+              <w:pStyle w:val="TableText"/>
             </w:pPr>
             <w:r>
               <w:rPr>
                 <w:rFonts w:ascii="Calibri" w:hAnsi="Calibri"/>
                 <w:b/>
-                <w:color w:val="1F4D78"/>
-                <w:sz w:val="21"/>
+                <w:color w:val="0B2545"/>
+                <w:sz w:val="18"/>
               </w:rPr>
-              <w:t xml:space="preserve">Project-level pass criterion: </w:t>
+              <w:t>Dimension</w:t>
+            </w:r>
+          </w:p>
+        </w:tc>
+        <w:tc>
+          <w:tcPr>
+            <w:tcW w:type="dxa" w:w="3555"/>
+            <w:tcMar>
+              <w:top w:w="80" w:type="dxa"/>
+              <w:start w:w="120" w:type="dxa"/>
+              <w:bottom w:w="80" w:type="dxa"/>
+              <w:end w:w="120" w:type="dxa"/>
+            </w:tcMar>
+            <w:vAlign w:val="center"/>
+            <w:shd w:fill="E8EEF5"/>
+          </w:tcPr>
+          <w:p>
+            <w:pPr>
+              <w:pStyle w:val="TableText"/>
+            </w:pPr>
+            <w:r>
+              <w:rPr>
+                <w:rFonts w:ascii="Calibri" w:hAnsi="Calibri"/>
+                <w:b/>
+                <w:color w:val="0B2545"/>
+                <w:sz w:val="18"/>
+              </w:rPr>
+              <w:t>Author mode</w:t>
+            </w:r>
+          </w:p>
+        </w:tc>
+        <w:tc>
+          <w:tcPr>
+            <w:tcW w:type="dxa" w:w="3555"/>
+            <w:tcMar>
+              <w:top w:w="80" w:type="dxa"/>
+              <w:start w:w="120" w:type="dxa"/>
+              <w:bottom w:w="80" w:type="dxa"/>
+              <w:end w:w="120" w:type="dxa"/>
+            </w:tcMar>
+            <w:vAlign w:val="center"/>
+            <w:shd w:fill="E8EEF5"/>
+          </w:tcPr>
+          <w:p>
+            <w:pPr>
+              <w:pStyle w:val="TableText"/>
+            </w:pPr>
+            <w:r>
+              <w:rPr>
+                <w:rFonts w:ascii="Calibri" w:hAnsi="Calibri"/>
+                <w:b/>
+                <w:color w:val="0B2545"/>
+                <w:sz w:val="18"/>
+              </w:rPr>
+              <w:t>Unified mode</w:t>
+            </w:r>
+          </w:p>
+        </w:tc>
+      </w:tr>
+      <w:tr>
+        <w:trPr>
+          <w:cantSplit/>
+        </w:trPr>
+        <w:tc>
+          <w:tcPr>
+            <w:tcW w:type="dxa" w:w="2250"/>
+            <w:tcMar>
+              <w:top w:w="80" w:type="dxa"/>
+              <w:start w:w="120" w:type="dxa"/>
+              <w:bottom w:w="80" w:type="dxa"/>
+              <w:end w:w="120" w:type="dxa"/>
+            </w:tcMar>
+            <w:vAlign w:val="top"/>
+          </w:tcPr>
+          <w:p>
+            <w:pPr>
+              <w:pStyle w:val="TableText"/>
+            </w:pPr>
+            <w:r>
+              <w:rPr>
+                <w:rFonts w:ascii="Calibri" w:hAnsi="Calibri"/>
+                <w:color w:val="0B2545"/>
+                <w:sz w:val="18"/>
+              </w:rPr>
+              <w:t>Purpose</w:t>
+            </w:r>
+          </w:p>
+        </w:tc>
+        <w:tc>
+          <w:tcPr>
+            <w:tcW w:type="dxa" w:w="3555"/>
+            <w:tcMar>
+              <w:top w:w="80" w:type="dxa"/>
+              <w:start w:w="120" w:type="dxa"/>
+              <w:bottom w:w="80" w:type="dxa"/>
+              <w:end w:w="120" w:type="dxa"/>
+            </w:tcMar>
+            <w:vAlign w:val="top"/>
+          </w:tcPr>
+          <w:p>
+            <w:pPr>
+              <w:pStyle w:val="TableText"/>
+            </w:pPr>
+            <w:r>
+              <w:rPr>
+                <w:rFonts w:ascii="Calibri" w:hAnsi="Calibri"/>
+                <w:color w:val="0B2545"/>
+                <w:sz w:val="18"/>
+              </w:rPr>
+              <w:t>Test whether supplied paper/code behaviour can be reproduced or validated.</w:t>
+            </w:r>
+          </w:p>
+        </w:tc>
+        <w:tc>
+          <w:tcPr>
+            <w:tcW w:type="dxa" w:w="3555"/>
+            <w:tcMar>
+              <w:top w:w="80" w:type="dxa"/>
+              <w:start w:w="120" w:type="dxa"/>
+              <w:bottom w:w="80" w:type="dxa"/>
+              <w:end w:w="120" w:type="dxa"/>
+            </w:tcMar>
+            <w:vAlign w:val="top"/>
+          </w:tcPr>
+          <w:p>
+            <w:pPr>
+              <w:pStyle w:val="TableText"/>
+            </w:pPr>
+            <w:r>
+              <w:rPr>
+                <w:rFonts w:ascii="Calibri" w:hAnsi="Calibri"/>
+                <w:color w:val="0B2545"/>
+                <w:sz w:val="18"/>
+              </w:rPr>
+              <w:t>Enable controlled comparisons across eligible methods.</w:t>
+            </w:r>
+          </w:p>
+        </w:tc>
+      </w:tr>
+      <w:tr>
+        <w:trPr>
+          <w:cantSplit/>
+        </w:trPr>
+        <w:tc>
+          <w:tcPr>
+            <w:tcW w:type="dxa" w:w="2250"/>
+            <w:tcMar>
+              <w:top w:w="80" w:type="dxa"/>
+              <w:start w:w="120" w:type="dxa"/>
+              <w:bottom w:w="80" w:type="dxa"/>
+              <w:end w:w="120" w:type="dxa"/>
+            </w:tcMar>
+            <w:vAlign w:val="top"/>
+          </w:tcPr>
+          <w:p>
+            <w:pPr>
+              <w:pStyle w:val="TableText"/>
+            </w:pPr>
+            <w:r>
+              <w:rPr>
+                <w:rFonts w:ascii="Calibri" w:hAnsi="Calibri"/>
+                <w:color w:val="0B2545"/>
+                <w:sz w:val="18"/>
+              </w:rPr>
+              <w:t>Data/split</w:t>
+            </w:r>
+          </w:p>
+        </w:tc>
+        <w:tc>
+          <w:tcPr>
+            <w:tcW w:type="dxa" w:w="3555"/>
+            <w:tcMar>
+              <w:top w:w="80" w:type="dxa"/>
+              <w:start w:w="120" w:type="dxa"/>
+              <w:bottom w:w="80" w:type="dxa"/>
+              <w:end w:w="120" w:type="dxa"/>
+            </w:tcMar>
+            <w:vAlign w:val="top"/>
+          </w:tcPr>
+          <w:p>
+            <w:pPr>
+              <w:pStyle w:val="TableText"/>
+            </w:pPr>
+            <w:r>
+              <w:rPr>
+                <w:rFonts w:ascii="Calibri" w:hAnsi="Calibri"/>
+                <w:color w:val="0B2545"/>
+                <w:sz w:val="18"/>
+              </w:rPr>
+              <w:t>Paper or repository version and original split.</w:t>
+            </w:r>
+          </w:p>
+        </w:tc>
+        <w:tc>
+          <w:tcPr>
+            <w:tcW w:type="dxa" w:w="3555"/>
+            <w:tcMar>
+              <w:top w:w="80" w:type="dxa"/>
+              <w:start w:w="120" w:type="dxa"/>
+              <w:bottom w:w="80" w:type="dxa"/>
+              <w:end w:w="120" w:type="dxa"/>
+            </w:tcMar>
+            <w:vAlign w:val="top"/>
+          </w:tcPr>
+          <w:p>
+            <w:pPr>
+              <w:pStyle w:val="TableText"/>
+            </w:pPr>
+            <w:r>
+              <w:rPr>
+                <w:rFonts w:ascii="Calibri" w:hAnsi="Calibri"/>
+                <w:color w:val="0B2545"/>
+                <w:sz w:val="18"/>
+              </w:rPr>
+              <w:t>Frozen team dataset version and split IDs.</w:t>
+            </w:r>
+          </w:p>
+        </w:tc>
+      </w:tr>
+      <w:tr>
+        <w:trPr>
+          <w:cantSplit/>
+        </w:trPr>
+        <w:tc>
+          <w:tcPr>
+            <w:tcW w:type="dxa" w:w="2250"/>
+            <w:tcMar>
+              <w:top w:w="80" w:type="dxa"/>
+              <w:start w:w="120" w:type="dxa"/>
+              <w:bottom w:w="80" w:type="dxa"/>
+              <w:end w:w="120" w:type="dxa"/>
+            </w:tcMar>
+            <w:vAlign w:val="top"/>
+          </w:tcPr>
+          <w:p>
+            <w:pPr>
+              <w:pStyle w:val="TableText"/>
+            </w:pPr>
+            <w:r>
+              <w:rPr>
+                <w:rFonts w:ascii="Calibri" w:hAnsi="Calibri"/>
+                <w:color w:val="0B2545"/>
+                <w:sz w:val="18"/>
+              </w:rPr>
+              <w:t>Optimizer</w:t>
+            </w:r>
+          </w:p>
+        </w:tc>
+        <w:tc>
+          <w:tcPr>
+            <w:tcW w:type="dxa" w:w="3555"/>
+            <w:tcMar>
+              <w:top w:w="80" w:type="dxa"/>
+              <w:start w:w="120" w:type="dxa"/>
+              <w:bottom w:w="80" w:type="dxa"/>
+              <w:end w:w="120" w:type="dxa"/>
+            </w:tcMar>
+            <w:vAlign w:val="top"/>
+          </w:tcPr>
+          <w:p>
+            <w:pPr>
+              <w:pStyle w:val="TableText"/>
+            </w:pPr>
+            <w:r>
+              <w:rPr>
+                <w:rFonts w:ascii="Calibri" w:hAnsi="Calibri"/>
+                <w:color w:val="0B2545"/>
+                <w:sz w:val="18"/>
+              </w:rPr>
+              <w:t>Author optimizer and schedule.</w:t>
+            </w:r>
+          </w:p>
+        </w:tc>
+        <w:tc>
+          <w:tcPr>
+            <w:tcW w:type="dxa" w:w="3555"/>
+            <w:tcMar>
+              <w:top w:w="80" w:type="dxa"/>
+              <w:start w:w="120" w:type="dxa"/>
+              <w:bottom w:w="80" w:type="dxa"/>
+              <w:end w:w="120" w:type="dxa"/>
+            </w:tcMar>
+            <w:vAlign w:val="top"/>
+          </w:tcPr>
+          <w:p>
+            <w:pPr>
+              <w:pStyle w:val="TableText"/>
+            </w:pPr>
+            <w:r>
+              <w:rPr>
+                <w:rFonts w:ascii="Calibri" w:hAnsi="Calibri"/>
+                <w:color w:val="0B2545"/>
+                <w:sz w:val="18"/>
+              </w:rPr>
+              <w:t>Shared optimizer after team freeze; exceptions documented.</w:t>
+            </w:r>
+          </w:p>
+        </w:tc>
+      </w:tr>
+      <w:tr>
+        <w:trPr>
+          <w:cantSplit/>
+        </w:trPr>
+        <w:tc>
+          <w:tcPr>
+            <w:tcW w:type="dxa" w:w="2250"/>
+            <w:tcMar>
+              <w:top w:w="80" w:type="dxa"/>
+              <w:start w:w="120" w:type="dxa"/>
+              <w:bottom w:w="80" w:type="dxa"/>
+              <w:end w:w="120" w:type="dxa"/>
+            </w:tcMar>
+            <w:vAlign w:val="top"/>
+          </w:tcPr>
+          <w:p>
+            <w:pPr>
+              <w:pStyle w:val="TableText"/>
+            </w:pPr>
+            <w:r>
+              <w:rPr>
+                <w:rFonts w:ascii="Calibri" w:hAnsi="Calibri"/>
+                <w:color w:val="0B2545"/>
+                <w:sz w:val="18"/>
+              </w:rPr>
+              <w:t>Threshold</w:t>
+            </w:r>
+          </w:p>
+        </w:tc>
+        <w:tc>
+          <w:tcPr>
+            <w:tcW w:type="dxa" w:w="3555"/>
+            <w:tcMar>
+              <w:top w:w="80" w:type="dxa"/>
+              <w:start w:w="120" w:type="dxa"/>
+              <w:bottom w:w="80" w:type="dxa"/>
+              <w:end w:w="120" w:type="dxa"/>
+            </w:tcMar>
+            <w:vAlign w:val="top"/>
+          </w:tcPr>
+          <w:p>
+            <w:pPr>
+              <w:pStyle w:val="TableText"/>
+            </w:pPr>
+            <w:r>
+              <w:rPr>
+                <w:rFonts w:ascii="Calibri" w:hAnsi="Calibri"/>
+                <w:color w:val="0B2545"/>
+                <w:sz w:val="18"/>
+              </w:rPr>
+              <w:t>Author rule, even when model-specific.</w:t>
+            </w:r>
+          </w:p>
+        </w:tc>
+        <w:tc>
+          <w:tcPr>
+            <w:tcW w:type="dxa" w:w="3555"/>
+            <w:tcMar>
+              <w:top w:w="80" w:type="dxa"/>
+              <w:start w:w="120" w:type="dxa"/>
+              <w:bottom w:w="80" w:type="dxa"/>
+              <w:end w:w="120" w:type="dxa"/>
+            </w:tcMar>
+            <w:vAlign w:val="top"/>
+          </w:tcPr>
+          <w:p>
+            <w:pPr>
+              <w:pStyle w:val="TableText"/>
+            </w:pPr>
+            <w:r>
+              <w:rPr>
+                <w:rFonts w:ascii="Calibri" w:hAnsi="Calibri"/>
+                <w:color w:val="0B2545"/>
+                <w:sz w:val="18"/>
+              </w:rPr>
+              <w:t>One shared validation-only rule after freeze.</w:t>
+            </w:r>
+          </w:p>
+        </w:tc>
+      </w:tr>
+      <w:tr>
+        <w:trPr>
+          <w:cantSplit/>
+        </w:trPr>
+        <w:tc>
+          <w:tcPr>
+            <w:tcW w:type="dxa" w:w="2250"/>
+            <w:tcMar>
+              <w:top w:w="80" w:type="dxa"/>
+              <w:start w:w="120" w:type="dxa"/>
+              <w:bottom w:w="80" w:type="dxa"/>
+              <w:end w:w="120" w:type="dxa"/>
+            </w:tcMar>
+            <w:vAlign w:val="top"/>
+          </w:tcPr>
+          <w:p>
+            <w:pPr>
+              <w:pStyle w:val="TableText"/>
+            </w:pPr>
+            <w:r>
+              <w:rPr>
+                <w:rFonts w:ascii="Calibri" w:hAnsi="Calibri"/>
+                <w:color w:val="0B2545"/>
+                <w:sz w:val="18"/>
+              </w:rPr>
+              <w:t>Seeds/runs</w:t>
+            </w:r>
+          </w:p>
+        </w:tc>
+        <w:tc>
+          <w:tcPr>
+            <w:tcW w:type="dxa" w:w="3555"/>
+            <w:tcMar>
+              <w:top w:w="80" w:type="dxa"/>
+              <w:start w:w="120" w:type="dxa"/>
+              <w:bottom w:w="80" w:type="dxa"/>
+              <w:end w:w="120" w:type="dxa"/>
+            </w:tcMar>
+            <w:vAlign w:val="top"/>
+          </w:tcPr>
+          <w:p>
+            <w:pPr>
+              <w:pStyle w:val="TableText"/>
+            </w:pPr>
+            <w:r>
+              <w:rPr>
+                <w:rFonts w:ascii="Calibri" w:hAnsi="Calibri"/>
+                <w:color w:val="0B2545"/>
+                <w:sz w:val="18"/>
+              </w:rPr>
+              <w:t>Author scheme where feasible; otherwise label the deviation.</w:t>
+            </w:r>
+          </w:p>
+        </w:tc>
+        <w:tc>
+          <w:tcPr>
+            <w:tcW w:type="dxa" w:w="3555"/>
+            <w:tcMar>
+              <w:top w:w="80" w:type="dxa"/>
+              <w:start w:w="120" w:type="dxa"/>
+              <w:bottom w:w="80" w:type="dxa"/>
+              <w:end w:w="120" w:type="dxa"/>
+            </w:tcMar>
+            <w:vAlign w:val="top"/>
+          </w:tcPr>
+          <w:p>
+            <w:pPr>
+              <w:pStyle w:val="TableText"/>
+            </w:pPr>
+            <w:r>
+              <w:rPr>
+                <w:rFonts w:ascii="Calibri" w:hAnsi="Calibri"/>
+                <w:color w:val="0B2545"/>
+                <w:sz w:val="18"/>
+              </w:rPr>
+              <w:t>Same three training seeds for all eligible pairs; separate split seed.</w:t>
+            </w:r>
+          </w:p>
+        </w:tc>
+      </w:tr>
+      <w:tr>
+        <w:trPr>
+          <w:cantSplit/>
+        </w:trPr>
+        <w:tc>
+          <w:tcPr>
+            <w:tcW w:type="dxa" w:w="2250"/>
+            <w:tcMar>
+              <w:top w:w="80" w:type="dxa"/>
+              <w:start w:w="120" w:type="dxa"/>
+              <w:bottom w:w="80" w:type="dxa"/>
+              <w:end w:w="120" w:type="dxa"/>
+            </w:tcMar>
+            <w:vAlign w:val="top"/>
+          </w:tcPr>
+          <w:p>
+            <w:pPr>
+              <w:pStyle w:val="TableText"/>
+            </w:pPr>
+            <w:r>
+              <w:rPr>
+                <w:rFonts w:ascii="Calibri" w:hAnsi="Calibri"/>
+                <w:color w:val="0B2545"/>
+                <w:sz w:val="18"/>
+              </w:rPr>
+              <w:t>Tuning</w:t>
+            </w:r>
+          </w:p>
+        </w:tc>
+        <w:tc>
+          <w:tcPr>
+            <w:tcW w:type="dxa" w:w="3555"/>
+            <w:tcMar>
+              <w:top w:w="80" w:type="dxa"/>
+              <w:start w:w="120" w:type="dxa"/>
+              <w:bottom w:w="80" w:type="dxa"/>
+              <w:end w:w="120" w:type="dxa"/>
+            </w:tcMar>
+            <w:vAlign w:val="top"/>
+          </w:tcPr>
+          <w:p>
+            <w:pPr>
+              <w:pStyle w:val="TableText"/>
+            </w:pPr>
+            <w:r>
+              <w:rPr>
+                <w:rFonts w:ascii="Calibri" w:hAnsi="Calibri"/>
+                <w:color w:val="0B2545"/>
+                <w:sz w:val="18"/>
+              </w:rPr>
+              <w:t>Author values or author search protocol.</w:t>
+            </w:r>
+          </w:p>
+        </w:tc>
+        <w:tc>
+          <w:tcPr>
+            <w:tcW w:type="dxa" w:w="3555"/>
+            <w:tcMar>
+              <w:top w:w="80" w:type="dxa"/>
+              <w:start w:w="120" w:type="dxa"/>
+              <w:bottom w:w="80" w:type="dxa"/>
+              <w:end w:w="120" w:type="dxa"/>
+            </w:tcMar>
+            <w:vAlign w:val="top"/>
+          </w:tcPr>
+          <w:p>
+            <w:pPr>
+              <w:pStyle w:val="TableText"/>
+            </w:pPr>
+            <w:r>
+              <w:rPr>
+                <w:rFonts w:ascii="Calibri" w:hAnsi="Calibri"/>
+                <w:color w:val="0B2545"/>
+                <w:sz w:val="18"/>
+              </w:rPr>
+              <w:t>Equal predeclared budget and validation selection metric.</w:t>
+            </w:r>
+          </w:p>
+        </w:tc>
+      </w:tr>
+      <w:tr>
+        <w:trPr>
+          <w:cantSplit/>
+        </w:trPr>
+        <w:tc>
+          <w:tcPr>
+            <w:tcW w:type="dxa" w:w="2250"/>
+            <w:tcMar>
+              <w:top w:w="80" w:type="dxa"/>
+              <w:start w:w="120" w:type="dxa"/>
+              <w:bottom w:w="80" w:type="dxa"/>
+              <w:end w:w="120" w:type="dxa"/>
+            </w:tcMar>
+            <w:vAlign w:val="top"/>
+          </w:tcPr>
+          <w:p>
+            <w:pPr>
+              <w:pStyle w:val="TableText"/>
+            </w:pPr>
+            <w:r>
+              <w:rPr>
+                <w:rFonts w:ascii="Calibri" w:hAnsi="Calibri"/>
+                <w:color w:val="0B2545"/>
+                <w:sz w:val="18"/>
+              </w:rPr>
+              <w:t>Result label</w:t>
+            </w:r>
+          </w:p>
+        </w:tc>
+        <w:tc>
+          <w:tcPr>
+            <w:tcW w:type="dxa" w:w="3555"/>
+            <w:tcMar>
+              <w:top w:w="80" w:type="dxa"/>
+              <w:start w:w="120" w:type="dxa"/>
+              <w:bottom w:w="80" w:type="dxa"/>
+              <w:end w:w="120" w:type="dxa"/>
+            </w:tcMar>
+            <w:vAlign w:val="top"/>
+          </w:tcPr>
+          <w:p>
+            <w:pPr>
+              <w:pStyle w:val="TableText"/>
+            </w:pPr>
+            <w:r>
+              <w:rPr>
+                <w:rFonts w:ascii="Calibri" w:hAnsi="Calibri"/>
+                <w:color w:val="0B2545"/>
+                <w:sz w:val="18"/>
+              </w:rPr>
+              <w:t>Exact/approximate reproduction, local validation or feasibility.</w:t>
+            </w:r>
+          </w:p>
+        </w:tc>
+        <w:tc>
+          <w:tcPr>
+            <w:tcW w:type="dxa" w:w="3555"/>
+            <w:tcMar>
+              <w:top w:w="80" w:type="dxa"/>
+              <w:start w:w="120" w:type="dxa"/>
+              <w:bottom w:w="80" w:type="dxa"/>
+              <w:end w:w="120" w:type="dxa"/>
+            </w:tcMar>
+            <w:vAlign w:val="top"/>
+          </w:tcPr>
+          <w:p>
+            <w:pPr>
+              <w:pStyle w:val="TableText"/>
+            </w:pPr>
+            <w:r>
+              <w:rPr>
+                <w:rFonts w:ascii="Calibri" w:hAnsi="Calibri"/>
+                <w:color w:val="0B2545"/>
+                <w:sz w:val="18"/>
+              </w:rPr>
+              <w:t>Controlled benchmark result.</w:t>
+            </w:r>
+          </w:p>
+        </w:tc>
+      </w:tr>
+      <w:tr>
+        <w:trPr>
+          <w:cantSplit/>
+        </w:trPr>
+        <w:tc>
+          <w:tcPr>
+            <w:tcW w:type="dxa" w:w="2250"/>
+            <w:tcMar>
+              <w:top w:w="80" w:type="dxa"/>
+              <w:start w:w="120" w:type="dxa"/>
+              <w:bottom w:w="80" w:type="dxa"/>
+              <w:end w:w="120" w:type="dxa"/>
+            </w:tcMar>
+            <w:vAlign w:val="top"/>
+          </w:tcPr>
+          <w:p>
+            <w:pPr>
+              <w:pStyle w:val="TableText"/>
+            </w:pPr>
+            <w:r>
+              <w:rPr>
+                <w:rFonts w:ascii="Calibri" w:hAnsi="Calibri"/>
+                <w:color w:val="0B2545"/>
+                <w:sz w:val="18"/>
+              </w:rPr>
+              <w:t>Storage</w:t>
+            </w:r>
+          </w:p>
+        </w:tc>
+        <w:tc>
+          <w:tcPr>
+            <w:tcW w:type="dxa" w:w="3555"/>
+            <w:tcMar>
+              <w:top w:w="80" w:type="dxa"/>
+              <w:start w:w="120" w:type="dxa"/>
+              <w:bottom w:w="80" w:type="dxa"/>
+              <w:end w:w="120" w:type="dxa"/>
+            </w:tcMar>
+            <w:vAlign w:val="top"/>
+          </w:tcPr>
+          <w:p>
+            <w:pPr>
+              <w:pStyle w:val="TableText"/>
+            </w:pPr>
+            <w:r>
+              <w:rPr>
+                <w:rFonts w:ascii="Calibri" w:hAnsi="Calibri"/>
+                <w:color w:val="0B2545"/>
+                <w:sz w:val="18"/>
+              </w:rPr>
+              <w:t>results/author-reproduction/</w:t>
+            </w:r>
+          </w:p>
+        </w:tc>
+        <w:tc>
+          <w:tcPr>
+            <w:tcW w:type="dxa" w:w="3555"/>
+            <w:tcMar>
+              <w:top w:w="80" w:type="dxa"/>
+              <w:start w:w="120" w:type="dxa"/>
+              <w:bottom w:w="80" w:type="dxa"/>
+              <w:end w:w="120" w:type="dxa"/>
+            </w:tcMar>
+            <w:vAlign w:val="top"/>
+          </w:tcPr>
+          <w:p>
+            <w:pPr>
+              <w:pStyle w:val="TableText"/>
+            </w:pPr>
+            <w:r>
+              <w:rPr>
+                <w:rFonts w:ascii="Calibri" w:hAnsi="Calibri"/>
+                <w:color w:val="0B2545"/>
+                <w:sz w:val="18"/>
+              </w:rPr>
+              <w:t>results/unified/</w:t>
+            </w:r>
+          </w:p>
+        </w:tc>
+      </w:tr>
+    </w:tbl>
+    <w:p>
+      <w:pPr>
+        <w:pStyle w:val="Heading1"/>
+      </w:pPr>
+      <w:r>
+        <w:t>6. Reproduction classification</w:t>
+      </w:r>
+    </w:p>
+    <w:tbl>
+      <w:tblPr>
+        <w:tblW w:type="dxa" w:w="9360"/>
+        <w:jc w:val="left"/>
+        <w:tblLayout w:type="fixed"/>
+        <w:tblLook w:firstColumn="1" w:firstRow="1" w:lastColumn="0" w:lastRow="0" w:noHBand="0" w:noVBand="1" w:val="04A0"/>
+        <w:tblInd w:w="120" w:type="dxa"/>
+        <w:tblBorders>
+          <w:top w:val="single" w:sz="6" w:space="0" w:color="B7C3D0"/>
+          <w:left w:val="single" w:sz="6" w:space="0" w:color="B7C3D0"/>
+          <w:bottom w:val="single" w:sz="6" w:space="0" w:color="B7C3D0"/>
+          <w:right w:val="single" w:sz="6" w:space="0" w:color="B7C3D0"/>
+          <w:insideH w:val="single" w:sz="6" w:space="0" w:color="B7C3D0"/>
+          <w:insideV w:val="single" w:sz="6" w:space="0" w:color="B7C3D0"/>
+        </w:tblBorders>
+      </w:tblPr>
+      <w:tblGrid>
+        <w:gridCol w:w="2050"/>
+        <w:gridCol w:w="7310"/>
+      </w:tblGrid>
+      <w:tr>
+        <w:trPr>
+          <w:cantSplit/>
+          <w:tblHeader w:val="true"/>
+        </w:trPr>
+        <w:tc>
+          <w:tcPr>
+            <w:tcW w:type="dxa" w:w="2050"/>
+            <w:tcMar>
+              <w:top w:w="80" w:type="dxa"/>
+              <w:start w:w="120" w:type="dxa"/>
+              <w:bottom w:w="80" w:type="dxa"/>
+              <w:end w:w="120" w:type="dxa"/>
+            </w:tcMar>
+            <w:vAlign w:val="center"/>
+            <w:shd w:fill="E8EEF5"/>
+          </w:tcPr>
+          <w:p>
+            <w:pPr>
+              <w:pStyle w:val="TableText"/>
+            </w:pPr>
+            <w:r>
+              <w:rPr>
+                <w:rFonts w:ascii="Calibri" w:hAnsi="Calibri"/>
+                <w:b/>
+                <w:color w:val="0B2545"/>
+                <w:sz w:val="18"/>
+              </w:rPr>
+              <w:t>Label</w:t>
+            </w:r>
+          </w:p>
+        </w:tc>
+        <w:tc>
+          <w:tcPr>
+            <w:tcW w:type="dxa" w:w="7310"/>
+            <w:tcMar>
+              <w:top w:w="80" w:type="dxa"/>
+              <w:start w:w="120" w:type="dxa"/>
+              <w:bottom w:w="80" w:type="dxa"/>
+              <w:end w:w="120" w:type="dxa"/>
+            </w:tcMar>
+            <w:vAlign w:val="center"/>
+            <w:shd w:fill="E8EEF5"/>
+          </w:tcPr>
+          <w:p>
+            <w:pPr>
+              <w:pStyle w:val="TableText"/>
+            </w:pPr>
+            <w:r>
+              <w:rPr>
+                <w:rFonts w:ascii="Calibri" w:hAnsi="Calibri"/>
+                <w:b/>
+                <w:color w:val="0B2545"/>
+                <w:sz w:val="18"/>
+              </w:rPr>
+              <w:t>Use only when</w:t>
+            </w:r>
+          </w:p>
+        </w:tc>
+      </w:tr>
+      <w:tr>
+        <w:trPr>
+          <w:cantSplit/>
+        </w:trPr>
+        <w:tc>
+          <w:tcPr>
+            <w:tcW w:type="dxa" w:w="2050"/>
+            <w:tcMar>
+              <w:top w:w="80" w:type="dxa"/>
+              <w:start w:w="120" w:type="dxa"/>
+              <w:bottom w:w="80" w:type="dxa"/>
+              <w:end w:w="120" w:type="dxa"/>
+            </w:tcMar>
+            <w:vAlign w:val="top"/>
+          </w:tcPr>
+          <w:p>
+            <w:pPr>
+              <w:pStyle w:val="TableText"/>
+            </w:pPr>
+            <w:r>
+              <w:rPr>
+                <w:rFonts w:ascii="Calibri" w:hAnsi="Calibri"/>
+                <w:color w:val="0B2545"/>
+                <w:sz w:val="18"/>
+              </w:rPr>
+              <w:t>Exact reproduction</w:t>
+            </w:r>
+          </w:p>
+        </w:tc>
+        <w:tc>
+          <w:tcPr>
+            <w:tcW w:type="dxa" w:w="7310"/>
+            <w:tcMar>
+              <w:top w:w="80" w:type="dxa"/>
+              <w:start w:w="120" w:type="dxa"/>
+              <w:bottom w:w="80" w:type="dxa"/>
+              <w:end w:w="120" w:type="dxa"/>
+            </w:tcMar>
+            <w:vAlign w:val="top"/>
+          </w:tcPr>
+          <w:p>
+            <w:pPr>
+              <w:pStyle w:val="TableText"/>
+            </w:pPr>
+            <w:r>
+              <w:rPr>
+                <w:rFonts w:ascii="Calibri" w:hAnsi="Calibri"/>
+                <w:color w:val="0B2545"/>
+                <w:sz w:val="18"/>
+              </w:rPr>
+              <w:t>Author data/features, split, environment-compatible implementation, run count and selection/reporting rules are matched.</w:t>
+            </w:r>
+          </w:p>
+        </w:tc>
+      </w:tr>
+      <w:tr>
+        <w:trPr>
+          <w:cantSplit/>
+        </w:trPr>
+        <w:tc>
+          <w:tcPr>
+            <w:tcW w:type="dxa" w:w="2050"/>
+            <w:tcMar>
+              <w:top w:w="80" w:type="dxa"/>
+              <w:start w:w="120" w:type="dxa"/>
+              <w:bottom w:w="80" w:type="dxa"/>
+              <w:end w:w="120" w:type="dxa"/>
+            </w:tcMar>
+            <w:vAlign w:val="top"/>
+          </w:tcPr>
+          <w:p>
+            <w:pPr>
+              <w:pStyle w:val="TableText"/>
+            </w:pPr>
+            <w:r>
+              <w:rPr>
+                <w:rFonts w:ascii="Calibri" w:hAnsi="Calibri"/>
+                <w:color w:val="0B2545"/>
+                <w:sz w:val="18"/>
+              </w:rPr>
+              <w:t>Approximate reproduction</w:t>
+            </w:r>
+          </w:p>
+        </w:tc>
+        <w:tc>
+          <w:tcPr>
+            <w:tcW w:type="dxa" w:w="7310"/>
+            <w:tcMar>
+              <w:top w:w="80" w:type="dxa"/>
+              <w:start w:w="120" w:type="dxa"/>
+              <w:bottom w:w="80" w:type="dxa"/>
+              <w:end w:w="120" w:type="dxa"/>
+            </w:tcMar>
+            <w:vAlign w:val="top"/>
+          </w:tcPr>
+          <w:p>
+            <w:pPr>
+              <w:pStyle w:val="TableText"/>
+            </w:pPr>
+            <w:r>
+              <w:rPr>
+                <w:rFonts w:ascii="Calibri" w:hAnsi="Calibri"/>
+                <w:color w:val="0B2545"/>
+                <w:sz w:val="18"/>
+              </w:rPr>
+              <w:t>The author procedure is followed but one or more declared implementation/environment/data details differ.</w:t>
+            </w:r>
+          </w:p>
+        </w:tc>
+      </w:tr>
+      <w:tr>
+        <w:trPr>
+          <w:cantSplit/>
+        </w:trPr>
+        <w:tc>
+          <w:tcPr>
+            <w:tcW w:type="dxa" w:w="2050"/>
+            <w:tcMar>
+              <w:top w:w="80" w:type="dxa"/>
+              <w:start w:w="120" w:type="dxa"/>
+              <w:bottom w:w="80" w:type="dxa"/>
+              <w:end w:w="120" w:type="dxa"/>
+            </w:tcMar>
+            <w:vAlign w:val="top"/>
+          </w:tcPr>
+          <w:p>
+            <w:pPr>
+              <w:pStyle w:val="TableText"/>
+            </w:pPr>
+            <w:r>
+              <w:rPr>
+                <w:rFonts w:ascii="Calibri" w:hAnsi="Calibri"/>
+                <w:color w:val="0B2545"/>
+                <w:sz w:val="18"/>
+              </w:rPr>
+              <w:t>Local author-code validation</w:t>
+            </w:r>
+          </w:p>
+        </w:tc>
+        <w:tc>
+          <w:tcPr>
+            <w:tcW w:type="dxa" w:w="7310"/>
+            <w:tcMar>
+              <w:top w:w="80" w:type="dxa"/>
+              <w:start w:w="120" w:type="dxa"/>
+              <w:bottom w:w="80" w:type="dxa"/>
+              <w:end w:w="120" w:type="dxa"/>
+            </w:tcMar>
+            <w:vAlign w:val="top"/>
+          </w:tcPr>
+          <w:p>
+            <w:pPr>
+              <w:pStyle w:val="TableText"/>
+            </w:pPr>
+            <w:r>
+              <w:rPr>
+                <w:rFonts w:ascii="Calibri" w:hAnsi="Calibri"/>
+                <w:color w:val="0B2545"/>
+                <w:sz w:val="18"/>
+              </w:rPr>
+              <w:t>The code completes locally and produces plausible outputs, but paper-level comparability is not established.</w:t>
+            </w:r>
+          </w:p>
+        </w:tc>
+      </w:tr>
+      <w:tr>
+        <w:trPr>
+          <w:cantSplit/>
+        </w:trPr>
+        <w:tc>
+          <w:tcPr>
+            <w:tcW w:type="dxa" w:w="2050"/>
+            <w:tcMar>
+              <w:top w:w="80" w:type="dxa"/>
+              <w:start w:w="120" w:type="dxa"/>
+              <w:bottom w:w="80" w:type="dxa"/>
+              <w:end w:w="120" w:type="dxa"/>
+            </w:tcMar>
+            <w:vAlign w:val="top"/>
+          </w:tcPr>
+          <w:p>
+            <w:pPr>
+              <w:pStyle w:val="TableText"/>
+            </w:pPr>
+            <w:r>
+              <w:rPr>
+                <w:rFonts w:ascii="Calibri" w:hAnsi="Calibri"/>
+                <w:color w:val="0B2545"/>
+                <w:sz w:val="18"/>
+              </w:rPr>
+              <w:t>Feasibility only</w:t>
+            </w:r>
+          </w:p>
+        </w:tc>
+        <w:tc>
+          <w:tcPr>
+            <w:tcW w:type="dxa" w:w="7310"/>
+            <w:tcMar>
+              <w:top w:w="80" w:type="dxa"/>
+              <w:start w:w="120" w:type="dxa"/>
+              <w:bottom w:w="80" w:type="dxa"/>
+              <w:end w:w="120" w:type="dxa"/>
+            </w:tcMar>
+            <w:vAlign w:val="top"/>
+          </w:tcPr>
+          <w:p>
+            <w:pPr>
+              <w:pStyle w:val="TableText"/>
+            </w:pPr>
+            <w:r>
+              <w:rPr>
+                <w:rFonts w:ascii="Calibri" w:hAnsi="Calibri"/>
+                <w:color w:val="0B2545"/>
+                <w:sz w:val="18"/>
+              </w:rPr>
+              <w:t>A smoke test or partial run confirms executability; do not use its metric as performance evidence.</w:t>
+            </w:r>
+          </w:p>
+        </w:tc>
+      </w:tr>
+      <w:tr>
+        <w:trPr>
+          <w:cantSplit/>
+        </w:trPr>
+        <w:tc>
+          <w:tcPr>
+            <w:tcW w:type="dxa" w:w="2050"/>
+            <w:tcMar>
+              <w:top w:w="80" w:type="dxa"/>
+              <w:start w:w="120" w:type="dxa"/>
+              <w:bottom w:w="80" w:type="dxa"/>
+              <w:end w:w="120" w:type="dxa"/>
+            </w:tcMar>
+            <w:vAlign w:val="top"/>
+          </w:tcPr>
+          <w:p>
+            <w:pPr>
+              <w:pStyle w:val="TableText"/>
+            </w:pPr>
+            <w:r>
+              <w:rPr>
+                <w:rFonts w:ascii="Calibri" w:hAnsi="Calibri"/>
+                <w:color w:val="0B2545"/>
+                <w:sz w:val="18"/>
+              </w:rPr>
+              <w:t>Failed attempt</w:t>
+            </w:r>
+          </w:p>
+        </w:tc>
+        <w:tc>
+          <w:tcPr>
+            <w:tcW w:type="dxa" w:w="7310"/>
+            <w:tcMar>
+              <w:top w:w="80" w:type="dxa"/>
+              <w:start w:w="120" w:type="dxa"/>
+              <w:bottom w:w="80" w:type="dxa"/>
+              <w:end w:w="120" w:type="dxa"/>
+            </w:tcMar>
+            <w:vAlign w:val="top"/>
+          </w:tcPr>
+          <w:p>
+            <w:pPr>
+              <w:pStyle w:val="TableText"/>
+            </w:pPr>
+            <w:r>
+              <w:rPr>
+                <w:rFonts w:ascii="Calibri" w:hAnsi="Calibri"/>
+                <w:color w:val="0B2545"/>
+                <w:sz w:val="18"/>
+              </w:rPr>
+              <w:t>The run fails or is incompatible; retain logs, environment and the reason instead of deleting the record.</w:t>
+            </w:r>
+          </w:p>
+        </w:tc>
+      </w:tr>
+    </w:tbl>
+    <w:p>
+      <w:pPr>
+        <w:pStyle w:val="Heading1"/>
+      </w:pPr>
+      <w:r>
+        <w:t>7. Environment audit</w:t>
+      </w:r>
+    </w:p>
+    <w:p>
+      <w:pPr>
+        <w:numPr>
+          <w:ilvl w:val="0"/>
+          <w:numId w:val="10"/>
+        </w:numPr>
+      </w:pPr>
+      <w:r>
+        <w:rPr>
+          <w:rFonts w:ascii="Calibri" w:hAnsi="Calibri"/>
+        </w:rPr>
+        <w:t>Record requested and installed Python/package versions separately; a successfully installed modern replacement is a deviation, not proof of the author environment.</w:t>
+      </w:r>
+    </w:p>
+    <w:p>
+      <w:pPr>
+        <w:numPr>
+          <w:ilvl w:val="0"/>
+          <w:numId w:val="10"/>
+        </w:numPr>
+      </w:pPr>
+      <w:r>
+        <w:rPr>
+          <w:rFonts w:ascii="Calibri" w:hAnsi="Calibri"/>
+        </w:rPr>
+        <w:t>Record operating system, CPU, CUDA, GPU model, visible device count and VRAM.</w:t>
+      </w:r>
+    </w:p>
+    <w:p>
+      <w:pPr>
+        <w:numPr>
+          <w:ilvl w:val="0"/>
+          <w:numId w:val="10"/>
+        </w:numPr>
+      </w:pPr>
+      <w:r>
+        <w:rPr>
+          <w:rFonts w:ascii="Calibri" w:hAnsi="Calibri"/>
+        </w:rPr>
+        <w:t>For controlled runs, set CUDA_VISIBLE_DEVICES=0 and verify torch.cuda.get_device_name(0). If the notebook does not provide the locked T4, stop comparable timing runs.</w:t>
+      </w:r>
+    </w:p>
+    <w:p>
+      <w:pPr>
+        <w:numPr>
+          <w:ilvl w:val="0"/>
+          <w:numId w:val="10"/>
+        </w:numPr>
+      </w:pPr>
+      <w:r>
+        <w:rPr>
+          <w:rFonts w:ascii="Calibri" w:hAnsi="Calibri"/>
+        </w:rPr>
+        <w:t>Use isolated environments per model. Do not force legacy PC-GNN dependencies and newer DGL/PyTorch models into one environment.</w:t>
+      </w:r>
+    </w:p>
+    <w:p>
+      <w:pPr>
+        <w:numPr>
+          <w:ilvl w:val="0"/>
+          <w:numId w:val="10"/>
+        </w:numPr>
+      </w:pPr>
+      <w:r>
+        <w:rPr>
+          <w:rFonts w:ascii="Calibri" w:hAnsi="Calibri"/>
+        </w:rPr>
+        <w:t>Save the upstream commit, the local patch hash and the dataset checksum in every run manifest.</w:t>
+      </w:r>
+    </w:p>
+    <w:p>
+      <w:pPr>
+        <w:pStyle w:val="Heading1"/>
+      </w:pPr>
+      <w:r>
+        <w:t>8. Smoke test</w:t>
+      </w:r>
+    </w:p>
+    <w:p>
+      <w:pPr>
+        <w:spacing w:after="120"/>
+      </w:pPr>
+      <w:r>
+        <w:rPr>
+          <w:rFonts w:ascii="Calibri" w:hAnsi="Calibri"/>
+          <w:i w:val="0"/>
+        </w:rPr>
+        <w:t>Run one or two epochs on the smallest author-supported path. The smoke test must exercise loading, forward pass, backward pass, validation, checkpointing and structured result writing.</w:t>
+      </w:r>
+    </w:p>
+    <w:p>
+      <w:pPr>
+        <w:numPr>
+          <w:ilvl w:val="0"/>
+          <w:numId w:val="10"/>
+        </w:numPr>
+      </w:pPr>
+      <w:r>
+        <w:rPr>
+          <w:rFonts w:ascii="Calibri" w:hAnsi="Calibri"/>
+        </w:rPr>
+        <w:t>PASS means the full smoke path completed and required artefacts exist.</w:t>
+      </w:r>
+    </w:p>
+    <w:p>
+      <w:pPr>
+        <w:numPr>
+          <w:ilvl w:val="0"/>
+          <w:numId w:val="10"/>
+        </w:numPr>
+      </w:pPr>
+      <w:r>
+        <w:rPr>
+          <w:rFonts w:ascii="Calibri" w:hAnsi="Calibri"/>
+        </w:rPr>
+        <w:t>CONDITIONAL means it completed only after a documented adapter or safe compatibility change.</w:t>
+      </w:r>
+    </w:p>
+    <w:p>
+      <w:pPr>
+        <w:numPr>
+          <w:ilvl w:val="0"/>
+          <w:numId w:val="10"/>
+        </w:numPr>
+      </w:pPr>
+      <w:r>
+        <w:rPr>
+          <w:rFonts w:ascii="Calibri" w:hAnsi="Calibri"/>
+        </w:rPr>
+        <w:t>FAIL means the failure is reproducible and logged; it is still a useful feasibility result.</w:t>
+      </w:r>
+    </w:p>
+    <w:p>
+      <w:pPr>
+        <w:numPr>
+          <w:ilvl w:val="0"/>
+          <w:numId w:val="10"/>
+        </w:numPr>
+      </w:pPr>
+      <w:r>
+        <w:rPr>
+          <w:rFonts w:ascii="Calibri" w:hAnsi="Calibri"/>
+        </w:rPr>
+        <w:t>Never present a smoke-test AUROC/F1 as the model’s benchmark performance.</w:t>
+      </w:r>
+    </w:p>
+    <w:p>
+      <w:r>
+        <w:br w:type="page"/>
+      </w:r>
+    </w:p>
+    <w:p>
+      <w:pPr>
+        <w:pStyle w:val="Heading1"/>
+      </w:pPr>
+      <w:r>
+        <w:t>9. Correct per-epoch timing</w:t>
+      </w:r>
+    </w:p>
+    <w:tbl>
+      <w:tblPr>
+        <w:tblW w:type="dxa" w:w="9360"/>
+        <w:jc w:val="left"/>
+        <w:tblLayout w:type="fixed"/>
+        <w:tblLook w:firstColumn="1" w:firstRow="1" w:lastColumn="0" w:lastRow="0" w:noHBand="0" w:noVBand="1" w:val="04A0"/>
+        <w:tblInd w:w="120" w:type="dxa"/>
+        <w:tblBorders>
+          <w:top w:val="single" w:sz="6" w:space="0" w:color="B7C3D0"/>
+          <w:left w:val="single" w:sz="6" w:space="0" w:color="B7C3D0"/>
+          <w:bottom w:val="single" w:sz="6" w:space="0" w:color="B7C3D0"/>
+          <w:right w:val="single" w:sz="6" w:space="0" w:color="B7C3D0"/>
+          <w:insideH w:val="single" w:sz="6" w:space="0" w:color="B7C3D0"/>
+          <w:insideV w:val="single" w:sz="6" w:space="0" w:color="B7C3D0"/>
+        </w:tblBorders>
+      </w:tblPr>
+      <w:tblGrid>
+        <w:gridCol w:w="9360"/>
+      </w:tblGrid>
+      <w:tr>
+        <w:trPr>
+          <w:cantSplit/>
+        </w:trPr>
+        <w:tc>
+          <w:tcPr>
+            <w:tcW w:type="dxa" w:w="9360"/>
+            <w:tcMar>
+              <w:top w:w="80" w:type="dxa"/>
+              <w:start w:w="120" w:type="dxa"/>
+              <w:bottom w:w="80" w:type="dxa"/>
+              <w:end w:w="120" w:type="dxa"/>
+            </w:tcMar>
+            <w:vAlign w:val="center"/>
+            <w:shd w:fill="EAF4EA"/>
+          </w:tcPr>
+          <w:p>
+            <w:pPr>
+              <w:pStyle w:val="TableText"/>
+            </w:pPr>
+            <w:r>
+              <w:rPr>
+                <w:rFonts w:ascii="Calibri" w:hAnsi="Calibri"/>
+                <w:b/>
+                <w:color w:val="0B2545"/>
+                <w:sz w:val="19"/>
+              </w:rPr>
+              <w:t xml:space="preserve">Required: </w:t>
             </w:r>
             <w:r>
               <w:rPr>
                 <w:rFonts w:ascii="Calibri" w:hAnsi="Calibri"/>
                 <w:color w:val="0B2545"/>
-                <w:sz w:val="21"/>
+                <w:sz w:val="19"/>
               </w:rPr>
-              <w:t>Running is not enough. A model must accept a reproducible dataset/split definition, complete without numerical failure, return fraud scores for the required nodes, expose metrics/timing, and be adaptable to the common evaluator without changing its defining mechanism.</w:t>
+              <w:t>Venus explicitly requested the time for each epoch and the average epoch time. Save the raw epoch-by-epoch record for every training run.</w:t>
             </w:r>
           </w:p>
         </w:tc>
@@ -2221,11 +3128,3410 @@
         <w:spacing w:after="0"/>
       </w:pPr>
     </w:p>
+    <w:p>
+      <w:pPr>
+        <w:spacing w:after="120"/>
+      </w:pPr>
+      <w:r>
+        <w:rPr>
+          <w:rFonts w:ascii="Calibri" w:hAnsi="Calibri"/>
+          <w:i w:val="0"/>
+        </w:rPr>
+        <w:t>For a GPU training epoch, synchronize immediately before starting and immediately after the final optimizer update. Time validation separately so model owners do not silently include different evaluation schedules in training time.</w:t>
+      </w:r>
+    </w:p>
+    <w:p>
+      <w:pPr>
+        <w:spacing w:before="80" w:after="160"/>
+        <w:ind w:left="360" w:right="360"/>
+        <w:shd w:fill="F2F4F7"/>
+      </w:pPr>
+      <w:r>
+        <w:rPr>
+          <w:rFonts w:ascii="Consolas" w:hAnsi="Consolas"/>
+          <w:color w:val="0B2545"/>
+          <w:sz w:val="18"/>
+        </w:rPr>
+        <w:t>torch.cuda.synchronize()</w:t>
+        <w:br/>
+        <w:t>epoch_start = time.perf_counter()</w:t>
+        <w:br/>
+        <w:t>train_one_epoch(...)</w:t>
+        <w:br/>
+        <w:t>torch.cuda.synchronize()</w:t>
+        <w:br/>
+        <w:t>epoch_seconds = time.perf_counter() - epoch_start</w:t>
+      </w:r>
+    </w:p>
+    <w:tbl>
+      <w:tblPr>
+        <w:tblW w:type="dxa" w:w="9360"/>
+        <w:jc w:val="left"/>
+        <w:tblLayout w:type="fixed"/>
+        <w:tblLook w:firstColumn="1" w:firstRow="1" w:lastColumn="0" w:lastRow="0" w:noHBand="0" w:noVBand="1" w:val="04A0"/>
+        <w:tblInd w:w="120" w:type="dxa"/>
+        <w:tblBorders>
+          <w:top w:val="single" w:sz="6" w:space="0" w:color="B7C3D0"/>
+          <w:left w:val="single" w:sz="6" w:space="0" w:color="B7C3D0"/>
+          <w:bottom w:val="single" w:sz="6" w:space="0" w:color="B7C3D0"/>
+          <w:right w:val="single" w:sz="6" w:space="0" w:color="B7C3D0"/>
+          <w:insideH w:val="single" w:sz="6" w:space="0" w:color="B7C3D0"/>
+          <w:insideV w:val="single" w:sz="6" w:space="0" w:color="B7C3D0"/>
+        </w:tblBorders>
+      </w:tblPr>
+      <w:tblGrid>
+        <w:gridCol w:w="1700"/>
+        <w:gridCol w:w="1750"/>
+        <w:gridCol w:w="1880"/>
+        <w:gridCol w:w="1930"/>
+        <w:gridCol w:w="2100"/>
+      </w:tblGrid>
+      <w:tr>
+        <w:trPr>
+          <w:cantSplit/>
+          <w:tblHeader w:val="true"/>
+        </w:trPr>
+        <w:tc>
+          <w:tcPr>
+            <w:tcW w:type="dxa" w:w="1700"/>
+            <w:tcMar>
+              <w:top w:w="80" w:type="dxa"/>
+              <w:start w:w="120" w:type="dxa"/>
+              <w:bottom w:w="80" w:type="dxa"/>
+              <w:end w:w="120" w:type="dxa"/>
+            </w:tcMar>
+            <w:vAlign w:val="center"/>
+            <w:shd w:fill="E8EEF5"/>
+          </w:tcPr>
+          <w:p>
+            <w:pPr>
+              <w:pStyle w:val="TableText"/>
+            </w:pPr>
+            <w:r>
+              <w:rPr>
+                <w:rFonts w:ascii="Calibri" w:hAnsi="Calibri"/>
+                <w:b/>
+                <w:color w:val="0B2545"/>
+                <w:sz w:val="18"/>
+              </w:rPr>
+              <w:t>epoch</w:t>
+            </w:r>
+          </w:p>
+        </w:tc>
+        <w:tc>
+          <w:tcPr>
+            <w:tcW w:type="dxa" w:w="1750"/>
+            <w:tcMar>
+              <w:top w:w="80" w:type="dxa"/>
+              <w:start w:w="120" w:type="dxa"/>
+              <w:bottom w:w="80" w:type="dxa"/>
+              <w:end w:w="120" w:type="dxa"/>
+            </w:tcMar>
+            <w:vAlign w:val="center"/>
+            <w:shd w:fill="E8EEF5"/>
+          </w:tcPr>
+          <w:p>
+            <w:pPr>
+              <w:pStyle w:val="TableText"/>
+            </w:pPr>
+            <w:r>
+              <w:rPr>
+                <w:rFonts w:ascii="Calibri" w:hAnsi="Calibri"/>
+                <w:b/>
+                <w:color w:val="0B2545"/>
+                <w:sz w:val="18"/>
+              </w:rPr>
+              <w:t>train_seconds</w:t>
+            </w:r>
+          </w:p>
+        </w:tc>
+        <w:tc>
+          <w:tcPr>
+            <w:tcW w:type="dxa" w:w="1880"/>
+            <w:tcMar>
+              <w:top w:w="80" w:type="dxa"/>
+              <w:start w:w="120" w:type="dxa"/>
+              <w:bottom w:w="80" w:type="dxa"/>
+              <w:end w:w="120" w:type="dxa"/>
+            </w:tcMar>
+            <w:vAlign w:val="center"/>
+            <w:shd w:fill="E8EEF5"/>
+          </w:tcPr>
+          <w:p>
+            <w:pPr>
+              <w:pStyle w:val="TableText"/>
+            </w:pPr>
+            <w:r>
+              <w:rPr>
+                <w:rFonts w:ascii="Calibri" w:hAnsi="Calibri"/>
+                <w:b/>
+                <w:color w:val="0B2545"/>
+                <w:sz w:val="18"/>
+              </w:rPr>
+              <w:t>validation_seconds</w:t>
+            </w:r>
+          </w:p>
+        </w:tc>
+        <w:tc>
+          <w:tcPr>
+            <w:tcW w:type="dxa" w:w="1930"/>
+            <w:tcMar>
+              <w:top w:w="80" w:type="dxa"/>
+              <w:start w:w="120" w:type="dxa"/>
+              <w:bottom w:w="80" w:type="dxa"/>
+              <w:end w:w="120" w:type="dxa"/>
+            </w:tcMar>
+            <w:vAlign w:val="center"/>
+            <w:shd w:fill="E8EEF5"/>
+          </w:tcPr>
+          <w:p>
+            <w:pPr>
+              <w:pStyle w:val="TableText"/>
+            </w:pPr>
+            <w:r>
+              <w:rPr>
+                <w:rFonts w:ascii="Calibri" w:hAnsi="Calibri"/>
+                <w:b/>
+                <w:color w:val="0B2545"/>
+                <w:sz w:val="18"/>
+              </w:rPr>
+              <w:t>cumulative_seconds</w:t>
+            </w:r>
+          </w:p>
+        </w:tc>
+        <w:tc>
+          <w:tcPr>
+            <w:tcW w:type="dxa" w:w="2100"/>
+            <w:tcMar>
+              <w:top w:w="80" w:type="dxa"/>
+              <w:start w:w="120" w:type="dxa"/>
+              <w:bottom w:w="80" w:type="dxa"/>
+              <w:end w:w="120" w:type="dxa"/>
+            </w:tcMar>
+            <w:vAlign w:val="center"/>
+            <w:shd w:fill="E8EEF5"/>
+          </w:tcPr>
+          <w:p>
+            <w:pPr>
+              <w:pStyle w:val="TableText"/>
+            </w:pPr>
+            <w:r>
+              <w:rPr>
+                <w:rFonts w:ascii="Calibri" w:hAnsi="Calibri"/>
+                <w:b/>
+                <w:color w:val="0B2545"/>
+                <w:sz w:val="18"/>
+              </w:rPr>
+              <w:t>notes</w:t>
+            </w:r>
+          </w:p>
+        </w:tc>
+      </w:tr>
+      <w:tr>
+        <w:trPr>
+          <w:cantSplit/>
+        </w:trPr>
+        <w:tc>
+          <w:tcPr>
+            <w:tcW w:type="dxa" w:w="1700"/>
+            <w:tcMar>
+              <w:top w:w="80" w:type="dxa"/>
+              <w:start w:w="120" w:type="dxa"/>
+              <w:bottom w:w="80" w:type="dxa"/>
+              <w:end w:w="120" w:type="dxa"/>
+            </w:tcMar>
+            <w:vAlign w:val="top"/>
+          </w:tcPr>
+          <w:p>
+            <w:pPr>
+              <w:pStyle w:val="TableText"/>
+            </w:pPr>
+            <w:r>
+              <w:rPr>
+                <w:rFonts w:ascii="Calibri" w:hAnsi="Calibri"/>
+                <w:color w:val="0B2545"/>
+                <w:sz w:val="18"/>
+              </w:rPr>
+              <w:t>0</w:t>
+            </w:r>
+          </w:p>
+        </w:tc>
+        <w:tc>
+          <w:tcPr>
+            <w:tcW w:type="dxa" w:w="1750"/>
+            <w:tcMar>
+              <w:top w:w="80" w:type="dxa"/>
+              <w:start w:w="120" w:type="dxa"/>
+              <w:bottom w:w="80" w:type="dxa"/>
+              <w:end w:w="120" w:type="dxa"/>
+            </w:tcMar>
+            <w:vAlign w:val="top"/>
+          </w:tcPr>
+          <w:p>
+            <w:pPr>
+              <w:pStyle w:val="TableText"/>
+            </w:pPr>
+            <w:r>
+              <w:rPr>
+                <w:rFonts w:ascii="Calibri" w:hAnsi="Calibri"/>
+                <w:color w:val="0B2545"/>
+                <w:sz w:val="18"/>
+              </w:rPr>
+              <w:t>required</w:t>
+            </w:r>
+          </w:p>
+        </w:tc>
+        <w:tc>
+          <w:tcPr>
+            <w:tcW w:type="dxa" w:w="1880"/>
+            <w:tcMar>
+              <w:top w:w="80" w:type="dxa"/>
+              <w:start w:w="120" w:type="dxa"/>
+              <w:bottom w:w="80" w:type="dxa"/>
+              <w:end w:w="120" w:type="dxa"/>
+            </w:tcMar>
+            <w:vAlign w:val="top"/>
+          </w:tcPr>
+          <w:p>
+            <w:pPr>
+              <w:pStyle w:val="TableText"/>
+            </w:pPr>
+            <w:r>
+              <w:rPr>
+                <w:rFonts w:ascii="Calibri" w:hAnsi="Calibri"/>
+                <w:color w:val="0B2545"/>
+                <w:sz w:val="18"/>
+              </w:rPr>
+              <w:t>optional/separate</w:t>
+            </w:r>
+          </w:p>
+        </w:tc>
+        <w:tc>
+          <w:tcPr>
+            <w:tcW w:type="dxa" w:w="1930"/>
+            <w:tcMar>
+              <w:top w:w="80" w:type="dxa"/>
+              <w:start w:w="120" w:type="dxa"/>
+              <w:bottom w:w="80" w:type="dxa"/>
+              <w:end w:w="120" w:type="dxa"/>
+            </w:tcMar>
+            <w:vAlign w:val="top"/>
+          </w:tcPr>
+          <w:p>
+            <w:pPr>
+              <w:pStyle w:val="TableText"/>
+            </w:pPr>
+            <w:r>
+              <w:rPr>
+                <w:rFonts w:ascii="Calibri" w:hAnsi="Calibri"/>
+                <w:color w:val="0B2545"/>
+                <w:sz w:val="18"/>
+              </w:rPr>
+              <w:t>required</w:t>
+            </w:r>
+          </w:p>
+        </w:tc>
+        <w:tc>
+          <w:tcPr>
+            <w:tcW w:type="dxa" w:w="2100"/>
+            <w:tcMar>
+              <w:top w:w="80" w:type="dxa"/>
+              <w:start w:w="120" w:type="dxa"/>
+              <w:bottom w:w="80" w:type="dxa"/>
+              <w:end w:w="120" w:type="dxa"/>
+            </w:tcMar>
+            <w:vAlign w:val="top"/>
+          </w:tcPr>
+          <w:p>
+            <w:pPr>
+              <w:pStyle w:val="TableText"/>
+            </w:pPr>
+            <w:r>
+              <w:rPr>
+                <w:rFonts w:ascii="Calibri" w:hAnsi="Calibri"/>
+                <w:color w:val="0B2545"/>
+                <w:sz w:val="18"/>
+              </w:rPr>
+              <w:t>warm-up / first-epoch note</w:t>
+            </w:r>
+          </w:p>
+        </w:tc>
+      </w:tr>
+    </w:tbl>
+    <w:p>
+      <w:pPr>
+        <w:spacing w:before="80" w:after="80"/>
+      </w:pPr>
+      <w:r>
+        <w:rPr>
+          <w:rFonts w:ascii="Calibri" w:hAnsi="Calibri"/>
+          <w:i/>
+          <w:color w:val="5F6B7A"/>
+          <w:sz w:val="17"/>
+        </w:rPr>
+        <w:t>Also report total training wall-clock time, completed epochs, mean and standard deviation of epoch training time, inference time and peak GPU memory where feasible.</w:t>
+      </w:r>
+    </w:p>
+    <w:p>
+      <w:pPr>
+        <w:pStyle w:val="Heading1"/>
+      </w:pPr>
+      <w:r>
+        <w:t>10. Seed semantics</w:t>
+      </w:r>
+    </w:p>
+    <w:tbl>
+      <w:tblPr>
+        <w:tblW w:type="dxa" w:w="9360"/>
+        <w:jc w:val="left"/>
+        <w:tblLayout w:type="fixed"/>
+        <w:tblLook w:firstColumn="1" w:firstRow="1" w:lastColumn="0" w:lastRow="0" w:noHBand="0" w:noVBand="1" w:val="04A0"/>
+        <w:tblInd w:w="120" w:type="dxa"/>
+        <w:tblBorders>
+          <w:top w:val="single" w:sz="6" w:space="0" w:color="B7C3D0"/>
+          <w:left w:val="single" w:sz="6" w:space="0" w:color="B7C3D0"/>
+          <w:bottom w:val="single" w:sz="6" w:space="0" w:color="B7C3D0"/>
+          <w:right w:val="single" w:sz="6" w:space="0" w:color="B7C3D0"/>
+          <w:insideH w:val="single" w:sz="6" w:space="0" w:color="B7C3D0"/>
+          <w:insideV w:val="single" w:sz="6" w:space="0" w:color="B7C3D0"/>
+        </w:tblBorders>
+      </w:tblPr>
+      <w:tblGrid>
+        <w:gridCol w:w="2100"/>
+        <w:gridCol w:w="7260"/>
+      </w:tblGrid>
+      <w:tr>
+        <w:trPr>
+          <w:cantSplit/>
+          <w:tblHeader w:val="true"/>
+        </w:trPr>
+        <w:tc>
+          <w:tcPr>
+            <w:tcW w:type="dxa" w:w="2100"/>
+            <w:tcMar>
+              <w:top w:w="80" w:type="dxa"/>
+              <w:start w:w="120" w:type="dxa"/>
+              <w:bottom w:w="80" w:type="dxa"/>
+              <w:end w:w="120" w:type="dxa"/>
+            </w:tcMar>
+            <w:vAlign w:val="center"/>
+            <w:shd w:fill="E8EEF5"/>
+          </w:tcPr>
+          <w:p>
+            <w:pPr>
+              <w:pStyle w:val="TableText"/>
+            </w:pPr>
+            <w:r>
+              <w:rPr>
+                <w:rFonts w:ascii="Calibri" w:hAnsi="Calibri"/>
+                <w:b/>
+                <w:color w:val="0B2545"/>
+                <w:sz w:val="18"/>
+              </w:rPr>
+              <w:t>Seed</w:t>
+            </w:r>
+          </w:p>
+        </w:tc>
+        <w:tc>
+          <w:tcPr>
+            <w:tcW w:type="dxa" w:w="7260"/>
+            <w:tcMar>
+              <w:top w:w="80" w:type="dxa"/>
+              <w:start w:w="120" w:type="dxa"/>
+              <w:bottom w:w="80" w:type="dxa"/>
+              <w:end w:w="120" w:type="dxa"/>
+            </w:tcMar>
+            <w:vAlign w:val="center"/>
+            <w:shd w:fill="E8EEF5"/>
+          </w:tcPr>
+          <w:p>
+            <w:pPr>
+              <w:pStyle w:val="TableText"/>
+            </w:pPr>
+            <w:r>
+              <w:rPr>
+                <w:rFonts w:ascii="Calibri" w:hAnsi="Calibri"/>
+                <w:b/>
+                <w:color w:val="0B2545"/>
+                <w:sz w:val="18"/>
+              </w:rPr>
+              <w:t>Meaning</w:t>
+            </w:r>
+          </w:p>
+        </w:tc>
+      </w:tr>
+      <w:tr>
+        <w:trPr>
+          <w:cantSplit/>
+        </w:trPr>
+        <w:tc>
+          <w:tcPr>
+            <w:tcW w:type="dxa" w:w="2100"/>
+            <w:tcMar>
+              <w:top w:w="80" w:type="dxa"/>
+              <w:start w:w="120" w:type="dxa"/>
+              <w:bottom w:w="80" w:type="dxa"/>
+              <w:end w:w="120" w:type="dxa"/>
+            </w:tcMar>
+            <w:vAlign w:val="top"/>
+          </w:tcPr>
+          <w:p>
+            <w:pPr>
+              <w:pStyle w:val="TableText"/>
+            </w:pPr>
+            <w:r>
+              <w:rPr>
+                <w:rFonts w:ascii="Calibri" w:hAnsi="Calibri"/>
+                <w:color w:val="0B2545"/>
+                <w:sz w:val="18"/>
+              </w:rPr>
+              <w:t>split_seed</w:t>
+            </w:r>
+          </w:p>
+        </w:tc>
+        <w:tc>
+          <w:tcPr>
+            <w:tcW w:type="dxa" w:w="7260"/>
+            <w:tcMar>
+              <w:top w:w="80" w:type="dxa"/>
+              <w:start w:w="120" w:type="dxa"/>
+              <w:bottom w:w="80" w:type="dxa"/>
+              <w:end w:w="120" w:type="dxa"/>
+            </w:tcMar>
+            <w:vAlign w:val="top"/>
+          </w:tcPr>
+          <w:p>
+            <w:pPr>
+              <w:pStyle w:val="TableText"/>
+            </w:pPr>
+            <w:r>
+              <w:rPr>
+                <w:rFonts w:ascii="Calibri" w:hAnsi="Calibri"/>
+                <w:color w:val="0B2545"/>
+                <w:sz w:val="18"/>
+              </w:rPr>
+              <w:t>Creates/fixes dataset node IDs or chronological sampling inside the training period. It must not change across models.</w:t>
+            </w:r>
+          </w:p>
+        </w:tc>
+      </w:tr>
+      <w:tr>
+        <w:trPr>
+          <w:cantSplit/>
+        </w:trPr>
+        <w:tc>
+          <w:tcPr>
+            <w:tcW w:type="dxa" w:w="2100"/>
+            <w:tcMar>
+              <w:top w:w="80" w:type="dxa"/>
+              <w:start w:w="120" w:type="dxa"/>
+              <w:bottom w:w="80" w:type="dxa"/>
+              <w:end w:w="120" w:type="dxa"/>
+            </w:tcMar>
+            <w:vAlign w:val="top"/>
+          </w:tcPr>
+          <w:p>
+            <w:pPr>
+              <w:pStyle w:val="TableText"/>
+            </w:pPr>
+            <w:r>
+              <w:rPr>
+                <w:rFonts w:ascii="Calibri" w:hAnsi="Calibri"/>
+                <w:color w:val="0B2545"/>
+                <w:sz w:val="18"/>
+              </w:rPr>
+              <w:t>train_seed</w:t>
+            </w:r>
+          </w:p>
+        </w:tc>
+        <w:tc>
+          <w:tcPr>
+            <w:tcW w:type="dxa" w:w="7260"/>
+            <w:tcMar>
+              <w:top w:w="80" w:type="dxa"/>
+              <w:start w:w="120" w:type="dxa"/>
+              <w:bottom w:w="80" w:type="dxa"/>
+              <w:end w:w="120" w:type="dxa"/>
+            </w:tcMar>
+            <w:vAlign w:val="top"/>
+          </w:tcPr>
+          <w:p>
+            <w:pPr>
+              <w:pStyle w:val="TableText"/>
+            </w:pPr>
+            <w:r>
+              <w:rPr>
+                <w:rFonts w:ascii="Calibri" w:hAnsi="Calibri"/>
+                <w:color w:val="0B2545"/>
+                <w:sz w:val="18"/>
+              </w:rPr>
+              <w:t>Controls weight initialisation, dropout and sampling for one repeated run. The same three values must be used across eligible methods.</w:t>
+            </w:r>
+          </w:p>
+        </w:tc>
+      </w:tr>
+      <w:tr>
+        <w:trPr>
+          <w:cantSplit/>
+        </w:trPr>
+        <w:tc>
+          <w:tcPr>
+            <w:tcW w:type="dxa" w:w="2100"/>
+            <w:tcMar>
+              <w:top w:w="80" w:type="dxa"/>
+              <w:start w:w="120" w:type="dxa"/>
+              <w:bottom w:w="80" w:type="dxa"/>
+              <w:end w:w="120" w:type="dxa"/>
+            </w:tcMar>
+            <w:vAlign w:val="top"/>
+          </w:tcPr>
+          <w:p>
+            <w:pPr>
+              <w:pStyle w:val="TableText"/>
+            </w:pPr>
+            <w:r>
+              <w:rPr>
+                <w:rFonts w:ascii="Calibri" w:hAnsi="Calibri"/>
+                <w:color w:val="0B2545"/>
+                <w:sz w:val="18"/>
+              </w:rPr>
+              <w:t>legacy seed</w:t>
+            </w:r>
+          </w:p>
+        </w:tc>
+        <w:tc>
+          <w:tcPr>
+            <w:tcW w:type="dxa" w:w="7260"/>
+            <w:tcMar>
+              <w:top w:w="80" w:type="dxa"/>
+              <w:start w:w="120" w:type="dxa"/>
+              <w:bottom w:w="80" w:type="dxa"/>
+              <w:end w:w="120" w:type="dxa"/>
+            </w:tcMar>
+            <w:vAlign w:val="top"/>
+          </w:tcPr>
+          <w:p>
+            <w:pPr>
+              <w:pStyle w:val="TableText"/>
+            </w:pPr>
+            <w:r>
+              <w:rPr>
+                <w:rFonts w:ascii="Calibri" w:hAnsi="Calibri"/>
+                <w:color w:val="0B2545"/>
+                <w:sz w:val="18"/>
+              </w:rPr>
+              <w:t>Some author code uses one variable for both roles. Preserve it in author mode, but record that coupling and separate the roles in unified mode.</w:t>
+            </w:r>
+          </w:p>
+        </w:tc>
+      </w:tr>
+    </w:tbl>
+    <w:p>
+      <w:pPr>
+        <w:pStyle w:val="Heading1"/>
+      </w:pPr>
+      <w:r>
+        <w:t>11. Selection, tuning and test isolation</w:t>
+      </w:r>
+    </w:p>
+    <w:p>
+      <w:pPr>
+        <w:numPr>
+          <w:ilvl w:val="0"/>
+          <w:numId w:val="10"/>
+        </w:numPr>
+      </w:pPr>
+      <w:r>
+        <w:rPr>
+          <w:rFonts w:ascii="Calibri" w:hAnsi="Calibri"/>
+        </w:rPr>
+        <w:t>Before unified runs, freeze: optimizer, three training seeds, tuning trials/ranges, maximum epochs, patience, validation selection metric and threshold rule.</w:t>
+      </w:r>
+    </w:p>
+    <w:p>
+      <w:pPr>
+        <w:numPr>
+          <w:ilvl w:val="0"/>
+          <w:numId w:val="10"/>
+        </w:numPr>
+      </w:pPr>
+      <w:r>
+        <w:rPr>
+          <w:rFonts w:ascii="Calibri" w:hAnsi="Calibri"/>
+        </w:rPr>
+        <w:t>Adam is only a provisional controlled candidate until the team/Venus confirms it.</w:t>
+      </w:r>
+    </w:p>
+    <w:p>
+      <w:pPr>
+        <w:numPr>
+          <w:ilvl w:val="0"/>
+          <w:numId w:val="10"/>
+        </w:numPr>
+      </w:pPr>
+      <w:r>
+        <w:rPr>
+          <w:rFonts w:ascii="Calibri" w:hAnsi="Calibri"/>
+        </w:rPr>
+        <w:t>A threshold of 0.5 is not automatically fair across all models. Use the approved fixed or validation-selected rule and save the selected value.</w:t>
+      </w:r>
+    </w:p>
+    <w:p>
+      <w:pPr>
+        <w:numPr>
+          <w:ilvl w:val="0"/>
+          <w:numId w:val="10"/>
+        </w:numPr>
+      </w:pPr>
+      <w:r>
+        <w:rPr>
+          <w:rFonts w:ascii="Calibri" w:hAnsi="Calibri"/>
+        </w:rPr>
+        <w:t>Do not inspect test metrics to choose a model, epoch, hyperparameter or threshold.</w:t>
+      </w:r>
+    </w:p>
+    <w:p>
+      <w:pPr>
+        <w:numPr>
+          <w:ilvl w:val="0"/>
+          <w:numId w:val="10"/>
+        </w:numPr>
+      </w:pPr>
+      <w:r>
+        <w:rPr>
+          <w:rFonts w:ascii="Calibri" w:hAnsi="Calibri"/>
+        </w:rPr>
+        <w:t>If a method fundamentally requires a specialised optimisation procedure, document an exception rather than silently removing that procedure.</w:t>
+      </w:r>
+    </w:p>
+    <w:p>
+      <w:pPr>
+        <w:pStyle w:val="Heading1"/>
+      </w:pPr>
+      <w:r>
+        <w:t>12. Controlled ratios</w:t>
+      </w:r>
+    </w:p>
+    <w:tbl>
+      <w:tblPr>
+        <w:tblW w:type="dxa" w:w="9360"/>
+        <w:jc w:val="left"/>
+        <w:tblLayout w:type="fixed"/>
+        <w:tblLook w:firstColumn="1" w:firstRow="1" w:lastColumn="0" w:lastRow="0" w:noHBand="0" w:noVBand="1" w:val="04A0"/>
+        <w:tblInd w:w="120" w:type="dxa"/>
+        <w:tblBorders>
+          <w:top w:val="single" w:sz="6" w:space="0" w:color="B7C3D0"/>
+          <w:left w:val="single" w:sz="6" w:space="0" w:color="B7C3D0"/>
+          <w:bottom w:val="single" w:sz="6" w:space="0" w:color="B7C3D0"/>
+          <w:right w:val="single" w:sz="6" w:space="0" w:color="B7C3D0"/>
+          <w:insideH w:val="single" w:sz="6" w:space="0" w:color="B7C3D0"/>
+          <w:insideV w:val="single" w:sz="6" w:space="0" w:color="B7C3D0"/>
+        </w:tblBorders>
+      </w:tblPr>
+      <w:tblGrid>
+        <w:gridCol w:w="1300"/>
+        <w:gridCol w:w="1500"/>
+        <w:gridCol w:w="1650"/>
+        <w:gridCol w:w="1650"/>
+        <w:gridCol w:w="3260"/>
+      </w:tblGrid>
+      <w:tr>
+        <w:trPr>
+          <w:cantSplit/>
+          <w:tblHeader w:val="true"/>
+        </w:trPr>
+        <w:tc>
+          <w:tcPr>
+            <w:tcW w:type="dxa" w:w="1300"/>
+            <w:tcMar>
+              <w:top w:w="80" w:type="dxa"/>
+              <w:start w:w="120" w:type="dxa"/>
+              <w:bottom w:w="80" w:type="dxa"/>
+              <w:end w:w="120" w:type="dxa"/>
+            </w:tcMar>
+            <w:vAlign w:val="center"/>
+            <w:shd w:fill="E8EEF5"/>
+          </w:tcPr>
+          <w:p>
+            <w:pPr>
+              <w:pStyle w:val="TableText"/>
+            </w:pPr>
+            <w:r>
+              <w:rPr>
+                <w:rFonts w:ascii="Calibri" w:hAnsi="Calibri"/>
+                <w:b/>
+                <w:color w:val="0B2545"/>
+                <w:sz w:val="18"/>
+              </w:rPr>
+              <w:t>Config</w:t>
+            </w:r>
+          </w:p>
+        </w:tc>
+        <w:tc>
+          <w:tcPr>
+            <w:tcW w:type="dxa" w:w="1500"/>
+            <w:tcMar>
+              <w:top w:w="80" w:type="dxa"/>
+              <w:start w:w="120" w:type="dxa"/>
+              <w:bottom w:w="80" w:type="dxa"/>
+              <w:end w:w="120" w:type="dxa"/>
+            </w:tcMar>
+            <w:vAlign w:val="center"/>
+            <w:shd w:fill="E8EEF5"/>
+          </w:tcPr>
+          <w:p>
+            <w:pPr>
+              <w:pStyle w:val="TableText"/>
+            </w:pPr>
+            <w:r>
+              <w:rPr>
+                <w:rFonts w:ascii="Calibri" w:hAnsi="Calibri"/>
+                <w:b/>
+                <w:color w:val="0B2545"/>
+                <w:sz w:val="18"/>
+              </w:rPr>
+              <w:t>Train</w:t>
+            </w:r>
+          </w:p>
+        </w:tc>
+        <w:tc>
+          <w:tcPr>
+            <w:tcW w:type="dxa" w:w="1650"/>
+            <w:tcMar>
+              <w:top w:w="80" w:type="dxa"/>
+              <w:start w:w="120" w:type="dxa"/>
+              <w:bottom w:w="80" w:type="dxa"/>
+              <w:end w:w="120" w:type="dxa"/>
+            </w:tcMar>
+            <w:vAlign w:val="center"/>
+            <w:shd w:fill="E8EEF5"/>
+          </w:tcPr>
+          <w:p>
+            <w:pPr>
+              <w:pStyle w:val="TableText"/>
+            </w:pPr>
+            <w:r>
+              <w:rPr>
+                <w:rFonts w:ascii="Calibri" w:hAnsi="Calibri"/>
+                <w:b/>
+                <w:color w:val="0B2545"/>
+                <w:sz w:val="18"/>
+              </w:rPr>
+              <w:t>Validation</w:t>
+            </w:r>
+          </w:p>
+        </w:tc>
+        <w:tc>
+          <w:tcPr>
+            <w:tcW w:type="dxa" w:w="1650"/>
+            <w:tcMar>
+              <w:top w:w="80" w:type="dxa"/>
+              <w:start w:w="120" w:type="dxa"/>
+              <w:bottom w:w="80" w:type="dxa"/>
+              <w:end w:w="120" w:type="dxa"/>
+            </w:tcMar>
+            <w:vAlign w:val="center"/>
+            <w:shd w:fill="E8EEF5"/>
+          </w:tcPr>
+          <w:p>
+            <w:pPr>
+              <w:pStyle w:val="TableText"/>
+            </w:pPr>
+            <w:r>
+              <w:rPr>
+                <w:rFonts w:ascii="Calibri" w:hAnsi="Calibri"/>
+                <w:b/>
+                <w:color w:val="0B2545"/>
+                <w:sz w:val="18"/>
+              </w:rPr>
+              <w:t>Test</w:t>
+            </w:r>
+          </w:p>
+        </w:tc>
+        <w:tc>
+          <w:tcPr>
+            <w:tcW w:type="dxa" w:w="3260"/>
+            <w:tcMar>
+              <w:top w:w="80" w:type="dxa"/>
+              <w:start w:w="120" w:type="dxa"/>
+              <w:bottom w:w="80" w:type="dxa"/>
+              <w:end w:w="120" w:type="dxa"/>
+            </w:tcMar>
+            <w:vAlign w:val="center"/>
+            <w:shd w:fill="E8EEF5"/>
+          </w:tcPr>
+          <w:p>
+            <w:pPr>
+              <w:pStyle w:val="TableText"/>
+            </w:pPr>
+            <w:r>
+              <w:rPr>
+                <w:rFonts w:ascii="Calibri" w:hAnsi="Calibri"/>
+                <w:b/>
+                <w:color w:val="0B2545"/>
+                <w:sz w:val="18"/>
+              </w:rPr>
+              <w:t>Nesting</w:t>
+            </w:r>
+          </w:p>
+        </w:tc>
+      </w:tr>
+      <w:tr>
+        <w:trPr>
+          <w:cantSplit/>
+        </w:trPr>
+        <w:tc>
+          <w:tcPr>
+            <w:tcW w:type="dxa" w:w="1300"/>
+            <w:tcMar>
+              <w:top w:w="80" w:type="dxa"/>
+              <w:start w:w="120" w:type="dxa"/>
+              <w:bottom w:w="80" w:type="dxa"/>
+              <w:end w:w="120" w:type="dxa"/>
+            </w:tcMar>
+            <w:vAlign w:val="top"/>
+          </w:tcPr>
+          <w:p>
+            <w:pPr>
+              <w:pStyle w:val="TableText"/>
+            </w:pPr>
+            <w:r>
+              <w:rPr>
+                <w:rFonts w:ascii="Calibri" w:hAnsi="Calibri"/>
+                <w:color w:val="0B2545"/>
+                <w:sz w:val="18"/>
+              </w:rPr>
+              <w:t>TR40</w:t>
+            </w:r>
+          </w:p>
+        </w:tc>
+        <w:tc>
+          <w:tcPr>
+            <w:tcW w:type="dxa" w:w="1500"/>
+            <w:tcMar>
+              <w:top w:w="80" w:type="dxa"/>
+              <w:start w:w="120" w:type="dxa"/>
+              <w:bottom w:w="80" w:type="dxa"/>
+              <w:end w:w="120" w:type="dxa"/>
+            </w:tcMar>
+            <w:vAlign w:val="top"/>
+          </w:tcPr>
+          <w:p>
+            <w:pPr>
+              <w:pStyle w:val="TableText"/>
+            </w:pPr>
+            <w:r>
+              <w:rPr>
+                <w:rFonts w:ascii="Calibri" w:hAnsi="Calibri"/>
+                <w:color w:val="0B2545"/>
+                <w:sz w:val="18"/>
+              </w:rPr>
+              <w:t>40%</w:t>
+            </w:r>
+          </w:p>
+        </w:tc>
+        <w:tc>
+          <w:tcPr>
+            <w:tcW w:type="dxa" w:w="1650"/>
+            <w:tcMar>
+              <w:top w:w="80" w:type="dxa"/>
+              <w:start w:w="120" w:type="dxa"/>
+              <w:bottom w:w="80" w:type="dxa"/>
+              <w:end w:w="120" w:type="dxa"/>
+            </w:tcMar>
+            <w:vAlign w:val="top"/>
+          </w:tcPr>
+          <w:p>
+            <w:pPr>
+              <w:pStyle w:val="TableText"/>
+            </w:pPr>
+            <w:r>
+              <w:rPr>
+                <w:rFonts w:ascii="Calibri" w:hAnsi="Calibri"/>
+                <w:color w:val="0B2545"/>
+                <w:sz w:val="18"/>
+              </w:rPr>
+              <w:t>20% fixed</w:t>
+            </w:r>
+          </w:p>
+        </w:tc>
+        <w:tc>
+          <w:tcPr>
+            <w:tcW w:type="dxa" w:w="1650"/>
+            <w:tcMar>
+              <w:top w:w="80" w:type="dxa"/>
+              <w:start w:w="120" w:type="dxa"/>
+              <w:bottom w:w="80" w:type="dxa"/>
+              <w:end w:w="120" w:type="dxa"/>
+            </w:tcMar>
+            <w:vAlign w:val="top"/>
+          </w:tcPr>
+          <w:p>
+            <w:pPr>
+              <w:pStyle w:val="TableText"/>
+            </w:pPr>
+            <w:r>
+              <w:rPr>
+                <w:rFonts w:ascii="Calibri" w:hAnsi="Calibri"/>
+                <w:color w:val="0B2545"/>
+                <w:sz w:val="18"/>
+              </w:rPr>
+              <w:t>40% fixed</w:t>
+            </w:r>
+          </w:p>
+        </w:tc>
+        <w:tc>
+          <w:tcPr>
+            <w:tcW w:type="dxa" w:w="3260"/>
+            <w:tcMar>
+              <w:top w:w="80" w:type="dxa"/>
+              <w:start w:w="120" w:type="dxa"/>
+              <w:bottom w:w="80" w:type="dxa"/>
+              <w:end w:w="120" w:type="dxa"/>
+            </w:tcMar>
+            <w:vAlign w:val="top"/>
+          </w:tcPr>
+          <w:p>
+            <w:pPr>
+              <w:pStyle w:val="TableText"/>
+            </w:pPr>
+            <w:r>
+              <w:rPr>
+                <w:rFonts w:ascii="Calibri" w:hAnsi="Calibri"/>
+                <w:color w:val="0B2545"/>
+                <w:sz w:val="18"/>
+              </w:rPr>
+              <w:t>Master training pool</w:t>
+            </w:r>
+          </w:p>
+        </w:tc>
+      </w:tr>
+      <w:tr>
+        <w:trPr>
+          <w:cantSplit/>
+        </w:trPr>
+        <w:tc>
+          <w:tcPr>
+            <w:tcW w:type="dxa" w:w="1300"/>
+            <w:tcMar>
+              <w:top w:w="80" w:type="dxa"/>
+              <w:start w:w="120" w:type="dxa"/>
+              <w:bottom w:w="80" w:type="dxa"/>
+              <w:end w:w="120" w:type="dxa"/>
+            </w:tcMar>
+            <w:vAlign w:val="top"/>
+          </w:tcPr>
+          <w:p>
+            <w:pPr>
+              <w:pStyle w:val="TableText"/>
+            </w:pPr>
+            <w:r>
+              <w:rPr>
+                <w:rFonts w:ascii="Calibri" w:hAnsi="Calibri"/>
+                <w:color w:val="0B2545"/>
+                <w:sz w:val="18"/>
+              </w:rPr>
+              <w:t>TR30</w:t>
+            </w:r>
+          </w:p>
+        </w:tc>
+        <w:tc>
+          <w:tcPr>
+            <w:tcW w:type="dxa" w:w="1500"/>
+            <w:tcMar>
+              <w:top w:w="80" w:type="dxa"/>
+              <w:start w:w="120" w:type="dxa"/>
+              <w:bottom w:w="80" w:type="dxa"/>
+              <w:end w:w="120" w:type="dxa"/>
+            </w:tcMar>
+            <w:vAlign w:val="top"/>
+          </w:tcPr>
+          <w:p>
+            <w:pPr>
+              <w:pStyle w:val="TableText"/>
+            </w:pPr>
+            <w:r>
+              <w:rPr>
+                <w:rFonts w:ascii="Calibri" w:hAnsi="Calibri"/>
+                <w:color w:val="0B2545"/>
+                <w:sz w:val="18"/>
+              </w:rPr>
+              <w:t>30%</w:t>
+            </w:r>
+          </w:p>
+        </w:tc>
+        <w:tc>
+          <w:tcPr>
+            <w:tcW w:type="dxa" w:w="1650"/>
+            <w:tcMar>
+              <w:top w:w="80" w:type="dxa"/>
+              <w:start w:w="120" w:type="dxa"/>
+              <w:bottom w:w="80" w:type="dxa"/>
+              <w:end w:w="120" w:type="dxa"/>
+            </w:tcMar>
+            <w:vAlign w:val="top"/>
+          </w:tcPr>
+          <w:p>
+            <w:pPr>
+              <w:pStyle w:val="TableText"/>
+            </w:pPr>
+            <w:r>
+              <w:rPr>
+                <w:rFonts w:ascii="Calibri" w:hAnsi="Calibri"/>
+                <w:color w:val="0B2545"/>
+                <w:sz w:val="18"/>
+              </w:rPr>
+              <w:t>20% fixed</w:t>
+            </w:r>
+          </w:p>
+        </w:tc>
+        <w:tc>
+          <w:tcPr>
+            <w:tcW w:type="dxa" w:w="1650"/>
+            <w:tcMar>
+              <w:top w:w="80" w:type="dxa"/>
+              <w:start w:w="120" w:type="dxa"/>
+              <w:bottom w:w="80" w:type="dxa"/>
+              <w:end w:w="120" w:type="dxa"/>
+            </w:tcMar>
+            <w:vAlign w:val="top"/>
+          </w:tcPr>
+          <w:p>
+            <w:pPr>
+              <w:pStyle w:val="TableText"/>
+            </w:pPr>
+            <w:r>
+              <w:rPr>
+                <w:rFonts w:ascii="Calibri" w:hAnsi="Calibri"/>
+                <w:color w:val="0B2545"/>
+                <w:sz w:val="18"/>
+              </w:rPr>
+              <w:t>40% fixed</w:t>
+            </w:r>
+          </w:p>
+        </w:tc>
+        <w:tc>
+          <w:tcPr>
+            <w:tcW w:type="dxa" w:w="3260"/>
+            <w:tcMar>
+              <w:top w:w="80" w:type="dxa"/>
+              <w:start w:w="120" w:type="dxa"/>
+              <w:bottom w:w="80" w:type="dxa"/>
+              <w:end w:w="120" w:type="dxa"/>
+            </w:tcMar>
+            <w:vAlign w:val="top"/>
+          </w:tcPr>
+          <w:p>
+            <w:pPr>
+              <w:pStyle w:val="TableText"/>
+            </w:pPr>
+            <w:r>
+              <w:rPr>
+                <w:rFonts w:ascii="Calibri" w:hAnsi="Calibri"/>
+                <w:color w:val="0B2545"/>
+                <w:sz w:val="18"/>
+              </w:rPr>
+              <w:t>TR30 ⊂ TR40</w:t>
+            </w:r>
+          </w:p>
+        </w:tc>
+      </w:tr>
+      <w:tr>
+        <w:trPr>
+          <w:cantSplit/>
+        </w:trPr>
+        <w:tc>
+          <w:tcPr>
+            <w:tcW w:type="dxa" w:w="1300"/>
+            <w:tcMar>
+              <w:top w:w="80" w:type="dxa"/>
+              <w:start w:w="120" w:type="dxa"/>
+              <w:bottom w:w="80" w:type="dxa"/>
+              <w:end w:w="120" w:type="dxa"/>
+            </w:tcMar>
+            <w:vAlign w:val="top"/>
+          </w:tcPr>
+          <w:p>
+            <w:pPr>
+              <w:pStyle w:val="TableText"/>
+            </w:pPr>
+            <w:r>
+              <w:rPr>
+                <w:rFonts w:ascii="Calibri" w:hAnsi="Calibri"/>
+                <w:color w:val="0B2545"/>
+                <w:sz w:val="18"/>
+              </w:rPr>
+              <w:t>TR20</w:t>
+            </w:r>
+          </w:p>
+        </w:tc>
+        <w:tc>
+          <w:tcPr>
+            <w:tcW w:type="dxa" w:w="1500"/>
+            <w:tcMar>
+              <w:top w:w="80" w:type="dxa"/>
+              <w:start w:w="120" w:type="dxa"/>
+              <w:bottom w:w="80" w:type="dxa"/>
+              <w:end w:w="120" w:type="dxa"/>
+            </w:tcMar>
+            <w:vAlign w:val="top"/>
+          </w:tcPr>
+          <w:p>
+            <w:pPr>
+              <w:pStyle w:val="TableText"/>
+            </w:pPr>
+            <w:r>
+              <w:rPr>
+                <w:rFonts w:ascii="Calibri" w:hAnsi="Calibri"/>
+                <w:color w:val="0B2545"/>
+                <w:sz w:val="18"/>
+              </w:rPr>
+              <w:t>20%</w:t>
+            </w:r>
+          </w:p>
+        </w:tc>
+        <w:tc>
+          <w:tcPr>
+            <w:tcW w:type="dxa" w:w="1650"/>
+            <w:tcMar>
+              <w:top w:w="80" w:type="dxa"/>
+              <w:start w:w="120" w:type="dxa"/>
+              <w:bottom w:w="80" w:type="dxa"/>
+              <w:end w:w="120" w:type="dxa"/>
+            </w:tcMar>
+            <w:vAlign w:val="top"/>
+          </w:tcPr>
+          <w:p>
+            <w:pPr>
+              <w:pStyle w:val="TableText"/>
+            </w:pPr>
+            <w:r>
+              <w:rPr>
+                <w:rFonts w:ascii="Calibri" w:hAnsi="Calibri"/>
+                <w:color w:val="0B2545"/>
+                <w:sz w:val="18"/>
+              </w:rPr>
+              <w:t>20% fixed</w:t>
+            </w:r>
+          </w:p>
+        </w:tc>
+        <w:tc>
+          <w:tcPr>
+            <w:tcW w:type="dxa" w:w="1650"/>
+            <w:tcMar>
+              <w:top w:w="80" w:type="dxa"/>
+              <w:start w:w="120" w:type="dxa"/>
+              <w:bottom w:w="80" w:type="dxa"/>
+              <w:end w:w="120" w:type="dxa"/>
+            </w:tcMar>
+            <w:vAlign w:val="top"/>
+          </w:tcPr>
+          <w:p>
+            <w:pPr>
+              <w:pStyle w:val="TableText"/>
+            </w:pPr>
+            <w:r>
+              <w:rPr>
+                <w:rFonts w:ascii="Calibri" w:hAnsi="Calibri"/>
+                <w:color w:val="0B2545"/>
+                <w:sz w:val="18"/>
+              </w:rPr>
+              <w:t>40% fixed</w:t>
+            </w:r>
+          </w:p>
+        </w:tc>
+        <w:tc>
+          <w:tcPr>
+            <w:tcW w:type="dxa" w:w="3260"/>
+            <w:tcMar>
+              <w:top w:w="80" w:type="dxa"/>
+              <w:start w:w="120" w:type="dxa"/>
+              <w:bottom w:w="80" w:type="dxa"/>
+              <w:end w:w="120" w:type="dxa"/>
+            </w:tcMar>
+            <w:vAlign w:val="top"/>
+          </w:tcPr>
+          <w:p>
+            <w:pPr>
+              <w:pStyle w:val="TableText"/>
+            </w:pPr>
+            <w:r>
+              <w:rPr>
+                <w:rFonts w:ascii="Calibri" w:hAnsi="Calibri"/>
+                <w:color w:val="0B2545"/>
+                <w:sz w:val="18"/>
+              </w:rPr>
+              <w:t>TR20 ⊂ TR30</w:t>
+            </w:r>
+          </w:p>
+        </w:tc>
+      </w:tr>
+      <w:tr>
+        <w:trPr>
+          <w:cantSplit/>
+        </w:trPr>
+        <w:tc>
+          <w:tcPr>
+            <w:tcW w:type="dxa" w:w="1300"/>
+            <w:tcMar>
+              <w:top w:w="80" w:type="dxa"/>
+              <w:start w:w="120" w:type="dxa"/>
+              <w:bottom w:w="80" w:type="dxa"/>
+              <w:end w:w="120" w:type="dxa"/>
+            </w:tcMar>
+            <w:vAlign w:val="top"/>
+          </w:tcPr>
+          <w:p>
+            <w:pPr>
+              <w:pStyle w:val="TableText"/>
+            </w:pPr>
+            <w:r>
+              <w:rPr>
+                <w:rFonts w:ascii="Calibri" w:hAnsi="Calibri"/>
+                <w:color w:val="0B2545"/>
+                <w:sz w:val="18"/>
+              </w:rPr>
+              <w:t>TR10</w:t>
+            </w:r>
+          </w:p>
+        </w:tc>
+        <w:tc>
+          <w:tcPr>
+            <w:tcW w:type="dxa" w:w="1500"/>
+            <w:tcMar>
+              <w:top w:w="80" w:type="dxa"/>
+              <w:start w:w="120" w:type="dxa"/>
+              <w:bottom w:w="80" w:type="dxa"/>
+              <w:end w:w="120" w:type="dxa"/>
+            </w:tcMar>
+            <w:vAlign w:val="top"/>
+          </w:tcPr>
+          <w:p>
+            <w:pPr>
+              <w:pStyle w:val="TableText"/>
+            </w:pPr>
+            <w:r>
+              <w:rPr>
+                <w:rFonts w:ascii="Calibri" w:hAnsi="Calibri"/>
+                <w:color w:val="0B2545"/>
+                <w:sz w:val="18"/>
+              </w:rPr>
+              <w:t>10%</w:t>
+            </w:r>
+          </w:p>
+        </w:tc>
+        <w:tc>
+          <w:tcPr>
+            <w:tcW w:type="dxa" w:w="1650"/>
+            <w:tcMar>
+              <w:top w:w="80" w:type="dxa"/>
+              <w:start w:w="120" w:type="dxa"/>
+              <w:bottom w:w="80" w:type="dxa"/>
+              <w:end w:w="120" w:type="dxa"/>
+            </w:tcMar>
+            <w:vAlign w:val="top"/>
+          </w:tcPr>
+          <w:p>
+            <w:pPr>
+              <w:pStyle w:val="TableText"/>
+            </w:pPr>
+            <w:r>
+              <w:rPr>
+                <w:rFonts w:ascii="Calibri" w:hAnsi="Calibri"/>
+                <w:color w:val="0B2545"/>
+                <w:sz w:val="18"/>
+              </w:rPr>
+              <w:t>20% fixed</w:t>
+            </w:r>
+          </w:p>
+        </w:tc>
+        <w:tc>
+          <w:tcPr>
+            <w:tcW w:type="dxa" w:w="1650"/>
+            <w:tcMar>
+              <w:top w:w="80" w:type="dxa"/>
+              <w:start w:w="120" w:type="dxa"/>
+              <w:bottom w:w="80" w:type="dxa"/>
+              <w:end w:w="120" w:type="dxa"/>
+            </w:tcMar>
+            <w:vAlign w:val="top"/>
+          </w:tcPr>
+          <w:p>
+            <w:pPr>
+              <w:pStyle w:val="TableText"/>
+            </w:pPr>
+            <w:r>
+              <w:rPr>
+                <w:rFonts w:ascii="Calibri" w:hAnsi="Calibri"/>
+                <w:color w:val="0B2545"/>
+                <w:sz w:val="18"/>
+              </w:rPr>
+              <w:t>40% fixed</w:t>
+            </w:r>
+          </w:p>
+        </w:tc>
+        <w:tc>
+          <w:tcPr>
+            <w:tcW w:type="dxa" w:w="3260"/>
+            <w:tcMar>
+              <w:top w:w="80" w:type="dxa"/>
+              <w:start w:w="120" w:type="dxa"/>
+              <w:bottom w:w="80" w:type="dxa"/>
+              <w:end w:w="120" w:type="dxa"/>
+            </w:tcMar>
+            <w:vAlign w:val="top"/>
+          </w:tcPr>
+          <w:p>
+            <w:pPr>
+              <w:pStyle w:val="TableText"/>
+            </w:pPr>
+            <w:r>
+              <w:rPr>
+                <w:rFonts w:ascii="Calibri" w:hAnsi="Calibri"/>
+                <w:color w:val="0B2545"/>
+                <w:sz w:val="18"/>
+              </w:rPr>
+              <w:t>TR10 ⊂ TR20</w:t>
+            </w:r>
+          </w:p>
+        </w:tc>
+      </w:tr>
+    </w:tbl>
+    <w:p>
+      <w:pPr>
+        <w:spacing w:before="80" w:after="80"/>
+      </w:pPr>
+      <w:r>
+        <w:rPr>
+          <w:rFonts w:ascii="Calibri" w:hAnsi="Calibri"/>
+          <w:i/>
+          <w:color w:val="5F6B7A"/>
+          <w:sz w:val="17"/>
+        </w:rPr>
+        <w:t>Elliptic is the exception to random static splitting: preserve time order and vary only labelled training availability inside the earlier training region.</w:t>
+      </w:r>
+    </w:p>
+    <w:p>
+      <w:r>
+        <w:br w:type="page"/>
+      </w:r>
+    </w:p>
+    <w:p>
+      <w:pPr>
+        <w:pStyle w:val="Heading1"/>
+      </w:pPr>
+      <w:r>
+        <w:t>13. Model-specific starting notes</w:t>
+      </w:r>
+    </w:p>
+    <w:tbl>
+      <w:tblPr>
+        <w:tblW w:type="dxa" w:w="9360"/>
+        <w:jc w:val="left"/>
+        <w:tblLayout w:type="fixed"/>
+        <w:tblLook w:firstColumn="1" w:firstRow="1" w:lastColumn="0" w:lastRow="0" w:noHBand="0" w:noVBand="1" w:val="04A0"/>
+        <w:tblInd w:w="120" w:type="dxa"/>
+        <w:tblBorders>
+          <w:top w:val="single" w:sz="6" w:space="0" w:color="B7C3D0"/>
+          <w:left w:val="single" w:sz="6" w:space="0" w:color="B7C3D0"/>
+          <w:bottom w:val="single" w:sz="6" w:space="0" w:color="B7C3D0"/>
+          <w:right w:val="single" w:sz="6" w:space="0" w:color="B7C3D0"/>
+          <w:insideH w:val="single" w:sz="6" w:space="0" w:color="B7C3D0"/>
+          <w:insideV w:val="single" w:sz="6" w:space="0" w:color="B7C3D0"/>
+        </w:tblBorders>
+      </w:tblPr>
+      <w:tblGrid>
+        <w:gridCol w:w="1450"/>
+        <w:gridCol w:w="3210"/>
+        <w:gridCol w:w="2450"/>
+        <w:gridCol w:w="2250"/>
+      </w:tblGrid>
+      <w:tr>
+        <w:trPr>
+          <w:cantSplit/>
+          <w:tblHeader w:val="true"/>
+        </w:trPr>
+        <w:tc>
+          <w:tcPr>
+            <w:tcW w:type="dxa" w:w="1450"/>
+            <w:tcMar>
+              <w:top w:w="80" w:type="dxa"/>
+              <w:start w:w="120" w:type="dxa"/>
+              <w:bottom w:w="80" w:type="dxa"/>
+              <w:end w:w="120" w:type="dxa"/>
+            </w:tcMar>
+            <w:vAlign w:val="center"/>
+            <w:shd w:fill="E8EEF5"/>
+          </w:tcPr>
+          <w:p>
+            <w:pPr>
+              <w:pStyle w:val="TableText"/>
+            </w:pPr>
+            <w:r>
+              <w:rPr>
+                <w:rFonts w:ascii="Calibri" w:hAnsi="Calibri"/>
+                <w:b/>
+                <w:color w:val="0B2545"/>
+                <w:sz w:val="18"/>
+              </w:rPr>
+              <w:t>Model</w:t>
+            </w:r>
+          </w:p>
+        </w:tc>
+        <w:tc>
+          <w:tcPr>
+            <w:tcW w:type="dxa" w:w="3210"/>
+            <w:tcMar>
+              <w:top w:w="80" w:type="dxa"/>
+              <w:start w:w="120" w:type="dxa"/>
+              <w:bottom w:w="80" w:type="dxa"/>
+              <w:end w:w="120" w:type="dxa"/>
+            </w:tcMar>
+            <w:vAlign w:val="center"/>
+            <w:shd w:fill="E8EEF5"/>
+          </w:tcPr>
+          <w:p>
+            <w:pPr>
+              <w:pStyle w:val="TableText"/>
+            </w:pPr>
+            <w:r>
+              <w:rPr>
+                <w:rFonts w:ascii="Calibri" w:hAnsi="Calibri"/>
+                <w:b/>
+                <w:color w:val="0B2545"/>
+                <w:sz w:val="18"/>
+              </w:rPr>
+              <w:t>Start from</w:t>
+            </w:r>
+          </w:p>
+        </w:tc>
+        <w:tc>
+          <w:tcPr>
+            <w:tcW w:type="dxa" w:w="2450"/>
+            <w:tcMar>
+              <w:top w:w="80" w:type="dxa"/>
+              <w:start w:w="120" w:type="dxa"/>
+              <w:bottom w:w="80" w:type="dxa"/>
+              <w:end w:w="120" w:type="dxa"/>
+            </w:tcMar>
+            <w:vAlign w:val="center"/>
+            <w:shd w:fill="E8EEF5"/>
+          </w:tcPr>
+          <w:p>
+            <w:pPr>
+              <w:pStyle w:val="TableText"/>
+            </w:pPr>
+            <w:r>
+              <w:rPr>
+                <w:rFonts w:ascii="Calibri" w:hAnsi="Calibri"/>
+                <w:b/>
+                <w:color w:val="0B2545"/>
+                <w:sz w:val="18"/>
+              </w:rPr>
+              <w:t>First risk to inspect</w:t>
+            </w:r>
+          </w:p>
+        </w:tc>
+        <w:tc>
+          <w:tcPr>
+            <w:tcW w:type="dxa" w:w="2250"/>
+            <w:tcMar>
+              <w:top w:w="80" w:type="dxa"/>
+              <w:start w:w="120" w:type="dxa"/>
+              <w:bottom w:w="80" w:type="dxa"/>
+              <w:end w:w="120" w:type="dxa"/>
+            </w:tcMar>
+            <w:vAlign w:val="center"/>
+            <w:shd w:fill="E8EEF5"/>
+          </w:tcPr>
+          <w:p>
+            <w:pPr>
+              <w:pStyle w:val="TableText"/>
+            </w:pPr>
+            <w:r>
+              <w:rPr>
+                <w:rFonts w:ascii="Calibri" w:hAnsi="Calibri"/>
+                <w:b/>
+                <w:color w:val="0B2545"/>
+                <w:sz w:val="18"/>
+              </w:rPr>
+              <w:t>First suitable smoke path</w:t>
+            </w:r>
+          </w:p>
+        </w:tc>
+      </w:tr>
+      <w:tr>
+        <w:trPr>
+          <w:cantSplit/>
+        </w:trPr>
+        <w:tc>
+          <w:tcPr>
+            <w:tcW w:type="dxa" w:w="1450"/>
+            <w:tcMar>
+              <w:top w:w="80" w:type="dxa"/>
+              <w:start w:w="120" w:type="dxa"/>
+              <w:bottom w:w="80" w:type="dxa"/>
+              <w:end w:w="120" w:type="dxa"/>
+            </w:tcMar>
+            <w:vAlign w:val="top"/>
+          </w:tcPr>
+          <w:p>
+            <w:pPr>
+              <w:pStyle w:val="TableText"/>
+            </w:pPr>
+            <w:r>
+              <w:rPr>
+                <w:rFonts w:ascii="Calibri" w:hAnsi="Calibri"/>
+                <w:color w:val="0B2545"/>
+                <w:sz w:val="18"/>
+              </w:rPr>
+              <w:t>CARE-GNN</w:t>
+            </w:r>
+          </w:p>
+        </w:tc>
+        <w:tc>
+          <w:tcPr>
+            <w:tcW w:type="dxa" w:w="3210"/>
+            <w:tcMar>
+              <w:top w:w="80" w:type="dxa"/>
+              <w:start w:w="120" w:type="dxa"/>
+              <w:bottom w:w="80" w:type="dxa"/>
+              <w:end w:w="120" w:type="dxa"/>
+            </w:tcMar>
+            <w:vAlign w:val="top"/>
+          </w:tcPr>
+          <w:p>
+            <w:pPr>
+              <w:pStyle w:val="TableText"/>
+            </w:pPr>
+            <w:r>
+              <w:rPr>
+                <w:rFonts w:ascii="Calibri" w:hAnsi="Calibri"/>
+                <w:color w:val="0B2545"/>
+                <w:sz w:val="18"/>
+              </w:rPr>
+              <w:t>Official CARE-GNN repository</w:t>
+            </w:r>
+          </w:p>
+        </w:tc>
+        <w:tc>
+          <w:tcPr>
+            <w:tcW w:type="dxa" w:w="2450"/>
+            <w:tcMar>
+              <w:top w:w="80" w:type="dxa"/>
+              <w:start w:w="120" w:type="dxa"/>
+              <w:bottom w:w="80" w:type="dxa"/>
+              <w:end w:w="120" w:type="dxa"/>
+            </w:tcMar>
+            <w:vAlign w:val="top"/>
+          </w:tcPr>
+          <w:p>
+            <w:pPr>
+              <w:pStyle w:val="TableText"/>
+            </w:pPr>
+            <w:r>
+              <w:rPr>
+                <w:rFonts w:ascii="Calibri" w:hAnsi="Calibri"/>
+                <w:color w:val="0B2545"/>
+                <w:sz w:val="18"/>
+              </w:rPr>
+              <w:t>Legacy dependencies; RL neighbour selector; multi-relation preprocessing</w:t>
+            </w:r>
+          </w:p>
+        </w:tc>
+        <w:tc>
+          <w:tcPr>
+            <w:tcW w:type="dxa" w:w="2250"/>
+            <w:tcMar>
+              <w:top w:w="80" w:type="dxa"/>
+              <w:start w:w="120" w:type="dxa"/>
+              <w:bottom w:w="80" w:type="dxa"/>
+              <w:end w:w="120" w:type="dxa"/>
+            </w:tcMar>
+            <w:vAlign w:val="top"/>
+          </w:tcPr>
+          <w:p>
+            <w:pPr>
+              <w:pStyle w:val="TableText"/>
+            </w:pPr>
+            <w:r>
+              <w:rPr>
+                <w:rFonts w:ascii="Calibri" w:hAnsi="Calibri"/>
+                <w:color w:val="0B2545"/>
+                <w:sz w:val="18"/>
+              </w:rPr>
+              <w:t>YelpChi or Amazon</w:t>
+            </w:r>
+          </w:p>
+        </w:tc>
+      </w:tr>
+      <w:tr>
+        <w:trPr>
+          <w:cantSplit/>
+        </w:trPr>
+        <w:tc>
+          <w:tcPr>
+            <w:tcW w:type="dxa" w:w="1450"/>
+            <w:tcMar>
+              <w:top w:w="80" w:type="dxa"/>
+              <w:start w:w="120" w:type="dxa"/>
+              <w:bottom w:w="80" w:type="dxa"/>
+              <w:end w:w="120" w:type="dxa"/>
+            </w:tcMar>
+            <w:vAlign w:val="top"/>
+          </w:tcPr>
+          <w:p>
+            <w:pPr>
+              <w:pStyle w:val="TableText"/>
+            </w:pPr>
+            <w:r>
+              <w:rPr>
+                <w:rFonts w:ascii="Calibri" w:hAnsi="Calibri"/>
+                <w:color w:val="0B2545"/>
+                <w:sz w:val="18"/>
+              </w:rPr>
+              <w:t>FRAUDRE</w:t>
+            </w:r>
+          </w:p>
+        </w:tc>
+        <w:tc>
+          <w:tcPr>
+            <w:tcW w:type="dxa" w:w="3210"/>
+            <w:tcMar>
+              <w:top w:w="80" w:type="dxa"/>
+              <w:start w:w="120" w:type="dxa"/>
+              <w:bottom w:w="80" w:type="dxa"/>
+              <w:end w:w="120" w:type="dxa"/>
+            </w:tcMar>
+            <w:vAlign w:val="top"/>
+          </w:tcPr>
+          <w:p>
+            <w:pPr>
+              <w:pStyle w:val="TableText"/>
+            </w:pPr>
+            <w:r>
+              <w:rPr>
+                <w:rFonts w:ascii="Calibri" w:hAnsi="Calibri"/>
+                <w:color w:val="0B2545"/>
+                <w:sz w:val="18"/>
+              </w:rPr>
+              <w:t>Official FRAUDRE repository</w:t>
+            </w:r>
+          </w:p>
+        </w:tc>
+        <w:tc>
+          <w:tcPr>
+            <w:tcW w:type="dxa" w:w="2450"/>
+            <w:tcMar>
+              <w:top w:w="80" w:type="dxa"/>
+              <w:start w:w="120" w:type="dxa"/>
+              <w:bottom w:w="80" w:type="dxa"/>
+              <w:end w:w="120" w:type="dxa"/>
+            </w:tcMar>
+            <w:vAlign w:val="top"/>
+          </w:tcPr>
+          <w:p>
+            <w:pPr>
+              <w:pStyle w:val="TableText"/>
+            </w:pPr>
+            <w:r>
+              <w:rPr>
+                <w:rFonts w:ascii="Calibri" w:hAnsi="Calibri"/>
+                <w:color w:val="0B2545"/>
+                <w:sz w:val="18"/>
+              </w:rPr>
+              <w:t>Data archives and three inconsistency components</w:t>
+            </w:r>
+          </w:p>
+        </w:tc>
+        <w:tc>
+          <w:tcPr>
+            <w:tcW w:type="dxa" w:w="2250"/>
+            <w:tcMar>
+              <w:top w:w="80" w:type="dxa"/>
+              <w:start w:w="120" w:type="dxa"/>
+              <w:bottom w:w="80" w:type="dxa"/>
+              <w:end w:w="120" w:type="dxa"/>
+            </w:tcMar>
+            <w:vAlign w:val="top"/>
+          </w:tcPr>
+          <w:p>
+            <w:pPr>
+              <w:pStyle w:val="TableText"/>
+            </w:pPr>
+            <w:r>
+              <w:rPr>
+                <w:rFonts w:ascii="Calibri" w:hAnsi="Calibri"/>
+                <w:color w:val="0B2545"/>
+                <w:sz w:val="18"/>
+              </w:rPr>
+              <w:t>YelpChi or Amazon</w:t>
+            </w:r>
+          </w:p>
+        </w:tc>
+      </w:tr>
+      <w:tr>
+        <w:trPr>
+          <w:cantSplit/>
+        </w:trPr>
+        <w:tc>
+          <w:tcPr>
+            <w:tcW w:type="dxa" w:w="1450"/>
+            <w:tcMar>
+              <w:top w:w="80" w:type="dxa"/>
+              <w:start w:w="120" w:type="dxa"/>
+              <w:bottom w:w="80" w:type="dxa"/>
+              <w:end w:w="120" w:type="dxa"/>
+            </w:tcMar>
+            <w:vAlign w:val="top"/>
+          </w:tcPr>
+          <w:p>
+            <w:pPr>
+              <w:pStyle w:val="TableText"/>
+            </w:pPr>
+            <w:r>
+              <w:rPr>
+                <w:rFonts w:ascii="Calibri" w:hAnsi="Calibri"/>
+                <w:color w:val="0B2545"/>
+                <w:sz w:val="18"/>
+              </w:rPr>
+              <w:t>PC-GNN</w:t>
+            </w:r>
+          </w:p>
+        </w:tc>
+        <w:tc>
+          <w:tcPr>
+            <w:tcW w:type="dxa" w:w="3210"/>
+            <w:tcMar>
+              <w:top w:w="80" w:type="dxa"/>
+              <w:start w:w="120" w:type="dxa"/>
+              <w:bottom w:w="80" w:type="dxa"/>
+              <w:end w:w="120" w:type="dxa"/>
+            </w:tcMar>
+            <w:vAlign w:val="top"/>
+          </w:tcPr>
+          <w:p>
+            <w:pPr>
+              <w:pStyle w:val="TableText"/>
+            </w:pPr>
+            <w:r>
+              <w:rPr>
+                <w:rFonts w:ascii="Calibri" w:hAnsi="Calibri"/>
+                <w:color w:val="0B2545"/>
+                <w:sz w:val="18"/>
+              </w:rPr>
+              <w:t>Supplied clean snapshot + official repo</w:t>
+            </w:r>
+          </w:p>
+        </w:tc>
+        <w:tc>
+          <w:tcPr>
+            <w:tcW w:type="dxa" w:w="2450"/>
+            <w:tcMar>
+              <w:top w:w="80" w:type="dxa"/>
+              <w:start w:w="120" w:type="dxa"/>
+              <w:bottom w:w="80" w:type="dxa"/>
+              <w:end w:w="120" w:type="dxa"/>
+            </w:tcMar>
+            <w:vAlign w:val="top"/>
+          </w:tcPr>
+          <w:p>
+            <w:pPr>
+              <w:pStyle w:val="TableText"/>
+            </w:pPr>
+            <w:r>
+              <w:rPr>
+                <w:rFonts w:ascii="Calibri" w:hAnsi="Calibri"/>
+                <w:color w:val="0B2545"/>
+                <w:sz w:val="18"/>
+              </w:rPr>
+              <w:t>100-D paper features vs 32-D local file; old dependency pins</w:t>
+            </w:r>
+          </w:p>
+        </w:tc>
+        <w:tc>
+          <w:tcPr>
+            <w:tcW w:type="dxa" w:w="2250"/>
+            <w:tcMar>
+              <w:top w:w="80" w:type="dxa"/>
+              <w:start w:w="120" w:type="dxa"/>
+              <w:bottom w:w="80" w:type="dxa"/>
+              <w:end w:w="120" w:type="dxa"/>
+            </w:tcMar>
+            <w:vAlign w:val="top"/>
+          </w:tcPr>
+          <w:p>
+            <w:pPr>
+              <w:pStyle w:val="TableText"/>
+            </w:pPr>
+            <w:r>
+              <w:rPr>
+                <w:rFonts w:ascii="Calibri" w:hAnsi="Calibri"/>
+                <w:color w:val="0B2545"/>
+                <w:sz w:val="18"/>
+              </w:rPr>
+              <w:t>YelpChi</w:t>
+            </w:r>
+          </w:p>
+        </w:tc>
+      </w:tr>
+      <w:tr>
+        <w:trPr>
+          <w:cantSplit/>
+        </w:trPr>
+        <w:tc>
+          <w:tcPr>
+            <w:tcW w:type="dxa" w:w="1450"/>
+            <w:tcMar>
+              <w:top w:w="80" w:type="dxa"/>
+              <w:start w:w="120" w:type="dxa"/>
+              <w:bottom w:w="80" w:type="dxa"/>
+              <w:end w:w="120" w:type="dxa"/>
+            </w:tcMar>
+            <w:vAlign w:val="top"/>
+          </w:tcPr>
+          <w:p>
+            <w:pPr>
+              <w:pStyle w:val="TableText"/>
+            </w:pPr>
+            <w:r>
+              <w:rPr>
+                <w:rFonts w:ascii="Calibri" w:hAnsi="Calibri"/>
+                <w:color w:val="0B2545"/>
+                <w:sz w:val="18"/>
+              </w:rPr>
+              <w:t>BWGNN</w:t>
+            </w:r>
+          </w:p>
+        </w:tc>
+        <w:tc>
+          <w:tcPr>
+            <w:tcW w:type="dxa" w:w="3210"/>
+            <w:tcMar>
+              <w:top w:w="80" w:type="dxa"/>
+              <w:start w:w="120" w:type="dxa"/>
+              <w:bottom w:w="80" w:type="dxa"/>
+              <w:end w:w="120" w:type="dxa"/>
+            </w:tcMar>
+            <w:vAlign w:val="top"/>
+          </w:tcPr>
+          <w:p>
+            <w:pPr>
+              <w:pStyle w:val="TableText"/>
+            </w:pPr>
+            <w:r>
+              <w:rPr>
+                <w:rFonts w:ascii="Calibri" w:hAnsi="Calibri"/>
+                <w:color w:val="0B2545"/>
+                <w:sz w:val="18"/>
+              </w:rPr>
+              <w:t>Official Rethinking-Anomaly-Detection repo</w:t>
+            </w:r>
+          </w:p>
+        </w:tc>
+        <w:tc>
+          <w:tcPr>
+            <w:tcW w:type="dxa" w:w="2450"/>
+            <w:tcMar>
+              <w:top w:w="80" w:type="dxa"/>
+              <w:start w:w="120" w:type="dxa"/>
+              <w:bottom w:w="80" w:type="dxa"/>
+              <w:end w:w="120" w:type="dxa"/>
+            </w:tcMar>
+            <w:vAlign w:val="top"/>
+          </w:tcPr>
+          <w:p>
+            <w:pPr>
+              <w:pStyle w:val="TableText"/>
+            </w:pPr>
+            <w:r>
+              <w:rPr>
+                <w:rFonts w:ascii="Calibri" w:hAnsi="Calibri"/>
+                <w:color w:val="0B2545"/>
+                <w:sz w:val="18"/>
+              </w:rPr>
+              <w:t>DGL/PyTorch pairing; homo vs hetero path</w:t>
+            </w:r>
+          </w:p>
+        </w:tc>
+        <w:tc>
+          <w:tcPr>
+            <w:tcW w:type="dxa" w:w="2250"/>
+            <w:tcMar>
+              <w:top w:w="80" w:type="dxa"/>
+              <w:start w:w="120" w:type="dxa"/>
+              <w:bottom w:w="80" w:type="dxa"/>
+              <w:end w:w="120" w:type="dxa"/>
+            </w:tcMar>
+            <w:vAlign w:val="top"/>
+          </w:tcPr>
+          <w:p>
+            <w:pPr>
+              <w:pStyle w:val="TableText"/>
+            </w:pPr>
+            <w:r>
+              <w:rPr>
+                <w:rFonts w:ascii="Calibri" w:hAnsi="Calibri"/>
+                <w:color w:val="0B2545"/>
+                <w:sz w:val="18"/>
+              </w:rPr>
+              <w:t>T-Finance or YelpChi</w:t>
+            </w:r>
+          </w:p>
+        </w:tc>
+      </w:tr>
+      <w:tr>
+        <w:trPr>
+          <w:cantSplit/>
+        </w:trPr>
+        <w:tc>
+          <w:tcPr>
+            <w:tcW w:type="dxa" w:w="1450"/>
+            <w:tcMar>
+              <w:top w:w="80" w:type="dxa"/>
+              <w:start w:w="120" w:type="dxa"/>
+              <w:bottom w:w="80" w:type="dxa"/>
+              <w:end w:w="120" w:type="dxa"/>
+            </w:tcMar>
+            <w:vAlign w:val="top"/>
+          </w:tcPr>
+          <w:p>
+            <w:pPr>
+              <w:pStyle w:val="TableText"/>
+            </w:pPr>
+            <w:r>
+              <w:rPr>
+                <w:rFonts w:ascii="Calibri" w:hAnsi="Calibri"/>
+                <w:color w:val="0B2545"/>
+                <w:sz w:val="18"/>
+              </w:rPr>
+              <w:t>GHRN</w:t>
+            </w:r>
+          </w:p>
+        </w:tc>
+        <w:tc>
+          <w:tcPr>
+            <w:tcW w:type="dxa" w:w="3210"/>
+            <w:tcMar>
+              <w:top w:w="80" w:type="dxa"/>
+              <w:start w:w="120" w:type="dxa"/>
+              <w:bottom w:w="80" w:type="dxa"/>
+              <w:end w:w="120" w:type="dxa"/>
+            </w:tcMar>
+            <w:vAlign w:val="top"/>
+          </w:tcPr>
+          <w:p>
+            <w:pPr>
+              <w:pStyle w:val="TableText"/>
+            </w:pPr>
+            <w:r>
+              <w:rPr>
+                <w:rFonts w:ascii="Calibri" w:hAnsi="Calibri"/>
+                <w:color w:val="0B2545"/>
+                <w:sz w:val="18"/>
+              </w:rPr>
+              <w:t>Official GHRN repository</w:t>
+            </w:r>
+          </w:p>
+        </w:tc>
+        <w:tc>
+          <w:tcPr>
+            <w:tcW w:type="dxa" w:w="2450"/>
+            <w:tcMar>
+              <w:top w:w="80" w:type="dxa"/>
+              <w:start w:w="120" w:type="dxa"/>
+              <w:bottom w:w="80" w:type="dxa"/>
+              <w:end w:w="120" w:type="dxa"/>
+            </w:tcMar>
+            <w:vAlign w:val="top"/>
+          </w:tcPr>
+          <w:p>
+            <w:pPr>
+              <w:pStyle w:val="TableText"/>
+            </w:pPr>
+            <w:r>
+              <w:rPr>
+                <w:rFonts w:ascii="Calibri" w:hAnsi="Calibri"/>
+                <w:color w:val="0B2545"/>
+                <w:sz w:val="18"/>
+              </w:rPr>
+              <w:t>Sparse/spectral operations and dataset conversion</w:t>
+            </w:r>
+          </w:p>
+        </w:tc>
+        <w:tc>
+          <w:tcPr>
+            <w:tcW w:type="dxa" w:w="2250"/>
+            <w:tcMar>
+              <w:top w:w="80" w:type="dxa"/>
+              <w:start w:w="120" w:type="dxa"/>
+              <w:bottom w:w="80" w:type="dxa"/>
+              <w:end w:w="120" w:type="dxa"/>
+            </w:tcMar>
+            <w:vAlign w:val="top"/>
+          </w:tcPr>
+          <w:p>
+            <w:pPr>
+              <w:pStyle w:val="TableText"/>
+            </w:pPr>
+            <w:r>
+              <w:rPr>
+                <w:rFonts w:ascii="Calibri" w:hAnsi="Calibri"/>
+                <w:color w:val="0B2545"/>
+                <w:sz w:val="18"/>
+              </w:rPr>
+              <w:t>T-Finance or YelpChi</w:t>
+            </w:r>
+          </w:p>
+        </w:tc>
+      </w:tr>
+      <w:tr>
+        <w:trPr>
+          <w:cantSplit/>
+        </w:trPr>
+        <w:tc>
+          <w:tcPr>
+            <w:tcW w:type="dxa" w:w="1450"/>
+            <w:tcMar>
+              <w:top w:w="80" w:type="dxa"/>
+              <w:start w:w="120" w:type="dxa"/>
+              <w:bottom w:w="80" w:type="dxa"/>
+              <w:end w:w="120" w:type="dxa"/>
+            </w:tcMar>
+            <w:vAlign w:val="top"/>
+          </w:tcPr>
+          <w:p>
+            <w:pPr>
+              <w:pStyle w:val="TableText"/>
+            </w:pPr>
+            <w:r>
+              <w:rPr>
+                <w:rFonts w:ascii="Calibri" w:hAnsi="Calibri"/>
+                <w:color w:val="0B2545"/>
+                <w:sz w:val="18"/>
+              </w:rPr>
+              <w:t>SplitGNN</w:t>
+            </w:r>
+          </w:p>
+        </w:tc>
+        <w:tc>
+          <w:tcPr>
+            <w:tcW w:type="dxa" w:w="3210"/>
+            <w:tcMar>
+              <w:top w:w="80" w:type="dxa"/>
+              <w:start w:w="120" w:type="dxa"/>
+              <w:bottom w:w="80" w:type="dxa"/>
+              <w:end w:w="120" w:type="dxa"/>
+            </w:tcMar>
+            <w:vAlign w:val="top"/>
+          </w:tcPr>
+          <w:p>
+            <w:pPr>
+              <w:pStyle w:val="TableText"/>
+            </w:pPr>
+            <w:r>
+              <w:rPr>
+                <w:rFonts w:ascii="Calibri" w:hAnsi="Calibri"/>
+                <w:color w:val="0B2545"/>
+                <w:sz w:val="18"/>
+              </w:rPr>
+              <w:t>Official SplitGNN repository</w:t>
+            </w:r>
+          </w:p>
+        </w:tc>
+        <w:tc>
+          <w:tcPr>
+            <w:tcW w:type="dxa" w:w="2450"/>
+            <w:tcMar>
+              <w:top w:w="80" w:type="dxa"/>
+              <w:start w:w="120" w:type="dxa"/>
+              <w:bottom w:w="80" w:type="dxa"/>
+              <w:end w:w="120" w:type="dxa"/>
+            </w:tcMar>
+            <w:vAlign w:val="top"/>
+          </w:tcPr>
+          <w:p>
+            <w:pPr>
+              <w:pStyle w:val="TableText"/>
+            </w:pPr>
+            <w:r>
+              <w:rPr>
+                <w:rFonts w:ascii="Calibri" w:hAnsi="Calibri"/>
+                <w:color w:val="0B2545"/>
+                <w:sz w:val="18"/>
+              </w:rPr>
+              <w:t>FDCompCN preprocessing and newer DGL stack</w:t>
+            </w:r>
+          </w:p>
+        </w:tc>
+        <w:tc>
+          <w:tcPr>
+            <w:tcW w:type="dxa" w:w="2250"/>
+            <w:tcMar>
+              <w:top w:w="80" w:type="dxa"/>
+              <w:start w:w="120" w:type="dxa"/>
+              <w:bottom w:w="80" w:type="dxa"/>
+              <w:end w:w="120" w:type="dxa"/>
+            </w:tcMar>
+            <w:vAlign w:val="top"/>
+          </w:tcPr>
+          <w:p>
+            <w:pPr>
+              <w:pStyle w:val="TableText"/>
+            </w:pPr>
+            <w:r>
+              <w:rPr>
+                <w:rFonts w:ascii="Calibri" w:hAnsi="Calibri"/>
+                <w:color w:val="0B2545"/>
+                <w:sz w:val="18"/>
+              </w:rPr>
+              <w:t>FDCompCN or YelpChi</w:t>
+            </w:r>
+          </w:p>
+        </w:tc>
+      </w:tr>
+      <w:tr>
+        <w:trPr>
+          <w:cantSplit/>
+        </w:trPr>
+        <w:tc>
+          <w:tcPr>
+            <w:tcW w:type="dxa" w:w="1450"/>
+            <w:tcMar>
+              <w:top w:w="80" w:type="dxa"/>
+              <w:start w:w="120" w:type="dxa"/>
+              <w:bottom w:w="80" w:type="dxa"/>
+              <w:end w:w="120" w:type="dxa"/>
+            </w:tcMar>
+            <w:vAlign w:val="top"/>
+          </w:tcPr>
+          <w:p>
+            <w:pPr>
+              <w:pStyle w:val="TableText"/>
+            </w:pPr>
+            <w:r>
+              <w:rPr>
+                <w:rFonts w:ascii="Calibri" w:hAnsi="Calibri"/>
+                <w:color w:val="0B2545"/>
+                <w:sz w:val="18"/>
+              </w:rPr>
+              <w:t>PMP</w:t>
+            </w:r>
+          </w:p>
+        </w:tc>
+        <w:tc>
+          <w:tcPr>
+            <w:tcW w:type="dxa" w:w="3210"/>
+            <w:tcMar>
+              <w:top w:w="80" w:type="dxa"/>
+              <w:start w:w="120" w:type="dxa"/>
+              <w:bottom w:w="80" w:type="dxa"/>
+              <w:end w:w="120" w:type="dxa"/>
+            </w:tcMar>
+            <w:vAlign w:val="top"/>
+          </w:tcPr>
+          <w:p>
+            <w:pPr>
+              <w:pStyle w:val="TableText"/>
+            </w:pPr>
+            <w:r>
+              <w:rPr>
+                <w:rFonts w:ascii="Calibri" w:hAnsi="Calibri"/>
+                <w:color w:val="0B2545"/>
+                <w:sz w:val="18"/>
+              </w:rPr>
+              <w:t>Official PMP repository</w:t>
+            </w:r>
+          </w:p>
+        </w:tc>
+        <w:tc>
+          <w:tcPr>
+            <w:tcW w:type="dxa" w:w="2450"/>
+            <w:tcMar>
+              <w:top w:w="80" w:type="dxa"/>
+              <w:start w:w="120" w:type="dxa"/>
+              <w:bottom w:w="80" w:type="dxa"/>
+              <w:end w:w="120" w:type="dxa"/>
+            </w:tcMar>
+            <w:vAlign w:val="top"/>
+          </w:tcPr>
+          <w:p>
+            <w:pPr>
+              <w:pStyle w:val="TableText"/>
+            </w:pPr>
+            <w:r>
+              <w:rPr>
+                <w:rFonts w:ascii="Calibri" w:hAnsi="Calibri"/>
+                <w:color w:val="0B2545"/>
+                <w:sz w:val="18"/>
+              </w:rPr>
+              <w:t>Checkpoint/data path and relation handling</w:t>
+            </w:r>
+          </w:p>
+        </w:tc>
+        <w:tc>
+          <w:tcPr>
+            <w:tcW w:type="dxa" w:w="2250"/>
+            <w:tcMar>
+              <w:top w:w="80" w:type="dxa"/>
+              <w:start w:w="120" w:type="dxa"/>
+              <w:bottom w:w="80" w:type="dxa"/>
+              <w:end w:w="120" w:type="dxa"/>
+            </w:tcMar>
+            <w:vAlign w:val="top"/>
+          </w:tcPr>
+          <w:p>
+            <w:pPr>
+              <w:pStyle w:val="TableText"/>
+            </w:pPr>
+            <w:r>
+              <w:rPr>
+                <w:rFonts w:ascii="Calibri" w:hAnsi="Calibri"/>
+                <w:color w:val="0B2545"/>
+                <w:sz w:val="18"/>
+              </w:rPr>
+              <w:t>YelpChi, Amazon or T-Finance</w:t>
+            </w:r>
+          </w:p>
+        </w:tc>
+      </w:tr>
+      <w:tr>
+        <w:trPr>
+          <w:cantSplit/>
+        </w:trPr>
+        <w:tc>
+          <w:tcPr>
+            <w:tcW w:type="dxa" w:w="1450"/>
+            <w:tcMar>
+              <w:top w:w="80" w:type="dxa"/>
+              <w:start w:w="120" w:type="dxa"/>
+              <w:bottom w:w="80" w:type="dxa"/>
+              <w:end w:w="120" w:type="dxa"/>
+            </w:tcMar>
+            <w:vAlign w:val="top"/>
+          </w:tcPr>
+          <w:p>
+            <w:pPr>
+              <w:pStyle w:val="TableText"/>
+            </w:pPr>
+            <w:r>
+              <w:rPr>
+                <w:rFonts w:ascii="Calibri" w:hAnsi="Calibri"/>
+                <w:color w:val="0B2545"/>
+                <w:sz w:val="18"/>
+              </w:rPr>
+              <w:t>DGA-GNN</w:t>
+            </w:r>
+          </w:p>
+        </w:tc>
+        <w:tc>
+          <w:tcPr>
+            <w:tcW w:type="dxa" w:w="3210"/>
+            <w:tcMar>
+              <w:top w:w="80" w:type="dxa"/>
+              <w:start w:w="120" w:type="dxa"/>
+              <w:bottom w:w="80" w:type="dxa"/>
+              <w:end w:w="120" w:type="dxa"/>
+            </w:tcMar>
+            <w:vAlign w:val="top"/>
+          </w:tcPr>
+          <w:p>
+            <w:pPr>
+              <w:pStyle w:val="TableText"/>
+            </w:pPr>
+            <w:r>
+              <w:rPr>
+                <w:rFonts w:ascii="Calibri" w:hAnsi="Calibri"/>
+                <w:color w:val="0B2545"/>
+                <w:sz w:val="18"/>
+              </w:rPr>
+              <w:t>Official DGA-GNN repository</w:t>
+            </w:r>
+          </w:p>
+        </w:tc>
+        <w:tc>
+          <w:tcPr>
+            <w:tcW w:type="dxa" w:w="2450"/>
+            <w:tcMar>
+              <w:top w:w="80" w:type="dxa"/>
+              <w:start w:w="120" w:type="dxa"/>
+              <w:bottom w:w="80" w:type="dxa"/>
+              <w:end w:w="120" w:type="dxa"/>
+            </w:tcMar>
+            <w:vAlign w:val="top"/>
+          </w:tcPr>
+          <w:p>
+            <w:pPr>
+              <w:pStyle w:val="TableText"/>
+            </w:pPr>
+            <w:r>
+              <w:rPr>
+                <w:rFonts w:ascii="Calibri" w:hAnsi="Calibri"/>
+                <w:color w:val="0B2545"/>
+                <w:sz w:val="18"/>
+              </w:rPr>
+              <w:t>Dataset-specific binning and temporal Elliptic handling</w:t>
+            </w:r>
+          </w:p>
+        </w:tc>
+        <w:tc>
+          <w:tcPr>
+            <w:tcW w:type="dxa" w:w="2250"/>
+            <w:tcMar>
+              <w:top w:w="80" w:type="dxa"/>
+              <w:start w:w="120" w:type="dxa"/>
+              <w:bottom w:w="80" w:type="dxa"/>
+              <w:end w:w="120" w:type="dxa"/>
+            </w:tcMar>
+            <w:vAlign w:val="top"/>
+          </w:tcPr>
+          <w:p>
+            <w:pPr>
+              <w:pStyle w:val="TableText"/>
+            </w:pPr>
+            <w:r>
+              <w:rPr>
+                <w:rFonts w:ascii="Calibri" w:hAnsi="Calibri"/>
+                <w:color w:val="0B2545"/>
+                <w:sz w:val="18"/>
+              </w:rPr>
+              <w:t>T-Finance or YelpChi</w:t>
+            </w:r>
+          </w:p>
+        </w:tc>
+      </w:tr>
+    </w:tbl>
+    <w:p>
+      <w:pPr>
+        <w:pStyle w:val="Heading1"/>
+      </w:pPr>
+      <w:r>
+        <w:t>14. PC-GNN current status</w:t>
+      </w:r>
+    </w:p>
+    <w:tbl>
+      <w:tblPr>
+        <w:tblW w:type="dxa" w:w="9360"/>
+        <w:jc w:val="left"/>
+        <w:tblLayout w:type="fixed"/>
+        <w:tblLook w:firstColumn="1" w:firstRow="1" w:lastColumn="0" w:lastRow="0" w:noHBand="0" w:noVBand="1" w:val="04A0"/>
+        <w:tblInd w:w="120" w:type="dxa"/>
+        <w:tblBorders>
+          <w:top w:val="single" w:sz="6" w:space="0" w:color="B7C3D0"/>
+          <w:left w:val="single" w:sz="6" w:space="0" w:color="B7C3D0"/>
+          <w:bottom w:val="single" w:sz="6" w:space="0" w:color="B7C3D0"/>
+          <w:right w:val="single" w:sz="6" w:space="0" w:color="B7C3D0"/>
+          <w:insideH w:val="single" w:sz="6" w:space="0" w:color="B7C3D0"/>
+          <w:insideV w:val="single" w:sz="6" w:space="0" w:color="B7C3D0"/>
+        </w:tblBorders>
+      </w:tblPr>
+      <w:tblGrid>
+        <w:gridCol w:w="2300"/>
+        <w:gridCol w:w="7060"/>
+      </w:tblGrid>
+      <w:tr>
+        <w:trPr>
+          <w:cantSplit/>
+          <w:tblHeader w:val="true"/>
+        </w:trPr>
+        <w:tc>
+          <w:tcPr>
+            <w:tcW w:type="dxa" w:w="2300"/>
+            <w:tcMar>
+              <w:top w:w="80" w:type="dxa"/>
+              <w:start w:w="120" w:type="dxa"/>
+              <w:bottom w:w="80" w:type="dxa"/>
+              <w:end w:w="120" w:type="dxa"/>
+            </w:tcMar>
+            <w:vAlign w:val="center"/>
+            <w:shd w:fill="E8EEF5"/>
+          </w:tcPr>
+          <w:p>
+            <w:pPr>
+              <w:pStyle w:val="TableText"/>
+            </w:pPr>
+            <w:r>
+              <w:rPr>
+                <w:rFonts w:ascii="Calibri" w:hAnsi="Calibri"/>
+                <w:b/>
+                <w:color w:val="0B2545"/>
+                <w:sz w:val="18"/>
+              </w:rPr>
+              <w:t>Check</w:t>
+            </w:r>
+          </w:p>
+        </w:tc>
+        <w:tc>
+          <w:tcPr>
+            <w:tcW w:type="dxa" w:w="7060"/>
+            <w:tcMar>
+              <w:top w:w="80" w:type="dxa"/>
+              <w:start w:w="120" w:type="dxa"/>
+              <w:bottom w:w="80" w:type="dxa"/>
+              <w:end w:w="120" w:type="dxa"/>
+            </w:tcMar>
+            <w:vAlign w:val="center"/>
+            <w:shd w:fill="E8EEF5"/>
+          </w:tcPr>
+          <w:p>
+            <w:pPr>
+              <w:pStyle w:val="TableText"/>
+            </w:pPr>
+            <w:r>
+              <w:rPr>
+                <w:rFonts w:ascii="Calibri" w:hAnsi="Calibri"/>
+                <w:b/>
+                <w:color w:val="0B2545"/>
+                <w:sz w:val="18"/>
+              </w:rPr>
+              <w:t>Current evidence</w:t>
+            </w:r>
+          </w:p>
+        </w:tc>
+      </w:tr>
+      <w:tr>
+        <w:trPr>
+          <w:cantSplit/>
+        </w:trPr>
+        <w:tc>
+          <w:tcPr>
+            <w:tcW w:type="dxa" w:w="2300"/>
+            <w:tcMar>
+              <w:top w:w="80" w:type="dxa"/>
+              <w:start w:w="120" w:type="dxa"/>
+              <w:bottom w:w="80" w:type="dxa"/>
+              <w:end w:w="120" w:type="dxa"/>
+            </w:tcMar>
+            <w:vAlign w:val="top"/>
+          </w:tcPr>
+          <w:p>
+            <w:pPr>
+              <w:pStyle w:val="TableText"/>
+            </w:pPr>
+            <w:r>
+              <w:rPr>
+                <w:rFonts w:ascii="Calibri" w:hAnsi="Calibri"/>
+                <w:color w:val="0B2545"/>
+                <w:sz w:val="18"/>
+              </w:rPr>
+              <w:t>Upstream identity</w:t>
+            </w:r>
+          </w:p>
+        </w:tc>
+        <w:tc>
+          <w:tcPr>
+            <w:tcW w:type="dxa" w:w="7060"/>
+            <w:tcMar>
+              <w:top w:w="80" w:type="dxa"/>
+              <w:start w:w="120" w:type="dxa"/>
+              <w:bottom w:w="80" w:type="dxa"/>
+              <w:end w:w="120" w:type="dxa"/>
+            </w:tcMar>
+            <w:vAlign w:val="top"/>
+          </w:tcPr>
+          <w:p>
+            <w:pPr>
+              <w:pStyle w:val="TableText"/>
+            </w:pPr>
+            <w:r>
+              <w:rPr>
+                <w:rFonts w:ascii="Calibri" w:hAnsi="Calibri"/>
+                <w:color w:val="0B2545"/>
+                <w:sz w:val="18"/>
+              </w:rPr>
+              <w:t>PonderLY/PC-GNN snapshot; commit 9d7d7fae491081178b6e12e193fb89cfc330f2be.</w:t>
+            </w:r>
+          </w:p>
+        </w:tc>
+      </w:tr>
+      <w:tr>
+        <w:trPr>
+          <w:cantSplit/>
+        </w:trPr>
+        <w:tc>
+          <w:tcPr>
+            <w:tcW w:type="dxa" w:w="2300"/>
+            <w:tcMar>
+              <w:top w:w="80" w:type="dxa"/>
+              <w:start w:w="120" w:type="dxa"/>
+              <w:bottom w:w="80" w:type="dxa"/>
+              <w:end w:w="120" w:type="dxa"/>
+            </w:tcMar>
+            <w:vAlign w:val="top"/>
+          </w:tcPr>
+          <w:p>
+            <w:pPr>
+              <w:pStyle w:val="TableText"/>
+            </w:pPr>
+            <w:r>
+              <w:rPr>
+                <w:rFonts w:ascii="Calibri" w:hAnsi="Calibri"/>
+                <w:color w:val="0B2545"/>
+                <w:sz w:val="18"/>
+              </w:rPr>
+              <w:t>Full local run</w:t>
+            </w:r>
+          </w:p>
+        </w:tc>
+        <w:tc>
+          <w:tcPr>
+            <w:tcW w:type="dxa" w:w="7060"/>
+            <w:tcMar>
+              <w:top w:w="80" w:type="dxa"/>
+              <w:start w:w="120" w:type="dxa"/>
+              <w:bottom w:w="80" w:type="dxa"/>
+              <w:end w:w="120" w:type="dxa"/>
+            </w:tcMar>
+            <w:vAlign w:val="top"/>
+          </w:tcPr>
+          <w:p>
+            <w:pPr>
+              <w:pStyle w:val="TableText"/>
+            </w:pPr>
+            <w:r>
+              <w:rPr>
+                <w:rFonts w:ascii="Calibri" w:hAnsi="Calibri"/>
+                <w:color w:val="0B2545"/>
+                <w:sz w:val="18"/>
+              </w:rPr>
+              <w:t>Completed 51 epochs on 32-D YelpChi using macOS arm64 CPU; test AUROC 0.8178, Macro-F1 0.6530, G-Mean 0.7408.</w:t>
+            </w:r>
+          </w:p>
+        </w:tc>
+      </w:tr>
+      <w:tr>
+        <w:trPr>
+          <w:cantSplit/>
+        </w:trPr>
+        <w:tc>
+          <w:tcPr>
+            <w:tcW w:type="dxa" w:w="2300"/>
+            <w:tcMar>
+              <w:top w:w="80" w:type="dxa"/>
+              <w:start w:w="120" w:type="dxa"/>
+              <w:bottom w:w="80" w:type="dxa"/>
+              <w:end w:w="120" w:type="dxa"/>
+            </w:tcMar>
+            <w:vAlign w:val="top"/>
+          </w:tcPr>
+          <w:p>
+            <w:pPr>
+              <w:pStyle w:val="TableText"/>
+            </w:pPr>
+            <w:r>
+              <w:rPr>
+                <w:rFonts w:ascii="Calibri" w:hAnsi="Calibri"/>
+                <w:color w:val="0B2545"/>
+                <w:sz w:val="18"/>
+              </w:rPr>
+              <w:t>Instrumented smoke</w:t>
+            </w:r>
+          </w:p>
+        </w:tc>
+        <w:tc>
+          <w:tcPr>
+            <w:tcW w:type="dxa" w:w="7060"/>
+            <w:tcMar>
+              <w:top w:w="80" w:type="dxa"/>
+              <w:start w:w="120" w:type="dxa"/>
+              <w:bottom w:w="80" w:type="dxa"/>
+              <w:end w:w="120" w:type="dxa"/>
+            </w:tcMar>
+            <w:vAlign w:val="top"/>
+          </w:tcPr>
+          <w:p>
+            <w:pPr>
+              <w:pStyle w:val="TableText"/>
+            </w:pPr>
+            <w:r>
+              <w:rPr>
+                <w:rFonts w:ascii="Calibri" w:hAnsi="Calibri"/>
+                <w:color w:val="0B2545"/>
+                <w:sz w:val="18"/>
+              </w:rPr>
+              <w:t>Completed 2 epochs with structured run artefacts and per-epoch timing; average 1.828146 s per training epoch on CPU.</w:t>
+            </w:r>
+          </w:p>
+        </w:tc>
+      </w:tr>
+      <w:tr>
+        <w:trPr>
+          <w:cantSplit/>
+        </w:trPr>
+        <w:tc>
+          <w:tcPr>
+            <w:tcW w:type="dxa" w:w="2300"/>
+            <w:tcMar>
+              <w:top w:w="80" w:type="dxa"/>
+              <w:start w:w="120" w:type="dxa"/>
+              <w:bottom w:w="80" w:type="dxa"/>
+              <w:end w:w="120" w:type="dxa"/>
+            </w:tcMar>
+            <w:vAlign w:val="top"/>
+          </w:tcPr>
+          <w:p>
+            <w:pPr>
+              <w:pStyle w:val="TableText"/>
+            </w:pPr>
+            <w:r>
+              <w:rPr>
+                <w:rFonts w:ascii="Calibri" w:hAnsi="Calibri"/>
+                <w:color w:val="0B2545"/>
+                <w:sz w:val="18"/>
+              </w:rPr>
+              <w:t>Classification</w:t>
+            </w:r>
+          </w:p>
+        </w:tc>
+        <w:tc>
+          <w:tcPr>
+            <w:tcW w:type="dxa" w:w="7060"/>
+            <w:tcMar>
+              <w:top w:w="80" w:type="dxa"/>
+              <w:start w:w="120" w:type="dxa"/>
+              <w:bottom w:w="80" w:type="dxa"/>
+              <w:end w:w="120" w:type="dxa"/>
+            </w:tcMar>
+            <w:vAlign w:val="top"/>
+          </w:tcPr>
+          <w:p>
+            <w:pPr>
+              <w:pStyle w:val="TableText"/>
+            </w:pPr>
+            <w:r>
+              <w:rPr>
+                <w:rFonts w:ascii="Calibri" w:hAnsi="Calibri"/>
+                <w:color w:val="0B2545"/>
+                <w:sz w:val="18"/>
+              </w:rPr>
+              <w:t>Local author-code validation / approximate reproduction attempt. Not exact paper reproduction because features, environment and run protocol differ.</w:t>
+            </w:r>
+          </w:p>
+        </w:tc>
+      </w:tr>
+      <w:tr>
+        <w:trPr>
+          <w:cantSplit/>
+        </w:trPr>
+        <w:tc>
+          <w:tcPr>
+            <w:tcW w:type="dxa" w:w="2300"/>
+            <w:tcMar>
+              <w:top w:w="80" w:type="dxa"/>
+              <w:start w:w="120" w:type="dxa"/>
+              <w:bottom w:w="80" w:type="dxa"/>
+              <w:end w:w="120" w:type="dxa"/>
+            </w:tcMar>
+            <w:vAlign w:val="top"/>
+          </w:tcPr>
+          <w:p>
+            <w:pPr>
+              <w:pStyle w:val="TableText"/>
+            </w:pPr>
+            <w:r>
+              <w:rPr>
+                <w:rFonts w:ascii="Calibri" w:hAnsi="Calibri"/>
+                <w:color w:val="0B2545"/>
+                <w:sz w:val="18"/>
+              </w:rPr>
+              <w:t>Do not compare</w:t>
+            </w:r>
+          </w:p>
+        </w:tc>
+        <w:tc>
+          <w:tcPr>
+            <w:tcW w:type="dxa" w:w="7060"/>
+            <w:tcMar>
+              <w:top w:w="80" w:type="dxa"/>
+              <w:start w:w="120" w:type="dxa"/>
+              <w:bottom w:w="80" w:type="dxa"/>
+              <w:end w:w="120" w:type="dxa"/>
+            </w:tcMar>
+            <w:vAlign w:val="top"/>
+          </w:tcPr>
+          <w:p>
+            <w:pPr>
+              <w:pStyle w:val="TableText"/>
+            </w:pPr>
+            <w:r>
+              <w:rPr>
+                <w:rFonts w:ascii="Calibri" w:hAnsi="Calibri"/>
+                <w:color w:val="0B2545"/>
+                <w:sz w:val="18"/>
+              </w:rPr>
+              <w:t>Do not compare the CPU timing with future T4 timings; do not compare the smoke metric with full-run results.</w:t>
+            </w:r>
+          </w:p>
+        </w:tc>
+      </w:tr>
+      <w:tr>
+        <w:trPr>
+          <w:cantSplit/>
+        </w:trPr>
+        <w:tc>
+          <w:tcPr>
+            <w:tcW w:type="dxa" w:w="2300"/>
+            <w:tcMar>
+              <w:top w:w="80" w:type="dxa"/>
+              <w:start w:w="120" w:type="dxa"/>
+              <w:bottom w:w="80" w:type="dxa"/>
+              <w:end w:w="120" w:type="dxa"/>
+            </w:tcMar>
+            <w:vAlign w:val="top"/>
+          </w:tcPr>
+          <w:p>
+            <w:pPr>
+              <w:pStyle w:val="TableText"/>
+            </w:pPr>
+            <w:r>
+              <w:rPr>
+                <w:rFonts w:ascii="Calibri" w:hAnsi="Calibri"/>
+                <w:color w:val="0B2545"/>
+                <w:sz w:val="18"/>
+              </w:rPr>
+              <w:t>Next gate</w:t>
+            </w:r>
+          </w:p>
+        </w:tc>
+        <w:tc>
+          <w:tcPr>
+            <w:tcW w:type="dxa" w:w="7060"/>
+            <w:tcMar>
+              <w:top w:w="80" w:type="dxa"/>
+              <w:start w:w="120" w:type="dxa"/>
+              <w:bottom w:w="80" w:type="dxa"/>
+              <w:end w:w="120" w:type="dxa"/>
+            </w:tcMar>
+            <w:vAlign w:val="top"/>
+          </w:tcPr>
+          <w:p>
+            <w:pPr>
+              <w:pStyle w:val="TableText"/>
+            </w:pPr>
+            <w:r>
+              <w:rPr>
+                <w:rFonts w:ascii="Calibri" w:hAnsi="Calibri"/>
+                <w:color w:val="0B2545"/>
+                <w:sz w:val="18"/>
+              </w:rPr>
+              <w:t>Kaggle T4 smoke test with hardware manifest, then faithful author-mode run; unified configs remain provisional until common settings freeze.</w:t>
+            </w:r>
+          </w:p>
+        </w:tc>
+      </w:tr>
+    </w:tbl>
+    <w:p>
+      <w:pPr>
+        <w:pStyle w:val="Heading1"/>
+      </w:pPr>
+      <w:r>
+        <w:t>15. Required result bundle</w:t>
+      </w:r>
+    </w:p>
+    <w:tbl>
+      <w:tblPr>
+        <w:tblW w:type="dxa" w:w="9360"/>
+        <w:jc w:val="left"/>
+        <w:tblLayout w:type="fixed"/>
+        <w:tblLook w:firstColumn="1" w:firstRow="1" w:lastColumn="0" w:lastRow="0" w:noHBand="0" w:noVBand="1" w:val="04A0"/>
+        <w:tblInd w:w="120" w:type="dxa"/>
+        <w:tblBorders>
+          <w:top w:val="single" w:sz="6" w:space="0" w:color="B7C3D0"/>
+          <w:left w:val="single" w:sz="6" w:space="0" w:color="B7C3D0"/>
+          <w:bottom w:val="single" w:sz="6" w:space="0" w:color="B7C3D0"/>
+          <w:right w:val="single" w:sz="6" w:space="0" w:color="B7C3D0"/>
+          <w:insideH w:val="single" w:sz="6" w:space="0" w:color="B7C3D0"/>
+          <w:insideV w:val="single" w:sz="6" w:space="0" w:color="B7C3D0"/>
+        </w:tblBorders>
+      </w:tblPr>
+      <w:tblGrid>
+        <w:gridCol w:w="2650"/>
+        <w:gridCol w:w="6710"/>
+      </w:tblGrid>
+      <w:tr>
+        <w:trPr>
+          <w:cantSplit/>
+          <w:tblHeader w:val="true"/>
+        </w:trPr>
+        <w:tc>
+          <w:tcPr>
+            <w:tcW w:type="dxa" w:w="2650"/>
+            <w:tcMar>
+              <w:top w:w="80" w:type="dxa"/>
+              <w:start w:w="120" w:type="dxa"/>
+              <w:bottom w:w="80" w:type="dxa"/>
+              <w:end w:w="120" w:type="dxa"/>
+            </w:tcMar>
+            <w:vAlign w:val="center"/>
+            <w:shd w:fill="E8EEF5"/>
+          </w:tcPr>
+          <w:p>
+            <w:pPr>
+              <w:pStyle w:val="TableText"/>
+            </w:pPr>
+            <w:r>
+              <w:rPr>
+                <w:rFonts w:ascii="Calibri" w:hAnsi="Calibri"/>
+                <w:b/>
+                <w:color w:val="0B2545"/>
+                <w:sz w:val="18"/>
+              </w:rPr>
+              <w:t>File</w:t>
+            </w:r>
+          </w:p>
+        </w:tc>
+        <w:tc>
+          <w:tcPr>
+            <w:tcW w:type="dxa" w:w="6710"/>
+            <w:tcMar>
+              <w:top w:w="80" w:type="dxa"/>
+              <w:start w:w="120" w:type="dxa"/>
+              <w:bottom w:w="80" w:type="dxa"/>
+              <w:end w:w="120" w:type="dxa"/>
+            </w:tcMar>
+            <w:vAlign w:val="center"/>
+            <w:shd w:fill="E8EEF5"/>
+          </w:tcPr>
+          <w:p>
+            <w:pPr>
+              <w:pStyle w:val="TableText"/>
+            </w:pPr>
+            <w:r>
+              <w:rPr>
+                <w:rFonts w:ascii="Calibri" w:hAnsi="Calibri"/>
+                <w:b/>
+                <w:color w:val="0B2545"/>
+                <w:sz w:val="18"/>
+              </w:rPr>
+              <w:t>Required fields</w:t>
+            </w:r>
+          </w:p>
+        </w:tc>
+      </w:tr>
+      <w:tr>
+        <w:trPr>
+          <w:cantSplit/>
+        </w:trPr>
+        <w:tc>
+          <w:tcPr>
+            <w:tcW w:type="dxa" w:w="2650"/>
+            <w:tcMar>
+              <w:top w:w="80" w:type="dxa"/>
+              <w:start w:w="120" w:type="dxa"/>
+              <w:bottom w:w="80" w:type="dxa"/>
+              <w:end w:w="120" w:type="dxa"/>
+            </w:tcMar>
+            <w:vAlign w:val="top"/>
+          </w:tcPr>
+          <w:p>
+            <w:pPr>
+              <w:pStyle w:val="TableText"/>
+            </w:pPr>
+            <w:r>
+              <w:rPr>
+                <w:rFonts w:ascii="Calibri" w:hAnsi="Calibri"/>
+                <w:color w:val="0B2545"/>
+                <w:sz w:val="18"/>
+              </w:rPr>
+              <w:t>run_manifest.json</w:t>
+            </w:r>
+          </w:p>
+        </w:tc>
+        <w:tc>
+          <w:tcPr>
+            <w:tcW w:type="dxa" w:w="6710"/>
+            <w:tcMar>
+              <w:top w:w="80" w:type="dxa"/>
+              <w:start w:w="120" w:type="dxa"/>
+              <w:bottom w:w="80" w:type="dxa"/>
+              <w:end w:w="120" w:type="dxa"/>
+            </w:tcMar>
+            <w:vAlign w:val="top"/>
+          </w:tcPr>
+          <w:p>
+            <w:pPr>
+              <w:pStyle w:val="TableText"/>
+            </w:pPr>
+            <w:r>
+              <w:rPr>
+                <w:rFonts w:ascii="Calibri" w:hAnsi="Calibri"/>
+                <w:color w:val="0B2545"/>
+                <w:sz w:val="18"/>
+              </w:rPr>
+              <w:t>Run ID, mode, model, dataset, ratio, split seed, training seed, commit, dataset/split checksum and hardware.</w:t>
+            </w:r>
+          </w:p>
+        </w:tc>
+      </w:tr>
+      <w:tr>
+        <w:trPr>
+          <w:cantSplit/>
+        </w:trPr>
+        <w:tc>
+          <w:tcPr>
+            <w:tcW w:type="dxa" w:w="2650"/>
+            <w:tcMar>
+              <w:top w:w="80" w:type="dxa"/>
+              <w:start w:w="120" w:type="dxa"/>
+              <w:bottom w:w="80" w:type="dxa"/>
+              <w:end w:w="120" w:type="dxa"/>
+            </w:tcMar>
+            <w:vAlign w:val="top"/>
+          </w:tcPr>
+          <w:p>
+            <w:pPr>
+              <w:pStyle w:val="TableText"/>
+            </w:pPr>
+            <w:r>
+              <w:rPr>
+                <w:rFonts w:ascii="Calibri" w:hAnsi="Calibri"/>
+                <w:color w:val="0B2545"/>
+                <w:sz w:val="18"/>
+              </w:rPr>
+              <w:t>config.yaml</w:t>
+            </w:r>
+          </w:p>
+        </w:tc>
+        <w:tc>
+          <w:tcPr>
+            <w:tcW w:type="dxa" w:w="6710"/>
+            <w:tcMar>
+              <w:top w:w="80" w:type="dxa"/>
+              <w:start w:w="120" w:type="dxa"/>
+              <w:bottom w:w="80" w:type="dxa"/>
+              <w:end w:w="120" w:type="dxa"/>
+            </w:tcMar>
+            <w:vAlign w:val="top"/>
+          </w:tcPr>
+          <w:p>
+            <w:pPr>
+              <w:pStyle w:val="TableText"/>
+            </w:pPr>
+            <w:r>
+              <w:rPr>
+                <w:rFonts w:ascii="Calibri" w:hAnsi="Calibri"/>
+                <w:color w:val="0B2545"/>
+                <w:sz w:val="18"/>
+              </w:rPr>
+              <w:t>All effective values after defaults and CLI overrides.</w:t>
+            </w:r>
+          </w:p>
+        </w:tc>
+      </w:tr>
+      <w:tr>
+        <w:trPr>
+          <w:cantSplit/>
+        </w:trPr>
+        <w:tc>
+          <w:tcPr>
+            <w:tcW w:type="dxa" w:w="2650"/>
+            <w:tcMar>
+              <w:top w:w="80" w:type="dxa"/>
+              <w:start w:w="120" w:type="dxa"/>
+              <w:bottom w:w="80" w:type="dxa"/>
+              <w:end w:w="120" w:type="dxa"/>
+            </w:tcMar>
+            <w:vAlign w:val="top"/>
+          </w:tcPr>
+          <w:p>
+            <w:pPr>
+              <w:pStyle w:val="TableText"/>
+            </w:pPr>
+            <w:r>
+              <w:rPr>
+                <w:rFonts w:ascii="Calibri" w:hAnsi="Calibri"/>
+                <w:color w:val="0B2545"/>
+                <w:sz w:val="18"/>
+              </w:rPr>
+              <w:t>environment.txt</w:t>
+            </w:r>
+          </w:p>
+        </w:tc>
+        <w:tc>
+          <w:tcPr>
+            <w:tcW w:type="dxa" w:w="6710"/>
+            <w:tcMar>
+              <w:top w:w="80" w:type="dxa"/>
+              <w:start w:w="120" w:type="dxa"/>
+              <w:bottom w:w="80" w:type="dxa"/>
+              <w:end w:w="120" w:type="dxa"/>
+            </w:tcMar>
+            <w:vAlign w:val="top"/>
+          </w:tcPr>
+          <w:p>
+            <w:pPr>
+              <w:pStyle w:val="TableText"/>
+            </w:pPr>
+            <w:r>
+              <w:rPr>
+                <w:rFonts w:ascii="Calibri" w:hAnsi="Calibri"/>
+                <w:color w:val="0B2545"/>
+                <w:sz w:val="18"/>
+              </w:rPr>
+              <w:t>OS, Python, packages, CUDA, GPU and VRAM.</w:t>
+            </w:r>
+          </w:p>
+        </w:tc>
+      </w:tr>
+      <w:tr>
+        <w:trPr>
+          <w:cantSplit/>
+        </w:trPr>
+        <w:tc>
+          <w:tcPr>
+            <w:tcW w:type="dxa" w:w="2650"/>
+            <w:tcMar>
+              <w:top w:w="80" w:type="dxa"/>
+              <w:start w:w="120" w:type="dxa"/>
+              <w:bottom w:w="80" w:type="dxa"/>
+              <w:end w:w="120" w:type="dxa"/>
+            </w:tcMar>
+            <w:vAlign w:val="top"/>
+          </w:tcPr>
+          <w:p>
+            <w:pPr>
+              <w:pStyle w:val="TableText"/>
+            </w:pPr>
+            <w:r>
+              <w:rPr>
+                <w:rFonts w:ascii="Calibri" w:hAnsi="Calibri"/>
+                <w:color w:val="0B2545"/>
+                <w:sz w:val="18"/>
+              </w:rPr>
+              <w:t>epoch_times.csv</w:t>
+            </w:r>
+          </w:p>
+        </w:tc>
+        <w:tc>
+          <w:tcPr>
+            <w:tcW w:type="dxa" w:w="6710"/>
+            <w:tcMar>
+              <w:top w:w="80" w:type="dxa"/>
+              <w:start w:w="120" w:type="dxa"/>
+              <w:bottom w:w="80" w:type="dxa"/>
+              <w:end w:w="120" w:type="dxa"/>
+            </w:tcMar>
+            <w:vAlign w:val="top"/>
+          </w:tcPr>
+          <w:p>
+            <w:pPr>
+              <w:pStyle w:val="TableText"/>
+            </w:pPr>
+            <w:r>
+              <w:rPr>
+                <w:rFonts w:ascii="Calibri" w:hAnsi="Calibri"/>
+                <w:color w:val="0B2545"/>
+                <w:sz w:val="18"/>
+              </w:rPr>
+              <w:t>One row per epoch with training time; validation time separate where recorded.</w:t>
+            </w:r>
+          </w:p>
+        </w:tc>
+      </w:tr>
+      <w:tr>
+        <w:trPr>
+          <w:cantSplit/>
+        </w:trPr>
+        <w:tc>
+          <w:tcPr>
+            <w:tcW w:type="dxa" w:w="2650"/>
+            <w:tcMar>
+              <w:top w:w="80" w:type="dxa"/>
+              <w:start w:w="120" w:type="dxa"/>
+              <w:bottom w:w="80" w:type="dxa"/>
+              <w:end w:w="120" w:type="dxa"/>
+            </w:tcMar>
+            <w:vAlign w:val="top"/>
+          </w:tcPr>
+          <w:p>
+            <w:pPr>
+              <w:pStyle w:val="TableText"/>
+            </w:pPr>
+            <w:r>
+              <w:rPr>
+                <w:rFonts w:ascii="Calibri" w:hAnsi="Calibri"/>
+                <w:color w:val="0B2545"/>
+                <w:sz w:val="18"/>
+              </w:rPr>
+              <w:t>metrics.json</w:t>
+            </w:r>
+          </w:p>
+        </w:tc>
+        <w:tc>
+          <w:tcPr>
+            <w:tcW w:type="dxa" w:w="6710"/>
+            <w:tcMar>
+              <w:top w:w="80" w:type="dxa"/>
+              <w:start w:w="120" w:type="dxa"/>
+              <w:bottom w:w="80" w:type="dxa"/>
+              <w:end w:w="120" w:type="dxa"/>
+            </w:tcMar>
+            <w:vAlign w:val="top"/>
+          </w:tcPr>
+          <w:p>
+            <w:pPr>
+              <w:pStyle w:val="TableText"/>
+            </w:pPr>
+            <w:r>
+              <w:rPr>
+                <w:rFonts w:ascii="Calibri" w:hAnsi="Calibri"/>
+                <w:color w:val="0B2545"/>
+                <w:sz w:val="18"/>
+              </w:rPr>
+              <w:t>AUROC, AUPRC/AP, Macro-F1, fraud F1, G-Mean, fraud precision/recall and threshold.</w:t>
+            </w:r>
+          </w:p>
+        </w:tc>
+      </w:tr>
+      <w:tr>
+        <w:trPr>
+          <w:cantSplit/>
+        </w:trPr>
+        <w:tc>
+          <w:tcPr>
+            <w:tcW w:type="dxa" w:w="2650"/>
+            <w:tcMar>
+              <w:top w:w="80" w:type="dxa"/>
+              <w:start w:w="120" w:type="dxa"/>
+              <w:bottom w:w="80" w:type="dxa"/>
+              <w:end w:w="120" w:type="dxa"/>
+            </w:tcMar>
+            <w:vAlign w:val="top"/>
+          </w:tcPr>
+          <w:p>
+            <w:pPr>
+              <w:pStyle w:val="TableText"/>
+            </w:pPr>
+            <w:r>
+              <w:rPr>
+                <w:rFonts w:ascii="Calibri" w:hAnsi="Calibri"/>
+                <w:color w:val="0B2545"/>
+                <w:sz w:val="18"/>
+              </w:rPr>
+              <w:t>stdout.log</w:t>
+            </w:r>
+          </w:p>
+        </w:tc>
+        <w:tc>
+          <w:tcPr>
+            <w:tcW w:type="dxa" w:w="6710"/>
+            <w:tcMar>
+              <w:top w:w="80" w:type="dxa"/>
+              <w:start w:w="120" w:type="dxa"/>
+              <w:bottom w:w="80" w:type="dxa"/>
+              <w:end w:w="120" w:type="dxa"/>
+            </w:tcMar>
+            <w:vAlign w:val="top"/>
+          </w:tcPr>
+          <w:p>
+            <w:pPr>
+              <w:pStyle w:val="TableText"/>
+            </w:pPr>
+            <w:r>
+              <w:rPr>
+                <w:rFonts w:ascii="Calibri" w:hAnsi="Calibri"/>
+                <w:color w:val="0B2545"/>
+                <w:sz w:val="18"/>
+              </w:rPr>
+              <w:t>Complete terminal output, including warnings and errors.</w:t>
+            </w:r>
+          </w:p>
+        </w:tc>
+      </w:tr>
+      <w:tr>
+        <w:trPr>
+          <w:cantSplit/>
+        </w:trPr>
+        <w:tc>
+          <w:tcPr>
+            <w:tcW w:type="dxa" w:w="2650"/>
+            <w:tcMar>
+              <w:top w:w="80" w:type="dxa"/>
+              <w:start w:w="120" w:type="dxa"/>
+              <w:bottom w:w="80" w:type="dxa"/>
+              <w:end w:w="120" w:type="dxa"/>
+            </w:tcMar>
+            <w:vAlign w:val="top"/>
+          </w:tcPr>
+          <w:p>
+            <w:pPr>
+              <w:pStyle w:val="TableText"/>
+            </w:pPr>
+            <w:r>
+              <w:rPr>
+                <w:rFonts w:ascii="Calibri" w:hAnsi="Calibri"/>
+                <w:color w:val="0B2545"/>
+                <w:sz w:val="18"/>
+              </w:rPr>
+              <w:t>changes.patch</w:t>
+            </w:r>
+          </w:p>
+        </w:tc>
+        <w:tc>
+          <w:tcPr>
+            <w:tcW w:type="dxa" w:w="6710"/>
+            <w:tcMar>
+              <w:top w:w="80" w:type="dxa"/>
+              <w:start w:w="120" w:type="dxa"/>
+              <w:bottom w:w="80" w:type="dxa"/>
+              <w:end w:w="120" w:type="dxa"/>
+            </w:tcMar>
+            <w:vAlign w:val="top"/>
+          </w:tcPr>
+          <w:p>
+            <w:pPr>
+              <w:pStyle w:val="TableText"/>
+            </w:pPr>
+            <w:r>
+              <w:rPr>
+                <w:rFonts w:ascii="Calibri" w:hAnsi="Calibri"/>
+                <w:color w:val="0B2545"/>
+                <w:sz w:val="18"/>
+              </w:rPr>
+              <w:t>Exact upstream changes; empty/explicit if none.</w:t>
+            </w:r>
+          </w:p>
+        </w:tc>
+      </w:tr>
+      <w:tr>
+        <w:trPr>
+          <w:cantSplit/>
+        </w:trPr>
+        <w:tc>
+          <w:tcPr>
+            <w:tcW w:type="dxa" w:w="2650"/>
+            <w:tcMar>
+              <w:top w:w="80" w:type="dxa"/>
+              <w:start w:w="120" w:type="dxa"/>
+              <w:bottom w:w="80" w:type="dxa"/>
+              <w:end w:w="120" w:type="dxa"/>
+            </w:tcMar>
+            <w:vAlign w:val="top"/>
+          </w:tcPr>
+          <w:p>
+            <w:pPr>
+              <w:pStyle w:val="TableText"/>
+            </w:pPr>
+            <w:r>
+              <w:rPr>
+                <w:rFonts w:ascii="Calibri" w:hAnsi="Calibri"/>
+                <w:color w:val="0B2545"/>
+                <w:sz w:val="18"/>
+              </w:rPr>
+              <w:t>status.md</w:t>
+            </w:r>
+          </w:p>
+        </w:tc>
+        <w:tc>
+          <w:tcPr>
+            <w:tcW w:type="dxa" w:w="6710"/>
+            <w:tcMar>
+              <w:top w:w="80" w:type="dxa"/>
+              <w:start w:w="120" w:type="dxa"/>
+              <w:bottom w:w="80" w:type="dxa"/>
+              <w:end w:w="120" w:type="dxa"/>
+            </w:tcMar>
+            <w:vAlign w:val="top"/>
+          </w:tcPr>
+          <w:p>
+            <w:pPr>
+              <w:pStyle w:val="TableText"/>
+            </w:pPr>
+            <w:r>
+              <w:rPr>
+                <w:rFonts w:ascii="Calibri" w:hAnsi="Calibri"/>
+                <w:color w:val="0B2545"/>
+                <w:sz w:val="18"/>
+              </w:rPr>
+              <w:t>PASS/CONDITIONAL/FAIL, reproduction class, deviations, limitation and interpretation.</w:t>
+            </w:r>
+          </w:p>
+        </w:tc>
+      </w:tr>
+    </w:tbl>
+    <w:p>
+      <w:pPr>
+        <w:pStyle w:val="Heading1"/>
+      </w:pPr>
+      <w:r>
+        <w:t>16. Team handoff and review</w:t>
+      </w:r>
+    </w:p>
+    <w:p>
+      <w:pPr>
+        <w:numPr>
+          <w:ilvl w:val="0"/>
+          <w:numId w:val="10"/>
+        </w:numPr>
+      </w:pPr>
+      <w:r>
+        <w:rPr>
+          <w:rFonts w:ascii="Calibri" w:hAnsi="Calibri"/>
+        </w:rPr>
+        <w:t>After ownership is agreed, each member takes two primary models and reviews at least one model owned by another member.</w:t>
+      </w:r>
+    </w:p>
+    <w:p>
+      <w:pPr>
+        <w:numPr>
+          <w:ilvl w:val="0"/>
+          <w:numId w:val="10"/>
+        </w:numPr>
+      </w:pPr>
+      <w:r>
+        <w:rPr>
+          <w:rFonts w:ascii="Calibri" w:hAnsi="Calibri"/>
+        </w:rPr>
+        <w:t>Use a model-specific branch and pull request. Do not push unreviewed results directly to main.</w:t>
+      </w:r>
+    </w:p>
+    <w:p>
+      <w:pPr>
+        <w:numPr>
+          <w:ilvl w:val="0"/>
+          <w:numId w:val="10"/>
+        </w:numPr>
+      </w:pPr>
+      <w:r>
+        <w:rPr>
+          <w:rFonts w:ascii="Calibri" w:hAnsi="Calibri"/>
+        </w:rPr>
+        <w:t>The reviewer checks source identity, environment, split checksum, test isolation, epoch-time CSV, metric file and reproduction label.</w:t>
+      </w:r>
+    </w:p>
+    <w:p>
+      <w:pPr>
+        <w:numPr>
+          <w:ilvl w:val="0"/>
+          <w:numId w:val="10"/>
+        </w:numPr>
+      </w:pPr>
+      <w:r>
+        <w:rPr>
+          <w:rFonts w:ascii="Calibri" w:hAnsi="Calibri"/>
+        </w:rPr>
+        <w:t>Merge failures too when they are well documented; feasibility evidence prevents the next person repeating the same dead end.</w:t>
+      </w:r>
+    </w:p>
+    <w:p>
+      <w:pPr>
+        <w:numPr>
+          <w:ilvl w:val="0"/>
+          <w:numId w:val="10"/>
+        </w:numPr>
+      </w:pPr>
+      <w:r>
+        <w:rPr>
+          <w:rFonts w:ascii="Calibri" w:hAnsi="Calibri"/>
+        </w:rPr>
+        <w:t>No result enters the common comparison table until it passes the dataset, compatibility, environment, timing and review gates.</w:t>
+      </w:r>
+    </w:p>
     <w:sectPr>
       <w:headerReference w:type="default" r:id="rId9"/>
       <w:footerReference w:type="default" r:id="rId10"/>
-      <w:pgSz w:w="15840" w:h="12240" w:orient="landscape"/>
-      <w:pgMar w:top="648" w:right="648" w:bottom="648" w:left="648" w:header="360" w:footer="360" w:gutter="0"/>
+      <w:pgSz w:w="12240" w:h="15840"/>
+      <w:pgMar w:top="1440" w:right="1440" w:bottom="1440" w:left="1440" w:header="708" w:footer="708" w:gutter="0"/>
       <w:cols w:space="720"/>
       <w:docGrid w:linePitch="360"/>
     </w:sectPr>
@@ -2238,17 +6544,23 @@
   <w:p>
     <w:pPr>
       <w:pStyle w:val="Footer"/>
+      <w:spacing w:before="0" w:after="0"/>
       <w:jc w:val="right"/>
     </w:pPr>
     <w:r>
       <w:rPr>
         <w:rFonts w:ascii="Calibri" w:hAnsi="Calibri"/>
-        <w:color w:val="5F6B76"/>
-        <w:sz w:val="17"/>
-      </w:rPr>
-      <w:t xml:space="preserve">Updated 4 September 2026  |  Page </w:t>
+        <w:color w:val="5F6B7A"/>
+        <w:sz w:val="18"/>
+      </w:rPr>
+      <w:t xml:space="preserve">COMP8851 | Page </w:t>
     </w:r>
     <w:r>
+      <w:rPr>
+        <w:rFonts w:ascii="Calibri" w:hAnsi="Calibri"/>
+        <w:color w:val="5F6B7A"/>
+        <w:sz w:val="18"/>
+      </w:rPr>
       <w:fldChar w:fldCharType="begin"/>
       <w:instrText xml:space="preserve"> PAGE </w:instrText>
       <w:fldChar w:fldCharType="end"/>
@@ -2269,10 +6581,10 @@
       <w:rPr>
         <w:rFonts w:ascii="Calibri" w:hAnsi="Calibri"/>
         <w:b/>
-        <w:color w:val="5F6B76"/>
+        <w:color w:val="5F6B7A"/>
         <w:sz w:val="17"/>
       </w:rPr>
-      <w:t>COMP8851 | Graph Fraud Benchmark</w:t>
+      <w:t>COMP8851 | Eight-model reproduction run guide</w:t>
     </w:r>
   </w:p>
 </w:hdr>
@@ -2484,16 +6796,14 @@
       <w:start w:val="1"/>
       <w:numFmt w:val="bullet"/>
       <w:lvlText w:val="•"/>
-      <w:lvlJc w:val="left"/>
+      <w:suff w:val="tab"/>
       <w:pPr>
         <w:tabs>
           <w:tab w:val="num" w:pos="540"/>
         </w:tabs>
-        <w:ind w:left="540" w:hanging="270"/>
+        <w:ind w:left="540" w:hanging="271"/>
+        <w:spacing w:after="80" w:line="300" w:lineRule="auto"/>
       </w:pPr>
-      <w:rPr>
-        <w:rFonts w:ascii="Calibri" w:hAnsi="Calibri"/>
-      </w:rPr>
     </w:lvl>
   </w:abstractNum>
   <w:num w:numId="10">
@@ -2505,16 +6815,14 @@
       <w:start w:val="1"/>
       <w:numFmt w:val="decimal"/>
       <w:lvlText w:val="%1."/>
-      <w:lvlJc w:val="left"/>
+      <w:suff w:val="tab"/>
       <w:pPr>
         <w:tabs>
           <w:tab w:val="num" w:pos="540"/>
         </w:tabs>
-        <w:ind w:left="540" w:hanging="270"/>
+        <w:ind w:left="540" w:hanging="271"/>
+        <w:spacing w:after="80" w:line="300" w:lineRule="auto"/>
       </w:pPr>
-      <w:rPr>
-        <w:rFonts w:ascii="Calibri" w:hAnsi="Calibri"/>
-      </w:rPr>
     </w:lvl>
   </w:abstractNum>
   <w:num w:numId="11">
@@ -2684,12 +6992,12 @@
     <w:qFormat/>
     <w:rsid w:val="00FC693F"/>
     <w:pPr>
+      <w:widowControl/>
       <w:spacing w:before="0" w:after="120" w:line="300" w:lineRule="auto"/>
     </w:pPr>
     <w:rPr>
       <w:rFonts w:ascii="Calibri" w:hAnsi="Calibri"/>
-      <w:color w:val="0B2545"/>
-      <w:sz w:val="19"/>
+      <w:sz w:val="22"/>
     </w:rPr>
   </w:style>
   <w:style w:type="paragraph" w:styleId="Header">
@@ -2747,7 +7055,7 @@
     <w:pPr>
       <w:keepNext/>
       <w:keepLines/>
-      <w:spacing w:before="320" w:after="160"/>
+      <w:spacing w:before="360" w:after="200" w:line="240" w:lineRule="auto"/>
       <w:outlineLvl w:val="0"/>
     </w:pPr>
     <w:rPr>
@@ -2771,7 +7079,7 @@
     <w:pPr>
       <w:keepNext/>
       <w:keepLines/>
-      <w:spacing w:before="240" w:after="120"/>
+      <w:spacing w:before="280" w:after="140" w:line="240" w:lineRule="auto"/>
       <w:outlineLvl w:val="1"/>
     </w:pPr>
     <w:rPr>
@@ -2795,7 +7103,7 @@
     <w:pPr>
       <w:keepNext/>
       <w:keepLines/>
-      <w:spacing w:before="180" w:after="80"/>
+      <w:spacing w:before="200" w:after="100" w:line="240" w:lineRule="auto"/>
       <w:outlineLvl w:val="2"/>
     </w:pPr>
     <w:rPr>
@@ -2803,7 +7111,7 @@
       <w:b/>
       <w:bCs/>
       <w:color w:val="1F4D78"/>
-      <w:sz w:val="23"/>
+      <w:sz w:val="24"/>
     </w:rPr>
   </w:style>
   <w:style w:type="paragraph" w:styleId="Heading4">
@@ -3034,20 +7342,18 @@
     <w:qFormat/>
     <w:rsid w:val="00FC693F"/>
     <w:pPr>
-      <w:keepNext/>
       <w:pBdr>
         <w:bottom w:val="single" w:sz="8" w:space="4" w:color="4F81BD" w:themeColor="accent1"/>
       </w:pBdr>
-      <w:spacing w:after="100" w:line="240" w:lineRule="auto" w:before="0"/>
+      <w:spacing w:after="300" w:line="240" w:lineRule="auto"/>
       <w:contextualSpacing/>
     </w:pPr>
     <w:rPr>
-      <w:rFonts w:asciiTheme="majorHAnsi" w:eastAsiaTheme="majorEastAsia" w:hAnsiTheme="majorHAnsi" w:cstheme="majorBidi" w:ascii="Calibri" w:hAnsi="Calibri"/>
-      <w:b/>
-      <w:color w:val="1F4D78"/>
+      <w:rFonts w:asciiTheme="majorHAnsi" w:eastAsiaTheme="majorEastAsia" w:hAnsiTheme="majorHAnsi" w:cstheme="majorBidi"/>
+      <w:color w:val="17365D" w:themeColor="text2" w:themeShade="BF"/>
       <w:spacing w:val="5"/>
       <w:kern w:val="28"/>
-      <w:sz w:val="48"/>
+      <w:sz w:val="52"/>
       <w:szCs w:val="52"/>
     </w:rPr>
   </w:style>
@@ -3075,18 +7381,15 @@
     <w:qFormat/>
     <w:rsid w:val="00FC693F"/>
     <w:pPr>
-      <w:keepNext/>
       <w:numPr>
         <w:ilvl w:val="1"/>
       </w:numPr>
-      <w:spacing w:before="0" w:after="280"/>
     </w:pPr>
     <w:rPr>
-      <w:rFonts w:asciiTheme="majorHAnsi" w:eastAsiaTheme="majorEastAsia" w:hAnsiTheme="majorHAnsi" w:cstheme="majorBidi" w:ascii="Calibri" w:hAnsi="Calibri"/>
-      <w:b w:val="0"/>
+      <w:rFonts w:asciiTheme="majorHAnsi" w:eastAsiaTheme="majorEastAsia" w:hAnsiTheme="majorHAnsi" w:cstheme="majorBidi"/>
       <w:i/>
       <w:iCs/>
-      <w:color w:val="5F6B76"/>
+      <w:color w:val="4F81BD" w:themeColor="accent1"/>
       <w:spacing w:val="15"/>
       <w:sz w:val="24"/>
       <w:szCs w:val="24"/>
@@ -14379,6 +18682,16 @@
         <w:shd w:val="clear" w:color="auto" w:fill="FBCAA2" w:themeFill="accent6" w:themeFillTint="7F"/>
       </w:tcPr>
     </w:tblStylePr>
+  </w:style>
+  <w:style w:type="paragraph" w:customStyle="1" w:styleId="TableText">
+    <w:name w:val="Table Text"/>
+    <w:pPr>
+      <w:spacing w:before="0" w:after="40" w:line="259" w:lineRule="auto"/>
+    </w:pPr>
+    <w:rPr>
+      <w:rFonts w:ascii="Calibri" w:hAnsi="Calibri"/>
+      <w:sz w:val="18"/>
+    </w:rPr>
   </w:style>
 </w:styles>
 </file>

--- a/docs/run-guides/COMP8851_Eight_Model_Reproduction_Run_Guide_Updated.docx
+++ b/docs/run-guides/COMP8851_Eight_Model_Reproduction_Run_Guide_Updated.docx
@@ -92,7 +92,7 @@
           <w:color w:val="0B2545"/>
           <w:sz w:val="20"/>
         </w:rPr>
-        <w:t>Operational guide v2 — use with the Master Execution Plan</w:t>
+        <w:t>Operational guide v3 — team protocol v1 included</w:t>
       </w:r>
     </w:p>
     <w:tbl>
@@ -1654,7 +1654,7 @@
                 <w:color w:val="0B2545"/>
                 <w:sz w:val="18"/>
               </w:rPr>
-              <w:t>Provisional templates first; rename/freeze only after the shared protocol is approved.</w:t>
+              <w:t>Team protocol v1 configurations: shared splits, seeds, optimizer, tuning budget, selection and threshold rules.</w:t>
             </w:r>
           </w:p>
         </w:tc>
@@ -2126,7 +2126,7 @@
                 <w:color w:val="0B2545"/>
                 <w:sz w:val="18"/>
               </w:rPr>
-              <w:t>Shared optimizer after team freeze; exceptions documented.</w:t>
+              <w:t>Adam (beta1 0.9, beta2 0.999, eps 1e-8); justified essential exceptions documented.</w:t>
             </w:r>
           </w:p>
         </w:tc>
@@ -2206,7 +2206,7 @@
                 <w:color w:val="0B2545"/>
                 <w:sz w:val="18"/>
               </w:rPr>
-              <w:t>One shared validation-only rule after freeze.</w:t>
+              <w:t>Validation Macro-F1 over 0.01–0.99; tie-break by fraud recall, then closeness to 0.5.</w:t>
             </w:r>
           </w:p>
         </w:tc>
@@ -2286,7 +2286,7 @@
                 <w:color w:val="0B2545"/>
                 <w:sz w:val="18"/>
               </w:rPr>
-              <w:t>Same three training seeds for all eligible pairs; separate split seed.</w:t>
+              <w:t>Split seed 2; training seeds 2, 42 and 72 for eligible final runs.</w:t>
             </w:r>
           </w:p>
         </w:tc>
@@ -2366,7 +2366,7 @@
                 <w:color w:val="0B2545"/>
                 <w:sz w:val="18"/>
               </w:rPr>
-              <w:t>Equal predeclared budget and validation selection metric.</w:t>
+              <w:t>Maximum 12 TR40 trials with train seed 2; select by validation AUPRC and freeze for lower ratios.</w:t>
             </w:r>
           </w:p>
         </w:tc>
@@ -3585,7 +3585,7 @@
                 <w:color w:val="0B2545"/>
                 <w:sz w:val="18"/>
               </w:rPr>
-              <w:t>split_seed</w:t>
+              <w:t>split_seed = 2</w:t>
             </w:r>
           </w:p>
         </w:tc>
@@ -3640,7 +3640,7 @@
                 <w:color w:val="0B2545"/>
                 <w:sz w:val="18"/>
               </w:rPr>
-              <w:t>train_seed</w:t>
+              <w:t>train_seed = 2, 42, 72</w:t>
             </w:r>
           </w:p>
         </w:tc>
@@ -3665,7 +3665,7 @@
                 <w:color w:val="0B2545"/>
                 <w:sz w:val="18"/>
               </w:rPr>
-              <w:t>Controls weight initialisation, dropout and sampling for one repeated run. The same three values must be used across eligible methods.</w:t>
+              <w:t>Controls weight initialisation, dropout and sampling. Run all three values for each final eligible unified comparison.</w:t>
             </w:r>
           </w:p>
         </w:tc>
@@ -3745,7 +3745,7 @@
         <w:rPr>
           <w:rFonts w:ascii="Calibri" w:hAnsi="Calibri"/>
         </w:rPr>
-        <w:t>Before unified runs, freeze: optimizer, three training seeds, tuning trials/ranges, maximum epochs, patience, validation selection metric and threshold rule.</w:t>
+        <w:t>Use Adam with beta1 0.9, beta2 0.999 and epsilon 1e-8. Tune learning rate and weight decay rather than forcing them to be identical.</w:t>
       </w:r>
     </w:p>
     <w:p>
@@ -3759,7 +3759,7 @@
         <w:rPr>
           <w:rFonts w:ascii="Calibri" w:hAnsi="Calibri"/>
         </w:rPr>
-        <w:t>Adam is only a provisional controlled candidate until the team/Venus confirms it.</w:t>
+        <w:t>For each eligible model–dataset pair, tune only on TR40 with train seed 2 and a maximum of 12 trials; use at most 100 epochs and validation-only early stopping with patience 20.</w:t>
       </w:r>
     </w:p>
     <w:p>
@@ -3773,7 +3773,35 @@
         <w:rPr>
           <w:rFonts w:ascii="Calibri" w:hAnsi="Calibri"/>
         </w:rPr>
-        <w:t>A threshold of 0.5 is not automatically fair across all models. Use the approved fixed or validation-selected rule and save the selected value.</w:t>
+        <w:t>Select the configuration and best checkpoint by validation AUPRC, then freeze it for TR30, TR20 and TR10 and run the final three training seeds.</w:t>
+      </w:r>
+    </w:p>
+    <w:p>
+      <w:pPr>
+        <w:numPr>
+          <w:ilvl w:val="0"/>
+          <w:numId w:val="10"/>
+        </w:numPr>
+      </w:pPr>
+      <w:r>
+        <w:rPr>
+          <w:rFonts w:ascii="Calibri" w:hAnsi="Calibri"/>
+        </w:rPr>
+        <w:t>For threshold-dependent metrics, search validation thresholds 0.01–0.99 in 0.01 steps and maximise Macro-F1; tie-break by fraud recall and then closeness to 0.5. Apply the chosen threshold unchanged to test.</w:t>
+      </w:r>
+    </w:p>
+    <w:p>
+      <w:pPr>
+        <w:numPr>
+          <w:ilvl w:val="0"/>
+          <w:numId w:val="10"/>
+        </w:numPr>
+      </w:pPr>
+      <w:r>
+        <w:rPr>
+          <w:rFonts w:ascii="Calibri" w:hAnsi="Calibri"/>
+        </w:rPr>
+        <w:t>The standard tuning ranges are learning rate 1e-4–1e-2 (log scale), weight decay {0, 1e-5, 1e-4, 1e-3}, dropout {0.0, 0.3, 0.5}, and hidden dimension {32, 64, 128} where exposed by the paper/code.</w:t>
       </w:r>
     </w:p>
     <w:p>
@@ -5914,7 +5942,7 @@
                 <w:color w:val="0B2545"/>
                 <w:sz w:val="18"/>
               </w:rPr>
-              <w:t>Kaggle T4 smoke test with hardware manifest, then faithful author-mode run; unified configs remain provisional until common settings freeze.</w:t>
+              <w:t>Kaggle T4 smoke test with hardware manifest, then faithful author-mode run; unified mode uses team protocol v1 after split/evaluator assets are committed.</w:t>
             </w:r>
           </w:p>
         </w:tc>
@@ -6457,6 +6485,563 @@
         <w:t>16. Team handoff and review</w:t>
       </w:r>
     </w:p>
+    <w:tbl>
+      <w:tblPr>
+        <w:tblW w:type="dxa" w:w="9360"/>
+        <w:jc w:val="left"/>
+        <w:tblLayout w:type="fixed"/>
+        <w:tblLook w:firstColumn="1" w:firstRow="1" w:lastColumn="0" w:lastRow="0" w:noHBand="0" w:noVBand="1" w:val="04A0"/>
+        <w:tblInd w:w="120" w:type="dxa"/>
+        <w:tblBorders>
+          <w:top w:val="single" w:sz="6" w:space="0" w:color="B7C3D0"/>
+          <w:left w:val="single" w:sz="6" w:space="0" w:color="B7C3D0"/>
+          <w:bottom w:val="single" w:sz="6" w:space="0" w:color="B7C3D0"/>
+          <w:right w:val="single" w:sz="6" w:space="0" w:color="B7C3D0"/>
+          <w:insideH w:val="single" w:sz="6" w:space="0" w:color="B7C3D0"/>
+          <w:insideV w:val="single" w:sz="6" w:space="0" w:color="B7C3D0"/>
+        </w:tblBorders>
+      </w:tblPr>
+      <w:tblGrid>
+        <w:gridCol w:w="1700"/>
+        <w:gridCol w:w="2800"/>
+        <w:gridCol w:w="2800"/>
+        <w:gridCol w:w="2060"/>
+      </w:tblGrid>
+      <w:tr>
+        <w:trPr>
+          <w:cantSplit/>
+          <w:tblHeader w:val="true"/>
+        </w:trPr>
+        <w:tc>
+          <w:tcPr>
+            <w:tcW w:type="dxa" w:w="1700"/>
+            <w:tcMar>
+              <w:top w:w="80" w:type="dxa"/>
+              <w:start w:w="120" w:type="dxa"/>
+              <w:bottom w:w="80" w:type="dxa"/>
+              <w:end w:w="120" w:type="dxa"/>
+            </w:tcMar>
+            <w:vAlign w:val="center"/>
+            <w:shd w:fill="E8EEF5"/>
+          </w:tcPr>
+          <w:p>
+            <w:pPr>
+              <w:pStyle w:val="TableText"/>
+            </w:pPr>
+            <w:r>
+              <w:rPr>
+                <w:rFonts w:ascii="Calibri" w:hAnsi="Calibri"/>
+                <w:b/>
+                <w:color w:val="0B2545"/>
+                <w:sz w:val="18"/>
+              </w:rPr>
+              <w:t>Member</w:t>
+            </w:r>
+          </w:p>
+        </w:tc>
+        <w:tc>
+          <w:tcPr>
+            <w:tcW w:type="dxa" w:w="2800"/>
+            <w:tcMar>
+              <w:top w:w="80" w:type="dxa"/>
+              <w:start w:w="120" w:type="dxa"/>
+              <w:bottom w:w="80" w:type="dxa"/>
+              <w:end w:w="120" w:type="dxa"/>
+            </w:tcMar>
+            <w:vAlign w:val="center"/>
+            <w:shd w:fill="E8EEF5"/>
+          </w:tcPr>
+          <w:p>
+            <w:pPr>
+              <w:pStyle w:val="TableText"/>
+            </w:pPr>
+            <w:r>
+              <w:rPr>
+                <w:rFonts w:ascii="Calibri" w:hAnsi="Calibri"/>
+                <w:b/>
+                <w:color w:val="0B2545"/>
+                <w:sz w:val="18"/>
+              </w:rPr>
+              <w:t>Primary model 1</w:t>
+            </w:r>
+          </w:p>
+        </w:tc>
+        <w:tc>
+          <w:tcPr>
+            <w:tcW w:type="dxa" w:w="2800"/>
+            <w:tcMar>
+              <w:top w:w="80" w:type="dxa"/>
+              <w:start w:w="120" w:type="dxa"/>
+              <w:bottom w:w="80" w:type="dxa"/>
+              <w:end w:w="120" w:type="dxa"/>
+            </w:tcMar>
+            <w:vAlign w:val="center"/>
+            <w:shd w:fill="E8EEF5"/>
+          </w:tcPr>
+          <w:p>
+            <w:pPr>
+              <w:pStyle w:val="TableText"/>
+            </w:pPr>
+            <w:r>
+              <w:rPr>
+                <w:rFonts w:ascii="Calibri" w:hAnsi="Calibri"/>
+                <w:b/>
+                <w:color w:val="0B2545"/>
+                <w:sz w:val="18"/>
+              </w:rPr>
+              <w:t>Primary model 2</w:t>
+            </w:r>
+          </w:p>
+        </w:tc>
+        <w:tc>
+          <w:tcPr>
+            <w:tcW w:type="dxa" w:w="2060"/>
+            <w:tcMar>
+              <w:top w:w="80" w:type="dxa"/>
+              <w:start w:w="120" w:type="dxa"/>
+              <w:bottom w:w="80" w:type="dxa"/>
+              <w:end w:w="120" w:type="dxa"/>
+            </w:tcMar>
+            <w:vAlign w:val="center"/>
+            <w:shd w:fill="E8EEF5"/>
+          </w:tcPr>
+          <w:p>
+            <w:pPr>
+              <w:pStyle w:val="TableText"/>
+            </w:pPr>
+            <w:r>
+              <w:rPr>
+                <w:rFonts w:ascii="Calibri" w:hAnsi="Calibri"/>
+                <w:b/>
+                <w:color w:val="0B2545"/>
+                <w:sz w:val="18"/>
+              </w:rPr>
+              <w:t>Review requirement</w:t>
+            </w:r>
+          </w:p>
+        </w:tc>
+      </w:tr>
+      <w:tr>
+        <w:trPr>
+          <w:cantSplit/>
+        </w:trPr>
+        <w:tc>
+          <w:tcPr>
+            <w:tcW w:type="dxa" w:w="1700"/>
+            <w:tcMar>
+              <w:top w:w="80" w:type="dxa"/>
+              <w:start w:w="120" w:type="dxa"/>
+              <w:bottom w:w="80" w:type="dxa"/>
+              <w:end w:w="120" w:type="dxa"/>
+            </w:tcMar>
+            <w:vAlign w:val="top"/>
+          </w:tcPr>
+          <w:p>
+            <w:pPr>
+              <w:pStyle w:val="TableText"/>
+            </w:pPr>
+            <w:r>
+              <w:rPr>
+                <w:rFonts w:ascii="Calibri" w:hAnsi="Calibri"/>
+                <w:color w:val="0B2545"/>
+                <w:sz w:val="18"/>
+              </w:rPr>
+              <w:t>Maruf</w:t>
+            </w:r>
+          </w:p>
+        </w:tc>
+        <w:tc>
+          <w:tcPr>
+            <w:tcW w:type="dxa" w:w="2800"/>
+            <w:tcMar>
+              <w:top w:w="80" w:type="dxa"/>
+              <w:start w:w="120" w:type="dxa"/>
+              <w:bottom w:w="80" w:type="dxa"/>
+              <w:end w:w="120" w:type="dxa"/>
+            </w:tcMar>
+            <w:vAlign w:val="top"/>
+          </w:tcPr>
+          <w:p>
+            <w:pPr>
+              <w:pStyle w:val="TableText"/>
+            </w:pPr>
+            <w:r>
+              <w:rPr>
+                <w:rFonts w:ascii="Calibri" w:hAnsi="Calibri"/>
+                <w:color w:val="0B2545"/>
+                <w:sz w:val="18"/>
+              </w:rPr>
+              <w:t>PC-GNN</w:t>
+            </w:r>
+          </w:p>
+        </w:tc>
+        <w:tc>
+          <w:tcPr>
+            <w:tcW w:type="dxa" w:w="2800"/>
+            <w:tcMar>
+              <w:top w:w="80" w:type="dxa"/>
+              <w:start w:w="120" w:type="dxa"/>
+              <w:bottom w:w="80" w:type="dxa"/>
+              <w:end w:w="120" w:type="dxa"/>
+            </w:tcMar>
+            <w:vAlign w:val="top"/>
+          </w:tcPr>
+          <w:p>
+            <w:pPr>
+              <w:pStyle w:val="TableText"/>
+            </w:pPr>
+            <w:r>
+              <w:rPr>
+                <w:rFonts w:ascii="Calibri" w:hAnsi="Calibri"/>
+                <w:color w:val="0B2545"/>
+                <w:sz w:val="18"/>
+              </w:rPr>
+              <w:t>DGA-GNN</w:t>
+            </w:r>
+          </w:p>
+        </w:tc>
+        <w:tc>
+          <w:tcPr>
+            <w:tcW w:type="dxa" w:w="2060"/>
+            <w:tcMar>
+              <w:top w:w="80" w:type="dxa"/>
+              <w:start w:w="120" w:type="dxa"/>
+              <w:bottom w:w="80" w:type="dxa"/>
+              <w:end w:w="120" w:type="dxa"/>
+            </w:tcMar>
+            <w:vAlign w:val="top"/>
+          </w:tcPr>
+          <w:p>
+            <w:pPr>
+              <w:pStyle w:val="TableText"/>
+            </w:pPr>
+            <w:r>
+              <w:rPr>
+                <w:rFonts w:ascii="Calibri" w:hAnsi="Calibri"/>
+                <w:color w:val="0B2545"/>
+                <w:sz w:val="18"/>
+              </w:rPr>
+              <w:t>Independent reviewer required</w:t>
+            </w:r>
+          </w:p>
+        </w:tc>
+      </w:tr>
+      <w:tr>
+        <w:trPr>
+          <w:cantSplit/>
+        </w:trPr>
+        <w:tc>
+          <w:tcPr>
+            <w:tcW w:type="dxa" w:w="1700"/>
+            <w:tcMar>
+              <w:top w:w="80" w:type="dxa"/>
+              <w:start w:w="120" w:type="dxa"/>
+              <w:bottom w:w="80" w:type="dxa"/>
+              <w:end w:w="120" w:type="dxa"/>
+            </w:tcMar>
+            <w:vAlign w:val="top"/>
+          </w:tcPr>
+          <w:p>
+            <w:pPr>
+              <w:pStyle w:val="TableText"/>
+            </w:pPr>
+            <w:r>
+              <w:rPr>
+                <w:rFonts w:ascii="Calibri" w:hAnsi="Calibri"/>
+                <w:color w:val="0B2545"/>
+                <w:sz w:val="18"/>
+              </w:rPr>
+              <w:t>Pathik</w:t>
+            </w:r>
+          </w:p>
+        </w:tc>
+        <w:tc>
+          <w:tcPr>
+            <w:tcW w:type="dxa" w:w="2800"/>
+            <w:tcMar>
+              <w:top w:w="80" w:type="dxa"/>
+              <w:start w:w="120" w:type="dxa"/>
+              <w:bottom w:w="80" w:type="dxa"/>
+              <w:end w:w="120" w:type="dxa"/>
+            </w:tcMar>
+            <w:vAlign w:val="top"/>
+          </w:tcPr>
+          <w:p>
+            <w:pPr>
+              <w:pStyle w:val="TableText"/>
+            </w:pPr>
+            <w:r>
+              <w:rPr>
+                <w:rFonts w:ascii="Calibri" w:hAnsi="Calibri"/>
+                <w:color w:val="0B2545"/>
+                <w:sz w:val="18"/>
+              </w:rPr>
+              <w:t>BWGNN</w:t>
+            </w:r>
+          </w:p>
+        </w:tc>
+        <w:tc>
+          <w:tcPr>
+            <w:tcW w:type="dxa" w:w="2800"/>
+            <w:tcMar>
+              <w:top w:w="80" w:type="dxa"/>
+              <w:start w:w="120" w:type="dxa"/>
+              <w:bottom w:w="80" w:type="dxa"/>
+              <w:end w:w="120" w:type="dxa"/>
+            </w:tcMar>
+            <w:vAlign w:val="top"/>
+          </w:tcPr>
+          <w:p>
+            <w:pPr>
+              <w:pStyle w:val="TableText"/>
+            </w:pPr>
+            <w:r>
+              <w:rPr>
+                <w:rFonts w:ascii="Calibri" w:hAnsi="Calibri"/>
+                <w:color w:val="0B2545"/>
+                <w:sz w:val="18"/>
+              </w:rPr>
+              <w:t>PMP</w:t>
+            </w:r>
+          </w:p>
+        </w:tc>
+        <w:tc>
+          <w:tcPr>
+            <w:tcW w:type="dxa" w:w="2060"/>
+            <w:tcMar>
+              <w:top w:w="80" w:type="dxa"/>
+              <w:start w:w="120" w:type="dxa"/>
+              <w:bottom w:w="80" w:type="dxa"/>
+              <w:end w:w="120" w:type="dxa"/>
+            </w:tcMar>
+            <w:vAlign w:val="top"/>
+          </w:tcPr>
+          <w:p>
+            <w:pPr>
+              <w:pStyle w:val="TableText"/>
+            </w:pPr>
+            <w:r>
+              <w:rPr>
+                <w:rFonts w:ascii="Calibri" w:hAnsi="Calibri"/>
+                <w:color w:val="0B2545"/>
+                <w:sz w:val="18"/>
+              </w:rPr>
+              <w:t>Independent reviewer required</w:t>
+            </w:r>
+          </w:p>
+        </w:tc>
+      </w:tr>
+      <w:tr>
+        <w:trPr>
+          <w:cantSplit/>
+        </w:trPr>
+        <w:tc>
+          <w:tcPr>
+            <w:tcW w:type="dxa" w:w="1700"/>
+            <w:tcMar>
+              <w:top w:w="80" w:type="dxa"/>
+              <w:start w:w="120" w:type="dxa"/>
+              <w:bottom w:w="80" w:type="dxa"/>
+              <w:end w:w="120" w:type="dxa"/>
+            </w:tcMar>
+            <w:vAlign w:val="top"/>
+          </w:tcPr>
+          <w:p>
+            <w:pPr>
+              <w:pStyle w:val="TableText"/>
+            </w:pPr>
+            <w:r>
+              <w:rPr>
+                <w:rFonts w:ascii="Calibri" w:hAnsi="Calibri"/>
+                <w:color w:val="0B2545"/>
+                <w:sz w:val="18"/>
+              </w:rPr>
+              <w:t>Akib</w:t>
+            </w:r>
+          </w:p>
+        </w:tc>
+        <w:tc>
+          <w:tcPr>
+            <w:tcW w:type="dxa" w:w="2800"/>
+            <w:tcMar>
+              <w:top w:w="80" w:type="dxa"/>
+              <w:start w:w="120" w:type="dxa"/>
+              <w:bottom w:w="80" w:type="dxa"/>
+              <w:end w:w="120" w:type="dxa"/>
+            </w:tcMar>
+            <w:vAlign w:val="top"/>
+          </w:tcPr>
+          <w:p>
+            <w:pPr>
+              <w:pStyle w:val="TableText"/>
+            </w:pPr>
+            <w:r>
+              <w:rPr>
+                <w:rFonts w:ascii="Calibri" w:hAnsi="Calibri"/>
+                <w:color w:val="0B2545"/>
+                <w:sz w:val="18"/>
+              </w:rPr>
+              <w:t>CARE-GNN</w:t>
+            </w:r>
+          </w:p>
+        </w:tc>
+        <w:tc>
+          <w:tcPr>
+            <w:tcW w:type="dxa" w:w="2800"/>
+            <w:tcMar>
+              <w:top w:w="80" w:type="dxa"/>
+              <w:start w:w="120" w:type="dxa"/>
+              <w:bottom w:w="80" w:type="dxa"/>
+              <w:end w:w="120" w:type="dxa"/>
+            </w:tcMar>
+            <w:vAlign w:val="top"/>
+          </w:tcPr>
+          <w:p>
+            <w:pPr>
+              <w:pStyle w:val="TableText"/>
+            </w:pPr>
+            <w:r>
+              <w:rPr>
+                <w:rFonts w:ascii="Calibri" w:hAnsi="Calibri"/>
+                <w:color w:val="0B2545"/>
+                <w:sz w:val="18"/>
+              </w:rPr>
+              <w:t>GHRN</w:t>
+            </w:r>
+          </w:p>
+        </w:tc>
+        <w:tc>
+          <w:tcPr>
+            <w:tcW w:type="dxa" w:w="2060"/>
+            <w:tcMar>
+              <w:top w:w="80" w:type="dxa"/>
+              <w:start w:w="120" w:type="dxa"/>
+              <w:bottom w:w="80" w:type="dxa"/>
+              <w:end w:w="120" w:type="dxa"/>
+            </w:tcMar>
+            <w:vAlign w:val="top"/>
+          </w:tcPr>
+          <w:p>
+            <w:pPr>
+              <w:pStyle w:val="TableText"/>
+            </w:pPr>
+            <w:r>
+              <w:rPr>
+                <w:rFonts w:ascii="Calibri" w:hAnsi="Calibri"/>
+                <w:color w:val="0B2545"/>
+                <w:sz w:val="18"/>
+              </w:rPr>
+              <w:t>Independent reviewer required</w:t>
+            </w:r>
+          </w:p>
+        </w:tc>
+      </w:tr>
+      <w:tr>
+        <w:trPr>
+          <w:cantSplit/>
+        </w:trPr>
+        <w:tc>
+          <w:tcPr>
+            <w:tcW w:type="dxa" w:w="1700"/>
+            <w:tcMar>
+              <w:top w:w="80" w:type="dxa"/>
+              <w:start w:w="120" w:type="dxa"/>
+              <w:bottom w:w="80" w:type="dxa"/>
+              <w:end w:w="120" w:type="dxa"/>
+            </w:tcMar>
+            <w:vAlign w:val="top"/>
+          </w:tcPr>
+          <w:p>
+            <w:pPr>
+              <w:pStyle w:val="TableText"/>
+            </w:pPr>
+            <w:r>
+              <w:rPr>
+                <w:rFonts w:ascii="Calibri" w:hAnsi="Calibri"/>
+                <w:color w:val="0B2545"/>
+                <w:sz w:val="18"/>
+              </w:rPr>
+              <w:t>Ishraq</w:t>
+            </w:r>
+          </w:p>
+        </w:tc>
+        <w:tc>
+          <w:tcPr>
+            <w:tcW w:type="dxa" w:w="2800"/>
+            <w:tcMar>
+              <w:top w:w="80" w:type="dxa"/>
+              <w:start w:w="120" w:type="dxa"/>
+              <w:bottom w:w="80" w:type="dxa"/>
+              <w:end w:w="120" w:type="dxa"/>
+            </w:tcMar>
+            <w:vAlign w:val="top"/>
+          </w:tcPr>
+          <w:p>
+            <w:pPr>
+              <w:pStyle w:val="TableText"/>
+            </w:pPr>
+            <w:r>
+              <w:rPr>
+                <w:rFonts w:ascii="Calibri" w:hAnsi="Calibri"/>
+                <w:color w:val="0B2545"/>
+                <w:sz w:val="18"/>
+              </w:rPr>
+              <w:t>FRAUDRE</w:t>
+            </w:r>
+          </w:p>
+        </w:tc>
+        <w:tc>
+          <w:tcPr>
+            <w:tcW w:type="dxa" w:w="2800"/>
+            <w:tcMar>
+              <w:top w:w="80" w:type="dxa"/>
+              <w:start w:w="120" w:type="dxa"/>
+              <w:bottom w:w="80" w:type="dxa"/>
+              <w:end w:w="120" w:type="dxa"/>
+            </w:tcMar>
+            <w:vAlign w:val="top"/>
+          </w:tcPr>
+          <w:p>
+            <w:pPr>
+              <w:pStyle w:val="TableText"/>
+            </w:pPr>
+            <w:r>
+              <w:rPr>
+                <w:rFonts w:ascii="Calibri" w:hAnsi="Calibri"/>
+                <w:color w:val="0B2545"/>
+                <w:sz w:val="18"/>
+              </w:rPr>
+              <w:t>SplitGNN</w:t>
+            </w:r>
+          </w:p>
+        </w:tc>
+        <w:tc>
+          <w:tcPr>
+            <w:tcW w:type="dxa" w:w="2060"/>
+            <w:tcMar>
+              <w:top w:w="80" w:type="dxa"/>
+              <w:start w:w="120" w:type="dxa"/>
+              <w:bottom w:w="80" w:type="dxa"/>
+              <w:end w:w="120" w:type="dxa"/>
+            </w:tcMar>
+            <w:vAlign w:val="top"/>
+          </w:tcPr>
+          <w:p>
+            <w:pPr>
+              <w:pStyle w:val="TableText"/>
+            </w:pPr>
+            <w:r>
+              <w:rPr>
+                <w:rFonts w:ascii="Calibri" w:hAnsi="Calibri"/>
+                <w:color w:val="0B2545"/>
+                <w:sz w:val="18"/>
+              </w:rPr>
+              <w:t>Independent reviewer required</w:t>
+            </w:r>
+          </w:p>
+        </w:tc>
+      </w:tr>
+    </w:tbl>
     <w:p>
       <w:pPr>
         <w:numPr>
@@ -6468,7 +7053,21 @@
         <w:rPr>
           <w:rFonts w:ascii="Calibri" w:hAnsi="Calibri"/>
         </w:rPr>
-        <w:t>After ownership is agreed, each member takes two primary models and reviews at least one model owned by another member.</w:t>
+        <w:t>The allocation above is the team protocol recommendation; Venus required eight models and shared work but did not personally assign these pairs.</w:t>
+      </w:r>
+    </w:p>
+    <w:p>
+      <w:pPr>
+        <w:numPr>
+          <w:ilvl w:val="0"/>
+          <w:numId w:val="10"/>
+        </w:numPr>
+      </w:pPr>
+      <w:r>
+        <w:rPr>
+          <w:rFonts w:ascii="Calibri" w:hAnsi="Calibri"/>
+        </w:rPr>
+        <w:t>Each member reviews at least one model owned by another member; record reviewer names before merging evidence.</w:t>
       </w:r>
     </w:p>
     <w:p>
@@ -6496,7 +7095,7 @@
         <w:rPr>
           <w:rFonts w:ascii="Calibri" w:hAnsi="Calibri"/>
         </w:rPr>
-        <w:t>The reviewer checks source identity, environment, split checksum, test isolation, epoch-time CSV, metric file and reproduction label.</w:t>
+        <w:t>The reviewer checks source identity, environment, split checksum, test isolation, epoch-time CSV, metrics and reproduction label.</w:t>
       </w:r>
     </w:p>
     <w:p>
@@ -6510,21 +7109,7 @@
         <w:rPr>
           <w:rFonts w:ascii="Calibri" w:hAnsi="Calibri"/>
         </w:rPr>
-        <w:t>Merge failures too when they are well documented; feasibility evidence prevents the next person repeating the same dead end.</w:t>
-      </w:r>
-    </w:p>
-    <w:p>
-      <w:pPr>
-        <w:numPr>
-          <w:ilvl w:val="0"/>
-          <w:numId w:val="10"/>
-        </w:numPr>
-      </w:pPr>
-      <w:r>
-        <w:rPr>
-          <w:rFonts w:ascii="Calibri" w:hAnsi="Calibri"/>
-        </w:rPr>
-        <w:t>No result enters the common comparison table until it passes the dataset, compatibility, environment, timing and review gates.</w:t>
+        <w:t>Merge well-documented failures so work is not repeated. A result enters the common comparison table only after passing the dataset, compatibility, environment, timing and review gates.</w:t>
       </w:r>
     </w:p>
     <w:sectPr>
